--- a/docs/NexusCRM_Documentation.docx
+++ b/docs/NexusCRM_Documentation.docx
@@ -4,15 +4,11 @@
   <w:body>
     <w:p>
       <w:pPr>
-        <w:spacing w:before="0" w:after="0" w:line="240" w:lineRule="auto"/>
-        <w:ind w:firstLine="0"/>
         <w:jc w:val="center"/>
       </w:pPr>
       <w:r>
         <w:rPr>
-          <w:rFonts w:ascii="Times New Roman" w:hAnsi="Times New Roman" w:cs="Times New Roman" w:eastAsia="Times New Roman"/>
-          <w:b w:val="0"/>
-          <w:i w:val="0"/>
+          <w:b/>
           <w:sz w:val="24"/>
         </w:rPr>
         <w:t>ТОО «Колледж Хекслет»</w:t>
@@ -20,420 +16,70 @@
     </w:p>
     <w:p>
       <w:pPr>
-        <w:spacing w:before="0" w:after="0" w:line="240" w:lineRule="auto"/>
+        <w:jc w:val="center"/>
       </w:pPr>
       <w:r>
-        <w:rPr>
-          <w:rFonts w:ascii="Times New Roman" w:hAnsi="Times New Roman" w:cs="Times New Roman" w:eastAsia="Times New Roman"/>
-          <w:b w:val="0"/>
-          <w:i w:val="0"/>
-          <w:sz w:val="24"/>
-        </w:rPr>
+        <w:t>Направление подготовки: Информационные системы</w:t>
       </w:r>
     </w:p>
+    <w:p/>
+    <w:p/>
     <w:p>
       <w:pPr>
-        <w:spacing w:before="0" w:after="0" w:line="240" w:lineRule="auto"/>
-        <w:ind w:firstLine="0"/>
         <w:jc w:val="center"/>
       </w:pPr>
       <w:r>
         <w:rPr>
-          <w:rFonts w:ascii="Times New Roman" w:hAnsi="Times New Roman" w:cs="Times New Roman" w:eastAsia="Times New Roman"/>
-          <w:b w:val="0"/>
-          <w:i w:val="0"/>
-          <w:sz w:val="24"/>
-        </w:rPr>
-        <w:t>Направление подготовки: Информационные системы</w:t>
-      </w:r>
-    </w:p>
-    <w:p>
-      <w:pPr>
-        <w:spacing w:before="0" w:after="0" w:line="240" w:lineRule="auto"/>
-      </w:pPr>
-      <w:r>
-        <w:rPr>
-          <w:rFonts w:ascii="Times New Roman" w:hAnsi="Times New Roman" w:cs="Times New Roman" w:eastAsia="Times New Roman"/>
-          <w:b w:val="0"/>
-          <w:i w:val="0"/>
-          <w:sz w:val="24"/>
-        </w:rPr>
-      </w:r>
-    </w:p>
-    <w:p>
-      <w:pPr>
-        <w:spacing w:before="0" w:after="0" w:line="240" w:lineRule="auto"/>
-      </w:pPr>
-      <w:r>
-        <w:rPr>
-          <w:rFonts w:ascii="Times New Roman" w:hAnsi="Times New Roman" w:cs="Times New Roman" w:eastAsia="Times New Roman"/>
-          <w:b w:val="0"/>
-          <w:i w:val="0"/>
-          <w:sz w:val="24"/>
-        </w:rPr>
-      </w:r>
-    </w:p>
-    <w:p>
-      <w:pPr>
-        <w:spacing w:before="0" w:after="0" w:line="240" w:lineRule="auto"/>
-      </w:pPr>
-      <w:r>
-        <w:rPr>
-          <w:rFonts w:ascii="Times New Roman" w:hAnsi="Times New Roman" w:cs="Times New Roman" w:eastAsia="Times New Roman"/>
-          <w:b w:val="0"/>
-          <w:i w:val="0"/>
-          <w:sz w:val="24"/>
-        </w:rPr>
-      </w:r>
-    </w:p>
-    <w:p>
-      <w:pPr>
-        <w:spacing w:before="0" w:after="0" w:line="240" w:lineRule="auto"/>
-      </w:pPr>
-      <w:r>
-        <w:rPr>
-          <w:rFonts w:ascii="Times New Roman" w:hAnsi="Times New Roman" w:cs="Times New Roman" w:eastAsia="Times New Roman"/>
-          <w:b w:val="0"/>
-          <w:i w:val="0"/>
-          <w:sz w:val="24"/>
-        </w:rPr>
-      </w:r>
-    </w:p>
-    <w:p>
-      <w:pPr>
-        <w:spacing w:before="0" w:after="0" w:line="240" w:lineRule="auto"/>
-        <w:ind w:firstLine="0"/>
-        <w:jc w:val="center"/>
-      </w:pPr>
-      <w:r>
-        <w:rPr>
-          <w:rFonts w:ascii="Times New Roman" w:hAnsi="Times New Roman" w:cs="Times New Roman" w:eastAsia="Times New Roman"/>
           <w:b/>
-          <w:i w:val="0"/>
           <w:sz w:val="28"/>
         </w:rPr>
         <w:t>ПРОЕКТНАЯ РАБОТА</w:t>
       </w:r>
     </w:p>
+    <w:p/>
     <w:p>
       <w:pPr>
-        <w:spacing w:before="0" w:after="0" w:line="240" w:lineRule="auto"/>
-      </w:pPr>
-      <w:r>
-        <w:rPr>
-          <w:rFonts w:ascii="Times New Roman" w:hAnsi="Times New Roman" w:cs="Times New Roman" w:eastAsia="Times New Roman"/>
-          <w:b w:val="0"/>
-          <w:i w:val="0"/>
-          <w:sz w:val="24"/>
-        </w:rPr>
-      </w:r>
-    </w:p>
-    <w:p>
-      <w:pPr>
-        <w:spacing w:before="0" w:after="0" w:line="240" w:lineRule="auto"/>
-      </w:pPr>
-      <w:r>
-        <w:rPr>
-          <w:rFonts w:ascii="Times New Roman" w:hAnsi="Times New Roman" w:cs="Times New Roman" w:eastAsia="Times New Roman"/>
-          <w:b w:val="0"/>
-          <w:i w:val="0"/>
-          <w:sz w:val="24"/>
-        </w:rPr>
-      </w:r>
-    </w:p>
-    <w:p>
-      <w:pPr>
-        <w:spacing w:before="0" w:after="0" w:line="240" w:lineRule="auto"/>
-        <w:ind w:firstLine="0"/>
         <w:jc w:val="center"/>
       </w:pPr>
       <w:r>
-        <w:rPr>
-          <w:rFonts w:ascii="Times New Roman" w:hAnsi="Times New Roman" w:cs="Times New Roman" w:eastAsia="Times New Roman"/>
-          <w:b w:val="0"/>
-          <w:i w:val="0"/>
-          <w:sz w:val="24"/>
-        </w:rPr>
-        <w:t>Тема: «Разработка веб-приложения NexusCRM</w:t>
-        <w:br/>
-        <w:t>для управления базой клиентов малого бизнеса»</w:t>
+        <w:t>Тема: «Разработка веб-приложения NexusCRM для управления базой клиентов малого бизнеса»</w:t>
       </w:r>
     </w:p>
+    <w:p/>
+    <w:p/>
+    <w:p/>
     <w:p>
       <w:pPr>
-        <w:spacing w:before="0" w:after="0" w:line="240" w:lineRule="auto"/>
-      </w:pPr>
-      <w:r>
-        <w:rPr>
-          <w:rFonts w:ascii="Times New Roman" w:hAnsi="Times New Roman" w:cs="Times New Roman" w:eastAsia="Times New Roman"/>
-          <w:b w:val="0"/>
-          <w:i w:val="0"/>
-          <w:sz w:val="24"/>
-        </w:rPr>
-      </w:r>
-    </w:p>
-    <w:p>
-      <w:pPr>
-        <w:spacing w:before="0" w:after="0" w:line="240" w:lineRule="auto"/>
-      </w:pPr>
-      <w:r>
-        <w:rPr>
-          <w:rFonts w:ascii="Times New Roman" w:hAnsi="Times New Roman" w:cs="Times New Roman" w:eastAsia="Times New Roman"/>
-          <w:b w:val="0"/>
-          <w:i w:val="0"/>
-          <w:sz w:val="24"/>
-        </w:rPr>
-      </w:r>
-    </w:p>
-    <w:p>
-      <w:pPr>
-        <w:spacing w:before="0" w:after="0" w:line="240" w:lineRule="auto"/>
-      </w:pPr>
-      <w:r>
-        <w:rPr>
-          <w:rFonts w:ascii="Times New Roman" w:hAnsi="Times New Roman" w:cs="Times New Roman" w:eastAsia="Times New Roman"/>
-          <w:b w:val="0"/>
-          <w:i w:val="0"/>
-          <w:sz w:val="24"/>
-        </w:rPr>
-      </w:r>
-    </w:p>
-    <w:p>
-      <w:pPr>
-        <w:spacing w:before="0" w:after="0" w:line="240" w:lineRule="auto"/>
-      </w:pPr>
-      <w:r>
-        <w:rPr>
-          <w:rFonts w:ascii="Times New Roman" w:hAnsi="Times New Roman" w:cs="Times New Roman" w:eastAsia="Times New Roman"/>
-          <w:b w:val="0"/>
-          <w:i w:val="0"/>
-          <w:sz w:val="24"/>
-        </w:rPr>
-      </w:r>
-    </w:p>
-    <w:p>
-      <w:pPr>
-        <w:spacing w:before="0" w:after="0" w:line="240" w:lineRule="auto"/>
-      </w:pPr>
-      <w:r>
-        <w:rPr>
-          <w:rFonts w:ascii="Times New Roman" w:hAnsi="Times New Roman" w:cs="Times New Roman" w:eastAsia="Times New Roman"/>
-          <w:b w:val="0"/>
-          <w:i w:val="0"/>
-          <w:sz w:val="24"/>
-        </w:rPr>
-      </w:r>
-    </w:p>
-    <w:p>
-      <w:pPr>
-        <w:spacing w:before="0" w:after="0" w:line="240" w:lineRule="auto"/>
-      </w:pPr>
-      <w:r>
-        <w:rPr>
-          <w:rFonts w:ascii="Times New Roman" w:hAnsi="Times New Roman" w:cs="Times New Roman" w:eastAsia="Times New Roman"/>
-          <w:b w:val="0"/>
-          <w:i w:val="0"/>
-          <w:sz w:val="24"/>
-        </w:rPr>
-      </w:r>
-    </w:p>
-    <w:p>
-      <w:pPr>
-        <w:spacing w:before="0" w:after="0" w:line="240" w:lineRule="auto"/>
-        <w:ind w:firstLine="0"/>
         <w:jc w:val="right"/>
       </w:pPr>
       <w:r>
-        <w:rPr>
-          <w:rFonts w:ascii="Times New Roman" w:hAnsi="Times New Roman" w:cs="Times New Roman" w:eastAsia="Times New Roman"/>
-          <w:b w:val="0"/>
-          <w:i w:val="0"/>
-          <w:sz w:val="24"/>
-        </w:rPr>
         <w:t>Выполнил: студент 2 курса,</w:t>
+        <w:br/>
+        <w:t>группа 13 ТИС</w:t>
+        <w:br/>
+        <w:t>Шафиев Артём</w:t>
       </w:r>
     </w:p>
+    <w:p/>
+    <w:p/>
     <w:p>
       <w:pPr>
-        <w:spacing w:before="0" w:after="0" w:line="240" w:lineRule="auto"/>
-        <w:ind w:firstLine="0"/>
         <w:jc w:val="right"/>
       </w:pPr>
       <w:r>
-        <w:rPr>
-          <w:rFonts w:ascii="Times New Roman" w:hAnsi="Times New Roman" w:cs="Times New Roman" w:eastAsia="Times New Roman"/>
-          <w:b w:val="0"/>
-          <w:i w:val="0"/>
-          <w:sz w:val="24"/>
-        </w:rPr>
-        <w:t>группа 13 ТИС</w:t>
-      </w:r>
-    </w:p>
-    <w:p>
-      <w:pPr>
-        <w:spacing w:before="0" w:after="0" w:line="240" w:lineRule="auto"/>
-        <w:ind w:firstLine="0"/>
-        <w:jc w:val="right"/>
-      </w:pPr>
-      <w:r>
-        <w:rPr>
-          <w:rFonts w:ascii="Times New Roman" w:hAnsi="Times New Roman" w:cs="Times New Roman" w:eastAsia="Times New Roman"/>
-          <w:b w:val="0"/>
-          <w:i w:val="0"/>
-          <w:sz w:val="24"/>
-        </w:rPr>
-        <w:t>Шафиев Артём</w:t>
-      </w:r>
-    </w:p>
-    <w:p>
-      <w:pPr>
-        <w:spacing w:before="0" w:after="0" w:line="240" w:lineRule="auto"/>
-      </w:pPr>
-      <w:r>
-        <w:rPr>
-          <w:rFonts w:ascii="Times New Roman" w:hAnsi="Times New Roman" w:cs="Times New Roman" w:eastAsia="Times New Roman"/>
-          <w:b w:val="0"/>
-          <w:i w:val="0"/>
-          <w:sz w:val="24"/>
-        </w:rPr>
-      </w:r>
-    </w:p>
-    <w:p>
-      <w:pPr>
-        <w:spacing w:before="0" w:after="0" w:line="240" w:lineRule="auto"/>
-        <w:ind w:firstLine="0"/>
-        <w:jc w:val="right"/>
-      </w:pPr>
-      <w:r>
-        <w:rPr>
-          <w:rFonts w:ascii="Times New Roman" w:hAnsi="Times New Roman" w:cs="Times New Roman" w:eastAsia="Times New Roman"/>
-          <w:b w:val="0"/>
-          <w:i w:val="0"/>
-          <w:sz w:val="24"/>
-        </w:rPr>
         <w:t>Руководитель:</w:t>
-      </w:r>
-    </w:p>
-    <w:p>
-      <w:pPr>
-        <w:spacing w:before="0" w:after="0" w:line="240" w:lineRule="auto"/>
-        <w:ind w:firstLine="0"/>
-        <w:jc w:val="right"/>
-      </w:pPr>
-      <w:r>
-        <w:rPr>
-          <w:rFonts w:ascii="Times New Roman" w:hAnsi="Times New Roman" w:cs="Times New Roman" w:eastAsia="Times New Roman"/>
-          <w:b w:val="0"/>
-          <w:i w:val="0"/>
-          <w:sz w:val="24"/>
-        </w:rPr>
+        <w:br/>
         <w:t>преподаватель Колледжа Хекслет</w:t>
       </w:r>
     </w:p>
+    <w:p/>
+    <w:p/>
+    <w:p/>
     <w:p>
       <w:pPr>
-        <w:spacing w:before="0" w:after="0" w:line="240" w:lineRule="auto"/>
-      </w:pPr>
-      <w:r>
-        <w:rPr>
-          <w:rFonts w:ascii="Times New Roman" w:hAnsi="Times New Roman" w:cs="Times New Roman" w:eastAsia="Times New Roman"/>
-          <w:b w:val="0"/>
-          <w:i w:val="0"/>
-          <w:sz w:val="24"/>
-        </w:rPr>
-      </w:r>
-    </w:p>
-    <w:p>
-      <w:pPr>
-        <w:spacing w:before="0" w:after="0" w:line="240" w:lineRule="auto"/>
-      </w:pPr>
-      <w:r>
-        <w:rPr>
-          <w:rFonts w:ascii="Times New Roman" w:hAnsi="Times New Roman" w:cs="Times New Roman" w:eastAsia="Times New Roman"/>
-          <w:b w:val="0"/>
-          <w:i w:val="0"/>
-          <w:sz w:val="24"/>
-        </w:rPr>
-      </w:r>
-    </w:p>
-    <w:p>
-      <w:pPr>
-        <w:spacing w:before="0" w:after="0" w:line="240" w:lineRule="auto"/>
-      </w:pPr>
-      <w:r>
-        <w:rPr>
-          <w:rFonts w:ascii="Times New Roman" w:hAnsi="Times New Roman" w:cs="Times New Roman" w:eastAsia="Times New Roman"/>
-          <w:b w:val="0"/>
-          <w:i w:val="0"/>
-          <w:sz w:val="24"/>
-        </w:rPr>
-      </w:r>
-    </w:p>
-    <w:p>
-      <w:pPr>
-        <w:spacing w:before="0" w:after="0" w:line="240" w:lineRule="auto"/>
-      </w:pPr>
-      <w:r>
-        <w:rPr>
-          <w:rFonts w:ascii="Times New Roman" w:hAnsi="Times New Roman" w:cs="Times New Roman" w:eastAsia="Times New Roman"/>
-          <w:b w:val="0"/>
-          <w:i w:val="0"/>
-          <w:sz w:val="24"/>
-        </w:rPr>
-      </w:r>
-    </w:p>
-    <w:p>
-      <w:pPr>
-        <w:spacing w:before="0" w:after="0" w:line="240" w:lineRule="auto"/>
-      </w:pPr>
-      <w:r>
-        <w:rPr>
-          <w:rFonts w:ascii="Times New Roman" w:hAnsi="Times New Roman" w:cs="Times New Roman" w:eastAsia="Times New Roman"/>
-          <w:b w:val="0"/>
-          <w:i w:val="0"/>
-          <w:sz w:val="24"/>
-        </w:rPr>
-      </w:r>
-    </w:p>
-    <w:p>
-      <w:pPr>
-        <w:spacing w:before="0" w:after="0" w:line="240" w:lineRule="auto"/>
-      </w:pPr>
-      <w:r>
-        <w:rPr>
-          <w:rFonts w:ascii="Times New Roman" w:hAnsi="Times New Roman" w:cs="Times New Roman" w:eastAsia="Times New Roman"/>
-          <w:b w:val="0"/>
-          <w:i w:val="0"/>
-          <w:sz w:val="24"/>
-        </w:rPr>
-      </w:r>
-    </w:p>
-    <w:p>
-      <w:pPr>
-        <w:spacing w:before="0" w:after="0" w:line="240" w:lineRule="auto"/>
-      </w:pPr>
-      <w:r>
-        <w:rPr>
-          <w:rFonts w:ascii="Times New Roman" w:hAnsi="Times New Roman" w:cs="Times New Roman" w:eastAsia="Times New Roman"/>
-          <w:b w:val="0"/>
-          <w:i w:val="0"/>
-          <w:sz w:val="24"/>
-        </w:rPr>
-      </w:r>
-    </w:p>
-    <w:p>
-      <w:pPr>
-        <w:spacing w:before="0" w:after="0" w:line="240" w:lineRule="auto"/>
-        <w:ind w:firstLine="0"/>
         <w:jc w:val="center"/>
       </w:pPr>
       <w:r>
-        <w:rPr>
-          <w:rFonts w:ascii="Times New Roman" w:hAnsi="Times New Roman" w:cs="Times New Roman" w:eastAsia="Times New Roman"/>
-          <w:b w:val="0"/>
-          <w:i w:val="0"/>
-          <w:sz w:val="24"/>
-        </w:rPr>
         <w:t>Алматы 2026</w:t>
       </w:r>
     </w:p>
@@ -444,680 +90,343 @@
     </w:p>
     <w:p>
       <w:pPr>
-        <w:spacing w:before="0" w:after="0" w:line="240" w:lineRule="auto"/>
-      </w:pPr>
-      <w:r>
-        <w:rPr>
-          <w:rFonts w:ascii="Times New Roman" w:hAnsi="Times New Roman" w:cs="Times New Roman" w:eastAsia="Times New Roman"/>
-          <w:b w:val="0"/>
-          <w:i w:val="0"/>
-          <w:sz w:val="24"/>
-        </w:rPr>
-      </w:r>
-    </w:p>
-    <w:p>
-      <w:pPr>
-        <w:spacing w:before="0" w:after="0" w:line="240" w:lineRule="auto"/>
-        <w:ind w:firstLine="0"/>
         <w:jc w:val="center"/>
       </w:pPr>
       <w:r>
         <w:rPr>
-          <w:rFonts w:ascii="Times New Roman" w:hAnsi="Times New Roman" w:cs="Times New Roman" w:eastAsia="Times New Roman"/>
           <w:b/>
-          <w:i w:val="0"/>
           <w:sz w:val="24"/>
         </w:rPr>
         <w:t>СОДЕРЖАНИЕ</w:t>
       </w:r>
     </w:p>
+    <w:p/>
     <w:p>
       <w:pPr>
-        <w:spacing w:before="0" w:after="0" w:line="240" w:lineRule="auto"/>
+        <w:tabs>
+          <w:tab w:pos="8640" w:val="left"/>
+        </w:tabs>
+        <w:ind w:left="0"/>
       </w:pPr>
       <w:r>
-        <w:rPr>
-          <w:rFonts w:ascii="Times New Roman" w:hAnsi="Times New Roman" w:cs="Times New Roman" w:eastAsia="Times New Roman"/>
-          <w:b w:val="0"/>
-          <w:i w:val="0"/>
-          <w:sz w:val="24"/>
-        </w:rPr>
-      </w:r>
-    </w:p>
-    <w:p>
-      <w:pPr>
-        <w:spacing w:before="0" w:after="0" w:line="240" w:lineRule="auto"/>
-        <w:ind w:firstLine="0"/>
-        <w:jc w:val="left"/>
-        <w:tabs>
-          <w:tab w:val="right" w:leader="dot" w:pos="9072"/>
-        </w:tabs>
-      </w:pPr>
-      <w:r>
-        <w:rPr>
-          <w:rFonts w:ascii="Times New Roman" w:hAnsi="Times New Roman" w:cs="Times New Roman" w:eastAsia="Times New Roman"/>
-          <w:b w:val="0"/>
-          <w:i w:val="0"/>
-          <w:sz w:val="24"/>
-        </w:rPr>
         <w:t>ВВЕДЕНИЕ</w:t>
       </w:r>
       <w:r>
-        <w:rPr>
-          <w:rFonts w:ascii="Times New Roman" w:hAnsi="Times New Roman" w:cs="Times New Roman" w:eastAsia="Times New Roman"/>
-          <w:b w:val="0"/>
-          <w:i w:val="0"/>
-          <w:sz w:val="24"/>
-        </w:rPr>
         <w:tab/>
         <w:t>3</w:t>
       </w:r>
     </w:p>
     <w:p>
       <w:pPr>
-        <w:spacing w:before="0" w:after="0" w:line="240" w:lineRule="auto"/>
-        <w:ind w:firstLine="0"/>
-        <w:jc w:val="left"/>
         <w:tabs>
-          <w:tab w:val="right" w:leader="dot" w:pos="9072"/>
+          <w:tab w:pos="8640" w:val="left"/>
         </w:tabs>
+        <w:ind w:left="0"/>
       </w:pPr>
       <w:r>
-        <w:rPr>
-          <w:rFonts w:ascii="Times New Roman" w:hAnsi="Times New Roman" w:cs="Times New Roman" w:eastAsia="Times New Roman"/>
-          <w:b w:val="0"/>
-          <w:i w:val="0"/>
-          <w:sz w:val="24"/>
-        </w:rPr>
         <w:t>1 АНАЛИЗ ПРЕДМЕТНОЙ ОБЛАСТИ</w:t>
       </w:r>
       <w:r>
-        <w:rPr>
-          <w:rFonts w:ascii="Times New Roman" w:hAnsi="Times New Roman" w:cs="Times New Roman" w:eastAsia="Times New Roman"/>
-          <w:b w:val="0"/>
-          <w:i w:val="0"/>
-          <w:sz w:val="24"/>
-        </w:rPr>
         <w:tab/>
         <w:t>4</w:t>
       </w:r>
     </w:p>
     <w:p>
       <w:pPr>
-        <w:spacing w:before="0" w:after="0" w:line="240" w:lineRule="auto"/>
-        <w:ind w:firstLine="0"/>
-        <w:jc w:val="left"/>
         <w:tabs>
-          <w:tab w:val="right" w:leader="dot" w:pos="9072"/>
+          <w:tab w:pos="8640" w:val="left"/>
         </w:tabs>
+        <w:ind w:left="720"/>
       </w:pPr>
       <w:r>
-        <w:rPr>
-          <w:rFonts w:ascii="Times New Roman" w:hAnsi="Times New Roman" w:cs="Times New Roman" w:eastAsia="Times New Roman"/>
-          <w:b w:val="0"/>
-          <w:i w:val="0"/>
-          <w:sz w:val="24"/>
-        </w:rPr>
-        <w:t xml:space="preserve">   1.1 Актуальность разработки</w:t>
+        <w:t>1.1 Актуальность разработки</w:t>
       </w:r>
       <w:r>
-        <w:rPr>
-          <w:rFonts w:ascii="Times New Roman" w:hAnsi="Times New Roman" w:cs="Times New Roman" w:eastAsia="Times New Roman"/>
-          <w:b w:val="0"/>
-          <w:i w:val="0"/>
-          <w:sz w:val="24"/>
-        </w:rPr>
         <w:tab/>
         <w:t>4</w:t>
       </w:r>
     </w:p>
     <w:p>
       <w:pPr>
-        <w:spacing w:before="0" w:after="0" w:line="240" w:lineRule="auto"/>
-        <w:ind w:firstLine="0"/>
-        <w:jc w:val="left"/>
         <w:tabs>
-          <w:tab w:val="right" w:leader="dot" w:pos="9072"/>
+          <w:tab w:pos="8640" w:val="left"/>
         </w:tabs>
+        <w:ind w:left="720"/>
       </w:pPr>
       <w:r>
-        <w:rPr>
-          <w:rFonts w:ascii="Times New Roman" w:hAnsi="Times New Roman" w:cs="Times New Roman" w:eastAsia="Times New Roman"/>
-          <w:b w:val="0"/>
-          <w:i w:val="0"/>
-          <w:sz w:val="24"/>
-        </w:rPr>
-        <w:t xml:space="preserve">   1.2 Анализ существующих CRM-решений</w:t>
+        <w:t>1.2 Анализ существующих CRM-решений</w:t>
       </w:r>
       <w:r>
-        <w:rPr>
-          <w:rFonts w:ascii="Times New Roman" w:hAnsi="Times New Roman" w:cs="Times New Roman" w:eastAsia="Times New Roman"/>
-          <w:b w:val="0"/>
-          <w:i w:val="0"/>
-          <w:sz w:val="24"/>
-        </w:rPr>
         <w:tab/>
         <w:t>5</w:t>
       </w:r>
     </w:p>
     <w:p>
       <w:pPr>
-        <w:spacing w:before="0" w:after="0" w:line="240" w:lineRule="auto"/>
-        <w:ind w:firstLine="0"/>
-        <w:jc w:val="left"/>
         <w:tabs>
-          <w:tab w:val="right" w:leader="dot" w:pos="9072"/>
+          <w:tab w:pos="8640" w:val="left"/>
         </w:tabs>
+        <w:ind w:left="720"/>
       </w:pPr>
       <w:r>
-        <w:rPr>
-          <w:rFonts w:ascii="Times New Roman" w:hAnsi="Times New Roman" w:cs="Times New Roman" w:eastAsia="Times New Roman"/>
-          <w:b w:val="0"/>
-          <w:i w:val="0"/>
-          <w:sz w:val="24"/>
-        </w:rPr>
-        <w:t xml:space="preserve">   1.3 Цель и задачи проекта</w:t>
+        <w:t>1.3 Цель и задачи проекта</w:t>
       </w:r>
       <w:r>
-        <w:rPr>
-          <w:rFonts w:ascii="Times New Roman" w:hAnsi="Times New Roman" w:cs="Times New Roman" w:eastAsia="Times New Roman"/>
-          <w:b w:val="0"/>
-          <w:i w:val="0"/>
-          <w:sz w:val="24"/>
-        </w:rPr>
         <w:tab/>
         <w:t>6</w:t>
       </w:r>
     </w:p>
     <w:p>
       <w:pPr>
-        <w:spacing w:before="0" w:after="0" w:line="240" w:lineRule="auto"/>
-        <w:ind w:firstLine="0"/>
-        <w:jc w:val="left"/>
         <w:tabs>
-          <w:tab w:val="right" w:leader="dot" w:pos="9072"/>
+          <w:tab w:pos="8640" w:val="left"/>
         </w:tabs>
+        <w:ind w:left="0"/>
       </w:pPr>
       <w:r>
-        <w:rPr>
-          <w:rFonts w:ascii="Times New Roman" w:hAnsi="Times New Roman" w:cs="Times New Roman" w:eastAsia="Times New Roman"/>
-          <w:b w:val="0"/>
-          <w:i w:val="0"/>
-          <w:sz w:val="24"/>
-        </w:rPr>
         <w:t>2 ПРОЕКТИРОВАНИЕ СИСТЕМЫ</w:t>
       </w:r>
       <w:r>
-        <w:rPr>
-          <w:rFonts w:ascii="Times New Roman" w:hAnsi="Times New Roman" w:cs="Times New Roman" w:eastAsia="Times New Roman"/>
-          <w:b w:val="0"/>
-          <w:i w:val="0"/>
-          <w:sz w:val="24"/>
-        </w:rPr>
         <w:tab/>
         <w:t>7</w:t>
       </w:r>
     </w:p>
     <w:p>
       <w:pPr>
-        <w:spacing w:before="0" w:after="0" w:line="240" w:lineRule="auto"/>
-        <w:ind w:firstLine="0"/>
-        <w:jc w:val="left"/>
         <w:tabs>
-          <w:tab w:val="right" w:leader="dot" w:pos="9072"/>
+          <w:tab w:pos="8640" w:val="left"/>
         </w:tabs>
+        <w:ind w:left="720"/>
       </w:pPr>
       <w:r>
-        <w:rPr>
-          <w:rFonts w:ascii="Times New Roman" w:hAnsi="Times New Roman" w:cs="Times New Roman" w:eastAsia="Times New Roman"/>
-          <w:b w:val="0"/>
-          <w:i w:val="0"/>
-          <w:sz w:val="24"/>
-        </w:rPr>
-        <w:t xml:space="preserve">   2.1 Концептуальная архитектура приложения</w:t>
+        <w:t>2.1 Концептуальная архитектура приложения</w:t>
       </w:r>
       <w:r>
-        <w:rPr>
-          <w:rFonts w:ascii="Times New Roman" w:hAnsi="Times New Roman" w:cs="Times New Roman" w:eastAsia="Times New Roman"/>
-          <w:b w:val="0"/>
-          <w:i w:val="0"/>
-          <w:sz w:val="24"/>
-        </w:rPr>
         <w:tab/>
         <w:t>7</w:t>
       </w:r>
     </w:p>
     <w:p>
       <w:pPr>
-        <w:spacing w:before="0" w:after="0" w:line="240" w:lineRule="auto"/>
-        <w:ind w:firstLine="0"/>
-        <w:jc w:val="left"/>
         <w:tabs>
-          <w:tab w:val="right" w:leader="dot" w:pos="9072"/>
+          <w:tab w:pos="8640" w:val="left"/>
         </w:tabs>
+        <w:ind w:left="720"/>
       </w:pPr>
       <w:r>
-        <w:rPr>
-          <w:rFonts w:ascii="Times New Roman" w:hAnsi="Times New Roman" w:cs="Times New Roman" w:eastAsia="Times New Roman"/>
-          <w:b w:val="0"/>
-          <w:i w:val="0"/>
-          <w:sz w:val="24"/>
-        </w:rPr>
-        <w:t xml:space="preserve">   2.2 Модель данных клиента</w:t>
+        <w:t>2.2 Модель данных клиента</w:t>
       </w:r>
       <w:r>
-        <w:rPr>
-          <w:rFonts w:ascii="Times New Roman" w:hAnsi="Times New Roman" w:cs="Times New Roman" w:eastAsia="Times New Roman"/>
-          <w:b w:val="0"/>
-          <w:i w:val="0"/>
-          <w:sz w:val="24"/>
-        </w:rPr>
         <w:tab/>
         <w:t>9</w:t>
       </w:r>
     </w:p>
     <w:p>
       <w:pPr>
-        <w:spacing w:before="0" w:after="0" w:line="240" w:lineRule="auto"/>
-        <w:ind w:firstLine="0"/>
-        <w:jc w:val="left"/>
         <w:tabs>
-          <w:tab w:val="right" w:leader="dot" w:pos="9072"/>
+          <w:tab w:pos="8640" w:val="left"/>
         </w:tabs>
+        <w:ind w:left="720"/>
       </w:pPr>
       <w:r>
-        <w:rPr>
-          <w:rFonts w:ascii="Times New Roman" w:hAnsi="Times New Roman" w:cs="Times New Roman" w:eastAsia="Times New Roman"/>
-          <w:b w:val="0"/>
-          <w:i w:val="0"/>
-          <w:sz w:val="24"/>
-        </w:rPr>
-        <w:t xml:space="preserve">   2.3 Структура файлов проекта</w:t>
+        <w:t>2.3 Структура файлов проекта</w:t>
       </w:r>
       <w:r>
-        <w:rPr>
-          <w:rFonts w:ascii="Times New Roman" w:hAnsi="Times New Roman" w:cs="Times New Roman" w:eastAsia="Times New Roman"/>
-          <w:b w:val="0"/>
-          <w:i w:val="0"/>
-          <w:sz w:val="24"/>
-        </w:rPr>
         <w:tab/>
         <w:t>10</w:t>
       </w:r>
     </w:p>
     <w:p>
       <w:pPr>
-        <w:spacing w:before="0" w:after="0" w:line="240" w:lineRule="auto"/>
-        <w:ind w:firstLine="0"/>
-        <w:jc w:val="left"/>
         <w:tabs>
-          <w:tab w:val="right" w:leader="dot" w:pos="9072"/>
+          <w:tab w:pos="8640" w:val="left"/>
         </w:tabs>
+        <w:ind w:left="0"/>
       </w:pPr>
       <w:r>
-        <w:rPr>
-          <w:rFonts w:ascii="Times New Roman" w:hAnsi="Times New Roman" w:cs="Times New Roman" w:eastAsia="Times New Roman"/>
-          <w:b w:val="0"/>
-          <w:i w:val="0"/>
-          <w:sz w:val="24"/>
-        </w:rPr>
         <w:t>3 РЕАЛИЗАЦИЯ</w:t>
       </w:r>
       <w:r>
-        <w:rPr>
-          <w:rFonts w:ascii="Times New Roman" w:hAnsi="Times New Roman" w:cs="Times New Roman" w:eastAsia="Times New Roman"/>
-          <w:b w:val="0"/>
-          <w:i w:val="0"/>
-          <w:sz w:val="24"/>
-        </w:rPr>
         <w:tab/>
         <w:t>11</w:t>
       </w:r>
     </w:p>
     <w:p>
       <w:pPr>
-        <w:spacing w:before="0" w:after="0" w:line="240" w:lineRule="auto"/>
-        <w:ind w:firstLine="0"/>
-        <w:jc w:val="left"/>
         <w:tabs>
-          <w:tab w:val="right" w:leader="dot" w:pos="9072"/>
+          <w:tab w:pos="8640" w:val="left"/>
         </w:tabs>
+        <w:ind w:left="720"/>
       </w:pPr>
       <w:r>
-        <w:rPr>
-          <w:rFonts w:ascii="Times New Roman" w:hAnsi="Times New Roman" w:cs="Times New Roman" w:eastAsia="Times New Roman"/>
-          <w:b w:val="0"/>
-          <w:i w:val="0"/>
-          <w:sz w:val="24"/>
-        </w:rPr>
-        <w:t xml:space="preserve">   3.1 Стек технологий</w:t>
+        <w:t>3.1 Стек технологий</w:t>
       </w:r>
       <w:r>
-        <w:rPr>
-          <w:rFonts w:ascii="Times New Roman" w:hAnsi="Times New Roman" w:cs="Times New Roman" w:eastAsia="Times New Roman"/>
-          <w:b w:val="0"/>
-          <w:i w:val="0"/>
-          <w:sz w:val="24"/>
-        </w:rPr>
         <w:tab/>
         <w:t>11</w:t>
       </w:r>
     </w:p>
     <w:p>
       <w:pPr>
-        <w:spacing w:before="0" w:after="0" w:line="240" w:lineRule="auto"/>
-        <w:ind w:firstLine="0"/>
-        <w:jc w:val="left"/>
         <w:tabs>
-          <w:tab w:val="right" w:leader="dot" w:pos="9072"/>
+          <w:tab w:pos="8640" w:val="left"/>
         </w:tabs>
+        <w:ind w:left="720"/>
       </w:pPr>
       <w:r>
-        <w:rPr>
-          <w:rFonts w:ascii="Times New Roman" w:hAnsi="Times New Roman" w:cs="Times New Roman" w:eastAsia="Times New Roman"/>
-          <w:b w:val="0"/>
-          <w:i w:val="0"/>
-          <w:sz w:val="24"/>
-        </w:rPr>
-        <w:t xml:space="preserve">   3.2 Описание программных модулей</w:t>
+        <w:t>3.2 Описание программных модулей</w:t>
       </w:r>
       <w:r>
-        <w:rPr>
-          <w:rFonts w:ascii="Times New Roman" w:hAnsi="Times New Roman" w:cs="Times New Roman" w:eastAsia="Times New Roman"/>
-          <w:b w:val="0"/>
-          <w:i w:val="0"/>
-          <w:sz w:val="24"/>
-        </w:rPr>
         <w:tab/>
         <w:t>12</w:t>
       </w:r>
     </w:p>
     <w:p>
       <w:pPr>
-        <w:spacing w:before="0" w:after="0" w:line="240" w:lineRule="auto"/>
-        <w:ind w:firstLine="0"/>
-        <w:jc w:val="left"/>
         <w:tabs>
-          <w:tab w:val="right" w:leader="dot" w:pos="9072"/>
+          <w:tab w:pos="8640" w:val="left"/>
         </w:tabs>
+        <w:ind w:left="720"/>
       </w:pPr>
       <w:r>
-        <w:rPr>
-          <w:rFonts w:ascii="Times New Roman" w:hAnsi="Times New Roman" w:cs="Times New Roman" w:eastAsia="Times New Roman"/>
-          <w:b w:val="0"/>
-          <w:i w:val="0"/>
-          <w:sz w:val="24"/>
-        </w:rPr>
-        <w:t xml:space="preserve">   3.3 Пользовательский интерфейс</w:t>
+        <w:t>3.3 Пользовательский интерфейс</w:t>
       </w:r>
       <w:r>
-        <w:rPr>
-          <w:rFonts w:ascii="Times New Roman" w:hAnsi="Times New Roman" w:cs="Times New Roman" w:eastAsia="Times New Roman"/>
-          <w:b w:val="0"/>
-          <w:i w:val="0"/>
-          <w:sz w:val="24"/>
-        </w:rPr>
         <w:tab/>
         <w:t>14</w:t>
       </w:r>
     </w:p>
     <w:p>
       <w:pPr>
-        <w:spacing w:before="0" w:after="0" w:line="240" w:lineRule="auto"/>
-        <w:ind w:firstLine="0"/>
-        <w:jc w:val="left"/>
         <w:tabs>
-          <w:tab w:val="right" w:leader="dot" w:pos="9072"/>
+          <w:tab w:pos="8640" w:val="left"/>
         </w:tabs>
+        <w:ind w:left="720"/>
       </w:pPr>
       <w:r>
-        <w:rPr>
-          <w:rFonts w:ascii="Times New Roman" w:hAnsi="Times New Roman" w:cs="Times New Roman" w:eastAsia="Times New Roman"/>
-          <w:b w:val="0"/>
-          <w:i w:val="0"/>
-          <w:sz w:val="24"/>
-        </w:rPr>
-        <w:t xml:space="preserve">   3.4 Алгоритм работы приложения</w:t>
+        <w:t>3.4 Алгоритм работы приложения</w:t>
       </w:r>
       <w:r>
-        <w:rPr>
-          <w:rFonts w:ascii="Times New Roman" w:hAnsi="Times New Roman" w:cs="Times New Roman" w:eastAsia="Times New Roman"/>
-          <w:b w:val="0"/>
-          <w:i w:val="0"/>
-          <w:sz w:val="24"/>
-        </w:rPr>
         <w:tab/>
         <w:t>16</w:t>
       </w:r>
     </w:p>
     <w:p>
       <w:pPr>
-        <w:spacing w:before="0" w:after="0" w:line="240" w:lineRule="auto"/>
-        <w:ind w:firstLine="0"/>
-        <w:jc w:val="left"/>
         <w:tabs>
-          <w:tab w:val="right" w:leader="dot" w:pos="9072"/>
+          <w:tab w:pos="8640" w:val="left"/>
         </w:tabs>
+        <w:ind w:left="0"/>
       </w:pPr>
       <w:r>
-        <w:rPr>
-          <w:rFonts w:ascii="Times New Roman" w:hAnsi="Times New Roman" w:cs="Times New Roman" w:eastAsia="Times New Roman"/>
-          <w:b w:val="0"/>
-          <w:i w:val="0"/>
-          <w:sz w:val="24"/>
-        </w:rPr>
         <w:t>4 РУКОВОДСТВО ПОЛЬЗОВАТЕЛЯ</w:t>
       </w:r>
       <w:r>
-        <w:rPr>
-          <w:rFonts w:ascii="Times New Roman" w:hAnsi="Times New Roman" w:cs="Times New Roman" w:eastAsia="Times New Roman"/>
-          <w:b w:val="0"/>
-          <w:i w:val="0"/>
-          <w:sz w:val="24"/>
-        </w:rPr>
         <w:tab/>
         <w:t>18</w:t>
       </w:r>
     </w:p>
     <w:p>
       <w:pPr>
-        <w:spacing w:before="0" w:after="0" w:line="240" w:lineRule="auto"/>
-        <w:ind w:firstLine="0"/>
-        <w:jc w:val="left"/>
         <w:tabs>
-          <w:tab w:val="right" w:leader="dot" w:pos="9072"/>
+          <w:tab w:pos="8640" w:val="left"/>
         </w:tabs>
+        <w:ind w:left="720"/>
       </w:pPr>
       <w:r>
-        <w:rPr>
-          <w:rFonts w:ascii="Times New Roman" w:hAnsi="Times New Roman" w:cs="Times New Roman" w:eastAsia="Times New Roman"/>
-          <w:b w:val="0"/>
-          <w:i w:val="0"/>
-          <w:sz w:val="24"/>
-        </w:rPr>
-        <w:t xml:space="preserve">   4.1 Требования к запуску и установке</w:t>
+        <w:t>4.1 Требования к запуску и установке</w:t>
       </w:r>
       <w:r>
-        <w:rPr>
-          <w:rFonts w:ascii="Times New Roman" w:hAnsi="Times New Roman" w:cs="Times New Roman" w:eastAsia="Times New Roman"/>
-          <w:b w:val="0"/>
-          <w:i w:val="0"/>
-          <w:sz w:val="24"/>
-        </w:rPr>
         <w:tab/>
         <w:t>18</w:t>
       </w:r>
     </w:p>
     <w:p>
       <w:pPr>
-        <w:spacing w:before="0" w:after="0" w:line="240" w:lineRule="auto"/>
-        <w:ind w:firstLine="0"/>
-        <w:jc w:val="left"/>
         <w:tabs>
-          <w:tab w:val="right" w:leader="dot" w:pos="9072"/>
+          <w:tab w:pos="8640" w:val="left"/>
         </w:tabs>
+        <w:ind w:left="720"/>
       </w:pPr>
       <w:r>
-        <w:rPr>
-          <w:rFonts w:ascii="Times New Roman" w:hAnsi="Times New Roman" w:cs="Times New Roman" w:eastAsia="Times New Roman"/>
-          <w:b w:val="0"/>
-          <w:i w:val="0"/>
-          <w:sz w:val="24"/>
-        </w:rPr>
-        <w:t xml:space="preserve">   4.2 Основные сценарии использования</w:t>
+        <w:t>4.2 Основные сценарии использования</w:t>
       </w:r>
       <w:r>
-        <w:rPr>
-          <w:rFonts w:ascii="Times New Roman" w:hAnsi="Times New Roman" w:cs="Times New Roman" w:eastAsia="Times New Roman"/>
-          <w:b w:val="0"/>
-          <w:i w:val="0"/>
-          <w:sz w:val="24"/>
-        </w:rPr>
         <w:tab/>
         <w:t>19</w:t>
       </w:r>
     </w:p>
     <w:p>
       <w:pPr>
-        <w:spacing w:before="0" w:after="0" w:line="240" w:lineRule="auto"/>
-        <w:ind w:firstLine="0"/>
-        <w:jc w:val="left"/>
         <w:tabs>
-          <w:tab w:val="right" w:leader="dot" w:pos="9072"/>
+          <w:tab w:pos="8640" w:val="left"/>
         </w:tabs>
+        <w:ind w:left="720"/>
       </w:pPr>
       <w:r>
-        <w:rPr>
-          <w:rFonts w:ascii="Times New Roman" w:hAnsi="Times New Roman" w:cs="Times New Roman" w:eastAsia="Times New Roman"/>
-          <w:b w:val="0"/>
-          <w:i w:val="0"/>
-          <w:sz w:val="24"/>
-        </w:rPr>
-        <w:t xml:space="preserve">   4.3 Ограничения и перспективы развития</w:t>
+        <w:t>4.3 Ограничения и перспективы развития</w:t>
       </w:r>
       <w:r>
-        <w:rPr>
-          <w:rFonts w:ascii="Times New Roman" w:hAnsi="Times New Roman" w:cs="Times New Roman" w:eastAsia="Times New Roman"/>
-          <w:b w:val="0"/>
-          <w:i w:val="0"/>
-          <w:sz w:val="24"/>
-        </w:rPr>
         <w:tab/>
         <w:t>21</w:t>
       </w:r>
     </w:p>
     <w:p>
       <w:pPr>
-        <w:spacing w:before="0" w:after="0" w:line="240" w:lineRule="auto"/>
-        <w:ind w:firstLine="0"/>
-        <w:jc w:val="left"/>
         <w:tabs>
-          <w:tab w:val="right" w:leader="dot" w:pos="9072"/>
+          <w:tab w:pos="8640" w:val="left"/>
         </w:tabs>
+        <w:ind w:left="0"/>
       </w:pPr>
       <w:r>
-        <w:rPr>
-          <w:rFonts w:ascii="Times New Roman" w:hAnsi="Times New Roman" w:cs="Times New Roman" w:eastAsia="Times New Roman"/>
-          <w:b w:val="0"/>
-          <w:i w:val="0"/>
-          <w:sz w:val="24"/>
-        </w:rPr>
         <w:t>ЗАКЛЮЧЕНИЕ</w:t>
       </w:r>
       <w:r>
-        <w:rPr>
-          <w:rFonts w:ascii="Times New Roman" w:hAnsi="Times New Roman" w:cs="Times New Roman" w:eastAsia="Times New Roman"/>
-          <w:b w:val="0"/>
-          <w:i w:val="0"/>
-          <w:sz w:val="24"/>
-        </w:rPr>
         <w:tab/>
         <w:t>22</w:t>
       </w:r>
     </w:p>
     <w:p>
       <w:pPr>
-        <w:spacing w:before="0" w:after="0" w:line="240" w:lineRule="auto"/>
-        <w:ind w:firstLine="0"/>
-        <w:jc w:val="left"/>
         <w:tabs>
-          <w:tab w:val="right" w:leader="dot" w:pos="9072"/>
+          <w:tab w:pos="8640" w:val="left"/>
         </w:tabs>
+        <w:ind w:left="0"/>
       </w:pPr>
       <w:r>
-        <w:rPr>
-          <w:rFonts w:ascii="Times New Roman" w:hAnsi="Times New Roman" w:cs="Times New Roman" w:eastAsia="Times New Roman"/>
-          <w:b w:val="0"/>
-          <w:i w:val="0"/>
-          <w:sz w:val="24"/>
-        </w:rPr>
         <w:t>СПИСОК ИСПОЛЬЗОВАННЫХ ИСТОЧНИКОВ</w:t>
       </w:r>
       <w:r>
-        <w:rPr>
-          <w:rFonts w:ascii="Times New Roman" w:hAnsi="Times New Roman" w:cs="Times New Roman" w:eastAsia="Times New Roman"/>
-          <w:b w:val="0"/>
-          <w:i w:val="0"/>
-          <w:sz w:val="24"/>
-        </w:rPr>
         <w:tab/>
         <w:t>23</w:t>
       </w:r>
     </w:p>
     <w:p>
       <w:pPr>
-        <w:spacing w:before="0" w:after="0" w:line="240" w:lineRule="auto"/>
-        <w:ind w:firstLine="0"/>
-        <w:jc w:val="left"/>
         <w:tabs>
-          <w:tab w:val="right" w:leader="dot" w:pos="9072"/>
+          <w:tab w:pos="8640" w:val="left"/>
         </w:tabs>
+        <w:ind w:left="0"/>
       </w:pPr>
       <w:r>
-        <w:rPr>
-          <w:rFonts w:ascii="Times New Roman" w:hAnsi="Times New Roman" w:cs="Times New Roman" w:eastAsia="Times New Roman"/>
-          <w:b w:val="0"/>
-          <w:i w:val="0"/>
-          <w:sz w:val="24"/>
-        </w:rPr>
         <w:t>Приложение 1</w:t>
       </w:r>
       <w:r>
-        <w:rPr>
-          <w:rFonts w:ascii="Times New Roman" w:hAnsi="Times New Roman" w:cs="Times New Roman" w:eastAsia="Times New Roman"/>
-          <w:b w:val="0"/>
-          <w:i w:val="0"/>
-          <w:sz w:val="24"/>
-        </w:rPr>
         <w:tab/>
         <w:t>25</w:t>
       </w:r>
     </w:p>
     <w:p>
       <w:pPr>
-        <w:spacing w:before="0" w:after="0" w:line="240" w:lineRule="auto"/>
-        <w:ind w:firstLine="0"/>
-        <w:jc w:val="left"/>
         <w:tabs>
-          <w:tab w:val="right" w:leader="dot" w:pos="9072"/>
+          <w:tab w:pos="8640" w:val="left"/>
         </w:tabs>
+        <w:ind w:left="0"/>
       </w:pPr>
       <w:r>
-        <w:rPr>
-          <w:rFonts w:ascii="Times New Roman" w:hAnsi="Times New Roman" w:cs="Times New Roman" w:eastAsia="Times New Roman"/>
-          <w:b w:val="0"/>
-          <w:i w:val="0"/>
-          <w:sz w:val="24"/>
-        </w:rPr>
         <w:t>Приложение 2</w:t>
       </w:r>
       <w:r>
-        <w:rPr>
-          <w:rFonts w:ascii="Times New Roman" w:hAnsi="Times New Roman" w:cs="Times New Roman" w:eastAsia="Times New Roman"/>
-          <w:b w:val="0"/>
-          <w:i w:val="0"/>
-          <w:sz w:val="24"/>
-        </w:rPr>
         <w:tab/>
         <w:t>26</w:t>
       </w:r>
@@ -1129,315 +438,33 @@
     </w:p>
     <w:p>
       <w:pPr>
-        <w:spacing w:before="0" w:after="0" w:line="240" w:lineRule="auto"/>
-      </w:pPr>
-      <w:r>
-        <w:rPr>
-          <w:rFonts w:ascii="Times New Roman" w:hAnsi="Times New Roman" w:cs="Times New Roman" w:eastAsia="Times New Roman"/>
-          <w:b w:val="0"/>
-          <w:i w:val="0"/>
-          <w:sz w:val="24"/>
-        </w:rPr>
-      </w:r>
-    </w:p>
-    <w:p>
-      <w:pPr>
-        <w:spacing w:before="0" w:after="0" w:line="240" w:lineRule="auto"/>
-        <w:ind w:firstLine="0"/>
         <w:jc w:val="center"/>
       </w:pPr>
       <w:r>
         <w:rPr>
-          <w:rFonts w:ascii="Times New Roman" w:hAnsi="Times New Roman" w:cs="Times New Roman" w:eastAsia="Times New Roman"/>
           <w:b/>
-          <w:i w:val="0"/>
           <w:sz w:val="24"/>
         </w:rPr>
         <w:t>ВВЕДЕНИЕ</w:t>
       </w:r>
     </w:p>
     <w:p>
-      <w:pPr>
-        <w:spacing w:before="0" w:after="0" w:line="240" w:lineRule="auto"/>
-      </w:pPr>
       <w:r>
-        <w:rPr>
-          <w:rFonts w:ascii="Times New Roman" w:hAnsi="Times New Roman" w:cs="Times New Roman" w:eastAsia="Times New Roman"/>
-          <w:b w:val="0"/>
-          <w:i w:val="0"/>
-          <w:sz w:val="24"/>
-        </w:rPr>
-      </w:r>
-    </w:p>
-    <w:p>
-      <w:pPr>
-        <w:spacing w:before="0" w:after="0" w:line="240" w:lineRule="auto"/>
-        <w:ind w:firstLine="709"/>
-        <w:jc w:val="both"/>
-      </w:pPr>
-      <w:r>
-        <w:rPr>
-          <w:rFonts w:ascii="Times New Roman" w:hAnsi="Times New Roman" w:cs="Times New Roman" w:eastAsia="Times New Roman"/>
-          <w:b w:val="0"/>
-          <w:i w:val="0"/>
-          <w:sz w:val="24"/>
-        </w:rPr>
         <w:t>В современных условиях развития малого бизнеса одним из ключевых инструментов повышения эффективности работы с клиентами является система управления взаимоотношениями с клиентами (CRM, от англ. Customer Relationship Management). CRM-системы позволяют структурировать информацию о клиентах, отслеживать статусы сделок, вести историю взаимодействий и анализировать ключевые показатели работы команды продаж [1].</w:t>
       </w:r>
     </w:p>
     <w:p>
-      <w:pPr>
-        <w:spacing w:before="0" w:after="0" w:line="240" w:lineRule="auto"/>
-        <w:ind w:firstLine="709"/>
-        <w:jc w:val="both"/>
-      </w:pPr>
       <w:r>
-        <w:rPr>
-          <w:rFonts w:ascii="Times New Roman" w:hAnsi="Times New Roman" w:cs="Times New Roman" w:eastAsia="Times New Roman"/>
-          <w:b w:val="0"/>
-          <w:i w:val="0"/>
-          <w:sz w:val="24"/>
-        </w:rPr>
         <w:t>Вместе с тем существующие на рынке CRM-решения — Bitrix24, AmoCRM, Salesforce — обладают рядом существенных недостатков для субъектов малого бизнеса: высокая стоимость лицензии или подписки, избыточный функционал, обязательное наличие серверной инфраструктуры и постоянного интернет-соединения, а также сложность первоначальной настройки. Нередко предприниматели и небольшие команды ведут клиентскую базу в таблицах Microsoft Excel или Google Sheets, что не обеспечивает должного уровня удобства, статусной модели и аналитических инструментов [2].</w:t>
       </w:r>
     </w:p>
     <w:p>
       <w:pPr>
-        <w:spacing w:before="0" w:after="0" w:line="240" w:lineRule="auto"/>
-        <w:ind w:firstLine="709"/>
-        <w:jc w:val="both"/>
-      </w:pPr>
-      <w:r>
-        <w:rPr>
-          <w:rFonts w:ascii="Times New Roman" w:hAnsi="Times New Roman" w:cs="Times New Roman" w:eastAsia="Times New Roman"/>
-          <w:b w:val="0"/>
-          <w:i w:val="0"/>
-          <w:sz w:val="24"/>
-        </w:rPr>
-        <w:t>Данная проектная работа посвящена разработке клиентского веб-приложения NexusCRM — системы управления базой клиентов для малого бизнеса, реализованной на нативных технологиях HTML5, CSS3 и JavaScript с применением ES-модулей. Приложение функционирует полностью в браузере без необходимости развёртывания серверной части и подключения к интернету при работе с данными.</w:t>
-      </w:r>
-    </w:p>
-    <w:p>
-      <w:pPr>
-        <w:spacing w:before="0" w:after="0" w:line="240" w:lineRule="auto"/>
-        <w:ind w:firstLine="709"/>
-        <w:jc w:val="both"/>
-      </w:pPr>
-      <w:r>
-        <w:rPr>
-          <w:rFonts w:ascii="Times New Roman" w:hAnsi="Times New Roman" w:cs="Times New Roman" w:eastAsia="Times New Roman"/>
-          <w:b w:val="0"/>
-          <w:i w:val="0"/>
-          <w:sz w:val="24"/>
-        </w:rPr>
-        <w:t>Целью проекта является разработка функционального веб-приложения для ведения базы клиентов с реализацией операций добавления, редактирования, удаления, поиска и фильтрации записей, а также модуля статистической аналитики.</w:t>
-      </w:r>
-    </w:p>
-    <w:p>
-      <w:pPr>
-        <w:spacing w:before="0" w:after="0" w:line="240" w:lineRule="auto"/>
-        <w:ind w:firstLine="709"/>
-        <w:jc w:val="both"/>
-      </w:pPr>
-      <w:r>
-        <w:rPr>
-          <w:rFonts w:ascii="Times New Roman" w:hAnsi="Times New Roman" w:cs="Times New Roman" w:eastAsia="Times New Roman"/>
-          <w:b w:val="0"/>
-          <w:i w:val="0"/>
-          <w:sz w:val="24"/>
-        </w:rPr>
-        <w:t>Для достижения поставленной цели были определены следующие задачи:</w:t>
-      </w:r>
-    </w:p>
-    <w:p>
-      <w:pPr>
-        <w:spacing w:before="0" w:after="0" w:line="240" w:lineRule="auto"/>
-        <w:ind w:firstLine="0" w:left="709"/>
-        <w:jc w:val="both"/>
-      </w:pPr>
-      <w:r>
-        <w:rPr>
-          <w:rFonts w:ascii="Times New Roman" w:hAnsi="Times New Roman" w:cs="Times New Roman" w:eastAsia="Times New Roman"/>
-          <w:b w:val="0"/>
-          <w:i w:val="0"/>
-          <w:sz w:val="24"/>
-        </w:rPr>
-        <w:t>– провести анализ предметной области и существующих CRM-решений;</w:t>
-      </w:r>
-    </w:p>
-    <w:p>
-      <w:pPr>
-        <w:spacing w:before="0" w:after="0" w:line="240" w:lineRule="auto"/>
-        <w:ind w:firstLine="0" w:left="709"/>
-        <w:jc w:val="both"/>
-      </w:pPr>
-      <w:r>
-        <w:rPr>
-          <w:rFonts w:ascii="Times New Roman" w:hAnsi="Times New Roman" w:cs="Times New Roman" w:eastAsia="Times New Roman"/>
-          <w:b w:val="0"/>
-          <w:i w:val="0"/>
-          <w:sz w:val="24"/>
-        </w:rPr>
-        <w:t>– спроектировать архитектуру клиентского веб-приложения;</w:t>
-      </w:r>
-    </w:p>
-    <w:p>
-      <w:pPr>
-        <w:spacing w:before="0" w:after="0" w:line="240" w:lineRule="auto"/>
-        <w:ind w:firstLine="0" w:left="709"/>
-        <w:jc w:val="both"/>
-      </w:pPr>
-      <w:r>
-        <w:rPr>
-          <w:rFonts w:ascii="Times New Roman" w:hAnsi="Times New Roman" w:cs="Times New Roman" w:eastAsia="Times New Roman"/>
-          <w:b w:val="0"/>
-          <w:i w:val="0"/>
-          <w:sz w:val="24"/>
-        </w:rPr>
-        <w:t>– реализовать слой хранения данных на основе localStorage браузера;</w:t>
-      </w:r>
-    </w:p>
-    <w:p>
-      <w:pPr>
-        <w:spacing w:before="0" w:after="0" w:line="240" w:lineRule="auto"/>
-        <w:ind w:firstLine="0" w:left="709"/>
-        <w:jc w:val="both"/>
-      </w:pPr>
-      <w:r>
-        <w:rPr>
-          <w:rFonts w:ascii="Times New Roman" w:hAnsi="Times New Roman" w:cs="Times New Roman" w:eastAsia="Times New Roman"/>
-          <w:b w:val="0"/>
-          <w:i w:val="0"/>
-          <w:sz w:val="24"/>
-        </w:rPr>
-        <w:t>– разработать пользовательский интерфейс с тёмной цветовой схемой и адаптивной вёрсткой;</w:t>
-      </w:r>
-    </w:p>
-    <w:p>
-      <w:pPr>
-        <w:spacing w:before="0" w:after="0" w:line="240" w:lineRule="auto"/>
-        <w:ind w:firstLine="0" w:left="709"/>
-        <w:jc w:val="both"/>
-      </w:pPr>
-      <w:r>
-        <w:rPr>
-          <w:rFonts w:ascii="Times New Roman" w:hAnsi="Times New Roman" w:cs="Times New Roman" w:eastAsia="Times New Roman"/>
-          <w:b w:val="0"/>
-          <w:i w:val="0"/>
-          <w:sz w:val="24"/>
-        </w:rPr>
-        <w:t>– реализовать полный набор операций управления клиентскими данными;</w:t>
-      </w:r>
-    </w:p>
-    <w:p>
-      <w:pPr>
-        <w:spacing w:before="0" w:after="0" w:line="240" w:lineRule="auto"/>
-        <w:ind w:firstLine="0" w:left="709"/>
-        <w:jc w:val="both"/>
-      </w:pPr>
-      <w:r>
-        <w:rPr>
-          <w:rFonts w:ascii="Times New Roman" w:hAnsi="Times New Roman" w:cs="Times New Roman" w:eastAsia="Times New Roman"/>
-          <w:b w:val="0"/>
-          <w:i w:val="0"/>
-          <w:sz w:val="24"/>
-        </w:rPr>
-        <w:t>– разработать модуль статистики и аналитики по клиентской базе;</w:t>
-      </w:r>
-    </w:p>
-    <w:p>
-      <w:pPr>
-        <w:spacing w:before="0" w:after="0" w:line="240" w:lineRule="auto"/>
-        <w:ind w:firstLine="0" w:left="709"/>
-        <w:jc w:val="both"/>
-      </w:pPr>
-      <w:r>
-        <w:rPr>
-          <w:rFonts w:ascii="Times New Roman" w:hAnsi="Times New Roman" w:cs="Times New Roman" w:eastAsia="Times New Roman"/>
-          <w:b w:val="0"/>
-          <w:i w:val="0"/>
-          <w:sz w:val="24"/>
-        </w:rPr>
-        <w:t>– обеспечить защиту от межсайтового скриптинга (XSS) и устойчивость к ошибкам хранилища данных.</w:t>
-      </w:r>
-    </w:p>
-    <w:p>
-      <w:pPr>
-        <w:spacing w:before="0" w:after="0" w:line="240" w:lineRule="auto"/>
-        <w:ind w:firstLine="709"/>
-        <w:jc w:val="both"/>
-      </w:pPr>
-      <w:r>
-        <w:rPr>
-          <w:rFonts w:ascii="Times New Roman" w:hAnsi="Times New Roman" w:cs="Times New Roman" w:eastAsia="Times New Roman"/>
-          <w:b w:val="0"/>
-          <w:i w:val="0"/>
-          <w:sz w:val="24"/>
-        </w:rPr>
-        <w:t>Объектом исследования являются процессы управления клиентскими данными в условиях малого бизнеса.</w:t>
-      </w:r>
-    </w:p>
-    <w:p>
-      <w:pPr>
-        <w:spacing w:before="0" w:after="0" w:line="240" w:lineRule="auto"/>
-        <w:ind w:firstLine="709"/>
-        <w:jc w:val="both"/>
-      </w:pPr>
-      <w:r>
-        <w:rPr>
-          <w:rFonts w:ascii="Times New Roman" w:hAnsi="Times New Roman" w:cs="Times New Roman" w:eastAsia="Times New Roman"/>
-          <w:b w:val="0"/>
-          <w:i w:val="0"/>
-          <w:sz w:val="24"/>
-        </w:rPr>
-        <w:t>Предметом исследования служат технологии разработки клиентских веб-приложений для автоматизации CRM-процессов.</w:t>
-      </w:r>
-    </w:p>
-    <w:p>
-      <w:pPr>
-        <w:spacing w:before="0" w:after="0" w:line="240" w:lineRule="auto"/>
-        <w:ind w:firstLine="709"/>
-        <w:jc w:val="both"/>
-      </w:pPr>
-      <w:r>
-        <w:rPr>
-          <w:rFonts w:ascii="Times New Roman" w:hAnsi="Times New Roman" w:cs="Times New Roman" w:eastAsia="Times New Roman"/>
-          <w:b w:val="0"/>
-          <w:i w:val="0"/>
-          <w:sz w:val="24"/>
-        </w:rPr>
-        <w:t>Практическая значимость работы определяется готовностью разработанного приложения к применению в реальных условиях: оно не требует установки дополнительного программного обеспечения, функционирует без подключения к интернету и может быть развёрнуто на любом статическом хостинге.</w:t>
-      </w:r>
-    </w:p>
-    <w:p>
-      <w:r>
-        <w:br w:type="page"/>
-      </w:r>
-    </w:p>
-    <w:p>
-      <w:pPr>
-        <w:spacing w:before="0" w:after="0" w:line="240" w:lineRule="auto"/>
-      </w:pPr>
-      <w:r>
-        <w:rPr>
-          <w:rFonts w:ascii="Times New Roman" w:hAnsi="Times New Roman" w:cs="Times New Roman" w:eastAsia="Times New Roman"/>
-          <w:b w:val="0"/>
-          <w:i w:val="0"/>
-          <w:sz w:val="24"/>
-        </w:rPr>
-      </w:r>
-    </w:p>
-    <w:p>
-      <w:pPr>
-        <w:spacing w:before="0" w:after="0" w:line="240" w:lineRule="auto"/>
-        <w:ind w:firstLine="0"/>
         <w:jc w:val="center"/>
       </w:pPr>
       <w:r>
         <w:rPr>
-          <w:rFonts w:ascii="Times New Roman" w:hAnsi="Times New Roman" w:cs="Times New Roman" w:eastAsia="Times New Roman"/>
           <w:b/>
-          <w:i w:val="0"/>
           <w:sz w:val="24"/>
         </w:rPr>
         <w:t>1 АНАЛИЗ ПРЕДМЕТНОЙ ОБЛАСТИ</w:t>
@@ -1445,7055 +472,115 @@
     </w:p>
     <w:p>
       <w:pPr>
-        <w:spacing w:before="0" w:after="0" w:line="240" w:lineRule="auto"/>
+        <w:ind w:left="0"/>
       </w:pPr>
       <w:r>
         <w:rPr>
-          <w:rFonts w:ascii="Times New Roman" w:hAnsi="Times New Roman" w:cs="Times New Roman" w:eastAsia="Times New Roman"/>
-          <w:b w:val="0"/>
-          <w:i w:val="0"/>
-          <w:sz w:val="24"/>
-        </w:rPr>
-      </w:r>
-    </w:p>
-    <w:p>
-      <w:pPr>
-        <w:spacing w:before="0" w:after="0" w:line="240" w:lineRule="auto"/>
-      </w:pPr>
-      <w:r>
-        <w:rPr>
-          <w:rFonts w:ascii="Times New Roman" w:hAnsi="Times New Roman" w:cs="Times New Roman" w:eastAsia="Times New Roman"/>
-          <w:b w:val="0"/>
-          <w:i w:val="0"/>
-          <w:sz w:val="24"/>
-        </w:rPr>
-      </w:r>
-    </w:p>
-    <w:p>
-      <w:pPr>
-        <w:spacing w:before="0" w:after="0" w:line="240" w:lineRule="auto"/>
-      </w:pPr>
-      <w:r>
-        <w:rPr>
-          <w:rFonts w:ascii="Times New Roman" w:hAnsi="Times New Roman" w:cs="Times New Roman" w:eastAsia="Times New Roman"/>
-          <w:b w:val="0"/>
-          <w:i w:val="0"/>
-          <w:sz w:val="24"/>
-        </w:rPr>
-      </w:r>
-    </w:p>
-    <w:p>
-      <w:pPr>
-        <w:spacing w:before="0" w:after="0" w:line="240" w:lineRule="auto"/>
-        <w:ind w:firstLine="0"/>
-        <w:jc w:val="center"/>
-      </w:pPr>
-      <w:r>
-        <w:rPr>
-          <w:rFonts w:ascii="Times New Roman" w:hAnsi="Times New Roman" w:cs="Times New Roman" w:eastAsia="Times New Roman"/>
           <w:b/>
-          <w:i w:val="0"/>
-          <w:sz w:val="24"/>
         </w:rPr>
         <w:t>1.1 Актуальность разработки</w:t>
       </w:r>
     </w:p>
     <w:p>
-      <w:pPr>
-        <w:spacing w:before="0" w:after="0" w:line="240" w:lineRule="auto"/>
-      </w:pPr>
       <w:r>
-        <w:rPr>
-          <w:rFonts w:ascii="Times New Roman" w:hAnsi="Times New Roman" w:cs="Times New Roman" w:eastAsia="Times New Roman"/>
-          <w:b w:val="0"/>
-          <w:i w:val="0"/>
-          <w:sz w:val="24"/>
-        </w:rPr>
+        <w:t>В условиях цифровизации экономики управление взаимоотношениями с клиентами становится критически важным элементом успешной деятельности предприятий любого масштаба.</w:t>
       </w:r>
     </w:p>
     <w:p>
-      <w:pPr>
-        <w:spacing w:before="0" w:after="0" w:line="240" w:lineRule="auto"/>
-        <w:ind w:firstLine="709"/>
-        <w:jc w:val="both"/>
-      </w:pPr>
       <w:r>
         <w:rPr>
-          <w:rFonts w:ascii="Times New Roman" w:hAnsi="Times New Roman" w:cs="Times New Roman" w:eastAsia="Times New Roman"/>
-          <w:b w:val="0"/>
-          <w:i w:val="0"/>
-          <w:sz w:val="24"/>
-        </w:rPr>
-        <w:t>В условиях цифровизации экономики управление взаимоотношениями с клиентами становится критически важным элементом успешной деятельности предприятий любого масштаба. По данным аналитических агентств, использование CRM-систем повышает производительность менеджеров по продажам на 26–34%, увеличивает конверсию лидов в сделки и обеспечивает систематизацию клиентской базы [3].</w:t>
-      </w:r>
-    </w:p>
-    <w:p>
-      <w:pPr>
-        <w:spacing w:before="0" w:after="0" w:line="240" w:lineRule="auto"/>
-        <w:ind w:firstLine="709"/>
-        <w:jc w:val="both"/>
-      </w:pPr>
-      <w:r>
-        <w:rPr>
-          <w:rFonts w:ascii="Times New Roman" w:hAnsi="Times New Roman" w:cs="Times New Roman" w:eastAsia="Times New Roman"/>
-          <w:b w:val="0"/>
-          <w:i w:val="0"/>
-          <w:sz w:val="24"/>
-        </w:rPr>
-        <w:t>Субъекты малого бизнеса — индивидуальные предприниматели, небольшие команды продаж, фриланс-студии и агентства — нередко сталкиваются с проблемой отсутствия доступного инструмента для ведения клиентской базы. Корпоративные CRM-решения предъявляют высокие требования к инфраструктуре, требуют постоянного интернет-соединения и обладают избыточным функционалом, не востребованным малым бизнесом.</w:t>
-      </w:r>
-    </w:p>
-    <w:p>
-      <w:pPr>
-        <w:spacing w:before="0" w:after="0" w:line="240" w:lineRule="auto"/>
-        <w:ind w:firstLine="709"/>
-        <w:jc w:val="both"/>
-      </w:pPr>
-      <w:r>
-        <w:rPr>
-          <w:rFonts w:ascii="Times New Roman" w:hAnsi="Times New Roman" w:cs="Times New Roman" w:eastAsia="Times New Roman"/>
-          <w:b w:val="0"/>
-          <w:i w:val="0"/>
-          <w:sz w:val="24"/>
-        </w:rPr>
-        <w:t>Специфика работы небольших команд предполагает необходимость простого и быстрого инструмента, не требующего дополнительных затрат на инфраструктуру и администрирование. Внедрение клиентского веб-приложения, функционирующего непосредственно в браузере и хранящего данные локально, позволяет решить указанные проблемы при нулевых затратах на развёртывание.</w:t>
-      </w:r>
-    </w:p>
-    <w:p>
-      <w:pPr>
-        <w:spacing w:before="0" w:after="0" w:line="240" w:lineRule="auto"/>
-        <w:ind w:firstLine="709"/>
-        <w:jc w:val="both"/>
-      </w:pPr>
-      <w:r>
-        <w:rPr>
-          <w:rFonts w:ascii="Times New Roman" w:hAnsi="Times New Roman" w:cs="Times New Roman" w:eastAsia="Times New Roman"/>
-          <w:b w:val="0"/>
-          <w:i w:val="0"/>
-          <w:sz w:val="24"/>
-        </w:rPr>
-        <w:t>Описанная проблема определяет актуальность настоящего проекта: разработка NexusCRM ориентирована именно на нишу лёгких клиентских CRM-инструментов, доступных без сторонней инфраструктуры.</w:t>
-      </w:r>
-    </w:p>
-    <w:p>
-      <w:pPr>
-        <w:spacing w:before="0" w:after="0" w:line="240" w:lineRule="auto"/>
-      </w:pPr>
-      <w:r>
-        <w:rPr>
-          <w:rFonts w:ascii="Times New Roman" w:hAnsi="Times New Roman" w:cs="Times New Roman" w:eastAsia="Times New Roman"/>
-          <w:b w:val="0"/>
-          <w:i w:val="0"/>
-          <w:sz w:val="24"/>
-        </w:rPr>
-      </w:r>
-    </w:p>
-    <w:p>
-      <w:pPr>
-        <w:spacing w:before="0" w:after="0" w:line="240" w:lineRule="auto"/>
-      </w:pPr>
-      <w:r>
-        <w:rPr>
-          <w:rFonts w:ascii="Times New Roman" w:hAnsi="Times New Roman" w:cs="Times New Roman" w:eastAsia="Times New Roman"/>
-          <w:b w:val="0"/>
-          <w:i w:val="0"/>
-          <w:sz w:val="24"/>
-        </w:rPr>
-      </w:r>
-    </w:p>
-    <w:p>
-      <w:pPr>
-        <w:spacing w:before="0" w:after="0" w:line="240" w:lineRule="auto"/>
-        <w:ind w:firstLine="0"/>
-        <w:jc w:val="center"/>
-      </w:pPr>
-      <w:r>
-        <w:rPr>
-          <w:rFonts w:ascii="Times New Roman" w:hAnsi="Times New Roman" w:cs="Times New Roman" w:eastAsia="Times New Roman"/>
           <w:b/>
-          <w:i w:val="0"/>
-          <w:sz w:val="24"/>
         </w:rPr>
         <w:t>1.2 Анализ существующих CRM-решений</w:t>
       </w:r>
     </w:p>
     <w:p>
-      <w:pPr>
-        <w:spacing w:before="0" w:after="0" w:line="240" w:lineRule="auto"/>
-      </w:pPr>
       <w:r>
-        <w:rPr>
-          <w:rFonts w:ascii="Times New Roman" w:hAnsi="Times New Roman" w:cs="Times New Roman" w:eastAsia="Times New Roman"/>
-          <w:b w:val="0"/>
-          <w:i w:val="0"/>
-          <w:sz w:val="24"/>
-        </w:rPr>
+        <w:t>В целях обоснования подхода к разработке авторами проекта был проведён сравнительный анализ существующих CRM-систем.</w:t>
       </w:r>
     </w:p>
     <w:p>
-      <w:pPr>
-        <w:spacing w:before="0" w:after="0" w:line="240" w:lineRule="auto"/>
-        <w:ind w:firstLine="709"/>
-        <w:jc w:val="both"/>
-      </w:pPr>
       <w:r>
         <w:rPr>
-          <w:rFonts w:ascii="Times New Roman" w:hAnsi="Times New Roman" w:cs="Times New Roman" w:eastAsia="Times New Roman"/>
-          <w:b w:val="0"/>
-          <w:i w:val="0"/>
-          <w:sz w:val="24"/>
-        </w:rPr>
-        <w:t>В целях обоснования подхода к разработке авторами проекта был проведён сравнительный анализ существующих CRM-систем по критериям, наиболее значимым для субъектов малого бизнеса. Ниже в таблице 1 представлены результаты анализа.</w:t>
-      </w:r>
-    </w:p>
-    <w:p>
-      <w:pPr>
-        <w:spacing w:before="0" w:after="0" w:line="240" w:lineRule="auto"/>
-      </w:pPr>
-      <w:r>
-        <w:rPr>
-          <w:rFonts w:ascii="Times New Roman" w:hAnsi="Times New Roman" w:cs="Times New Roman" w:eastAsia="Times New Roman"/>
-          <w:b w:val="0"/>
-          <w:i w:val="0"/>
-          <w:sz w:val="24"/>
-        </w:rPr>
-      </w:r>
-    </w:p>
-    <w:p>
-      <w:pPr>
-        <w:spacing w:before="0" w:after="0" w:line="240" w:lineRule="auto"/>
-        <w:ind w:firstLine="0"/>
-        <w:jc w:val="left"/>
-      </w:pPr>
-      <w:r>
-        <w:rPr>
-          <w:rFonts w:ascii="Times New Roman" w:hAnsi="Times New Roman" w:cs="Times New Roman" w:eastAsia="Times New Roman"/>
-          <w:b w:val="0"/>
-          <w:i w:val="0"/>
-          <w:sz w:val="24"/>
-        </w:rPr>
-        <w:t>Таблица 1 – Сравнительный анализ существующих CRM-решений</w:t>
-      </w:r>
-    </w:p>
-    <w:tbl>
-      <w:tblPr>
-        <w:tblStyle w:val="TableGrid"/>
-        <w:tblW w:type="auto" w:w="0"/>
-        <w:jc w:val="left"/>
-        <w:tblLook w:firstColumn="1" w:firstRow="1" w:lastColumn="0" w:lastRow="0" w:noHBand="0" w:noVBand="1" w:val="04A0"/>
-      </w:tblPr>
-      <w:tblGrid>
-        <w:gridCol w:w="1938"/>
-        <w:gridCol w:w="1938"/>
-        <w:gridCol w:w="1938"/>
-        <w:gridCol w:w="1938"/>
-        <w:gridCol w:w="1938"/>
-      </w:tblGrid>
-      <w:tr>
-        <w:tc>
-          <w:tcPr>
-            <w:tcW w:type="dxa" w:w="1938"/>
-            <w:tcW w:w="2268" w:type="dxa"/>
-          </w:tcPr>
-          <w:p>
-            <w:pPr>
-              <w:spacing w:before="0" w:after="0" w:line="240" w:lineRule="auto"/>
-              <w:jc w:val="center"/>
-            </w:pPr>
-            <w:r/>
-            <w:r>
-              <w:rPr>
-                <w:rFonts w:ascii="Times New Roman" w:hAnsi="Times New Roman" w:cs="Times New Roman" w:eastAsia="Times New Roman"/>
-                <w:b/>
-                <w:i w:val="0"/>
-                <w:sz w:val="22"/>
-              </w:rPr>
-              <w:t>Критерий</w:t>
-            </w:r>
-          </w:p>
-        </w:tc>
-        <w:tc>
-          <w:tcPr>
-            <w:tcW w:type="dxa" w:w="1938"/>
-            <w:tcW w:w="1531" w:type="dxa"/>
-          </w:tcPr>
-          <w:p>
-            <w:pPr>
-              <w:spacing w:before="0" w:after="0" w:line="240" w:lineRule="auto"/>
-              <w:jc w:val="center"/>
-            </w:pPr>
-            <w:r/>
-            <w:r>
-              <w:rPr>
-                <w:rFonts w:ascii="Times New Roman" w:hAnsi="Times New Roman" w:cs="Times New Roman" w:eastAsia="Times New Roman"/>
-                <w:b/>
-                <w:i w:val="0"/>
-                <w:sz w:val="22"/>
-              </w:rPr>
-              <w:t>Bitrix24</w:t>
-            </w:r>
-          </w:p>
-        </w:tc>
-        <w:tc>
-          <w:tcPr>
-            <w:tcW w:type="dxa" w:w="1938"/>
-            <w:tcW w:w="1531" w:type="dxa"/>
-          </w:tcPr>
-          <w:p>
-            <w:pPr>
-              <w:spacing w:before="0" w:after="0" w:line="240" w:lineRule="auto"/>
-              <w:jc w:val="center"/>
-            </w:pPr>
-            <w:r/>
-            <w:r>
-              <w:rPr>
-                <w:rFonts w:ascii="Times New Roman" w:hAnsi="Times New Roman" w:cs="Times New Roman" w:eastAsia="Times New Roman"/>
-                <w:b/>
-                <w:i w:val="0"/>
-                <w:sz w:val="22"/>
-              </w:rPr>
-              <w:t>AmoCRM</w:t>
-            </w:r>
-          </w:p>
-        </w:tc>
-        <w:tc>
-          <w:tcPr>
-            <w:tcW w:type="dxa" w:w="1938"/>
-            <w:tcW w:w="1531" w:type="dxa"/>
-          </w:tcPr>
-          <w:p>
-            <w:pPr>
-              <w:spacing w:before="0" w:after="0" w:line="240" w:lineRule="auto"/>
-              <w:jc w:val="center"/>
-            </w:pPr>
-            <w:r/>
-            <w:r>
-              <w:rPr>
-                <w:rFonts w:ascii="Times New Roman" w:hAnsi="Times New Roman" w:cs="Times New Roman" w:eastAsia="Times New Roman"/>
-                <w:b/>
-                <w:i w:val="0"/>
-                <w:sz w:val="22"/>
-              </w:rPr>
-              <w:t>Salesforce</w:t>
-            </w:r>
-          </w:p>
-        </w:tc>
-        <w:tc>
-          <w:tcPr>
-            <w:tcW w:type="dxa" w:w="1938"/>
-            <w:tcW w:w="1984" w:type="dxa"/>
-          </w:tcPr>
-          <w:p>
-            <w:pPr>
-              <w:spacing w:before="0" w:after="0" w:line="240" w:lineRule="auto"/>
-              <w:jc w:val="center"/>
-            </w:pPr>
-            <w:r/>
-            <w:r>
-              <w:rPr>
-                <w:rFonts w:ascii="Times New Roman" w:hAnsi="Times New Roman" w:cs="Times New Roman" w:eastAsia="Times New Roman"/>
-                <w:b/>
-                <w:i w:val="0"/>
-                <w:sz w:val="22"/>
-              </w:rPr>
-              <w:t>NexusCRM</w:t>
-            </w:r>
-          </w:p>
-        </w:tc>
-      </w:tr>
-      <w:tr>
-        <w:tc>
-          <w:tcPr>
-            <w:tcW w:type="dxa" w:w="1938"/>
-            <w:tcW w:w="2268" w:type="dxa"/>
-          </w:tcPr>
-          <w:p/>
-        </w:tc>
-        <w:tc>
-          <w:tcPr>
-            <w:tcW w:type="dxa" w:w="1938"/>
-            <w:tcW w:w="1531" w:type="dxa"/>
-          </w:tcPr>
-          <w:p/>
-        </w:tc>
-        <w:tc>
-          <w:tcPr>
-            <w:tcW w:type="dxa" w:w="1938"/>
-            <w:tcW w:w="1531" w:type="dxa"/>
-          </w:tcPr>
-          <w:p/>
-        </w:tc>
-        <w:tc>
-          <w:tcPr>
-            <w:tcW w:type="dxa" w:w="1938"/>
-            <w:tcW w:w="1531" w:type="dxa"/>
-          </w:tcPr>
-          <w:p/>
-        </w:tc>
-        <w:tc>
-          <w:tcPr>
-            <w:tcW w:type="dxa" w:w="1938"/>
-            <w:tcW w:w="1984" w:type="dxa"/>
-          </w:tcPr>
-          <w:p/>
-        </w:tc>
-      </w:tr>
-      <w:tr>
-        <w:tc>
-          <w:tcPr>
-            <w:tcW w:type="dxa" w:w="1938"/>
-            <w:tcW w:w="2268" w:type="dxa"/>
-          </w:tcPr>
-          <w:p/>
-        </w:tc>
-        <w:tc>
-          <w:tcPr>
-            <w:tcW w:type="dxa" w:w="1938"/>
-            <w:tcW w:w="1531" w:type="dxa"/>
-          </w:tcPr>
-          <w:p/>
-        </w:tc>
-        <w:tc>
-          <w:tcPr>
-            <w:tcW w:type="dxa" w:w="1938"/>
-            <w:tcW w:w="1531" w:type="dxa"/>
-          </w:tcPr>
-          <w:p/>
-        </w:tc>
-        <w:tc>
-          <w:tcPr>
-            <w:tcW w:type="dxa" w:w="1938"/>
-            <w:tcW w:w="1531" w:type="dxa"/>
-          </w:tcPr>
-          <w:p/>
-        </w:tc>
-        <w:tc>
-          <w:tcPr>
-            <w:tcW w:type="dxa" w:w="1938"/>
-            <w:tcW w:w="1984" w:type="dxa"/>
-          </w:tcPr>
-          <w:p/>
-        </w:tc>
-      </w:tr>
-      <w:tr>
-        <w:tc>
-          <w:tcPr>
-            <w:tcW w:type="dxa" w:w="1938"/>
-            <w:tcW w:w="2268" w:type="dxa"/>
-          </w:tcPr>
-          <w:p/>
-        </w:tc>
-        <w:tc>
-          <w:tcPr>
-            <w:tcW w:type="dxa" w:w="1938"/>
-            <w:tcW w:w="1531" w:type="dxa"/>
-          </w:tcPr>
-          <w:p/>
-        </w:tc>
-        <w:tc>
-          <w:tcPr>
-            <w:tcW w:type="dxa" w:w="1938"/>
-            <w:tcW w:w="1531" w:type="dxa"/>
-          </w:tcPr>
-          <w:p/>
-        </w:tc>
-        <w:tc>
-          <w:tcPr>
-            <w:tcW w:type="dxa" w:w="1938"/>
-            <w:tcW w:w="1531" w:type="dxa"/>
-          </w:tcPr>
-          <w:p/>
-        </w:tc>
-        <w:tc>
-          <w:tcPr>
-            <w:tcW w:type="dxa" w:w="1938"/>
-            <w:tcW w:w="1984" w:type="dxa"/>
-          </w:tcPr>
-          <w:p/>
-        </w:tc>
-      </w:tr>
-      <w:tr>
-        <w:tc>
-          <w:tcPr>
-            <w:tcW w:type="dxa" w:w="1938"/>
-            <w:tcW w:w="2268" w:type="dxa"/>
-          </w:tcPr>
-          <w:p/>
-        </w:tc>
-        <w:tc>
-          <w:tcPr>
-            <w:tcW w:type="dxa" w:w="1938"/>
-            <w:tcW w:w="1531" w:type="dxa"/>
-          </w:tcPr>
-          <w:p/>
-        </w:tc>
-        <w:tc>
-          <w:tcPr>
-            <w:tcW w:type="dxa" w:w="1938"/>
-            <w:tcW w:w="1531" w:type="dxa"/>
-          </w:tcPr>
-          <w:p/>
-        </w:tc>
-        <w:tc>
-          <w:tcPr>
-            <w:tcW w:type="dxa" w:w="1938"/>
-            <w:tcW w:w="1531" w:type="dxa"/>
-          </w:tcPr>
-          <w:p/>
-        </w:tc>
-        <w:tc>
-          <w:tcPr>
-            <w:tcW w:type="dxa" w:w="1938"/>
-            <w:tcW w:w="1984" w:type="dxa"/>
-          </w:tcPr>
-          <w:p/>
-        </w:tc>
-      </w:tr>
-      <w:tr>
-        <w:tc>
-          <w:tcPr>
-            <w:tcW w:type="dxa" w:w="1938"/>
-            <w:tcW w:w="2268" w:type="dxa"/>
-          </w:tcPr>
-          <w:p/>
-        </w:tc>
-        <w:tc>
-          <w:tcPr>
-            <w:tcW w:type="dxa" w:w="1938"/>
-            <w:tcW w:w="1531" w:type="dxa"/>
-          </w:tcPr>
-          <w:p/>
-        </w:tc>
-        <w:tc>
-          <w:tcPr>
-            <w:tcW w:type="dxa" w:w="1938"/>
-            <w:tcW w:w="1531" w:type="dxa"/>
-          </w:tcPr>
-          <w:p/>
-        </w:tc>
-        <w:tc>
-          <w:tcPr>
-            <w:tcW w:type="dxa" w:w="1938"/>
-            <w:tcW w:w="1531" w:type="dxa"/>
-          </w:tcPr>
-          <w:p/>
-        </w:tc>
-        <w:tc>
-          <w:tcPr>
-            <w:tcW w:type="dxa" w:w="1938"/>
-            <w:tcW w:w="1984" w:type="dxa"/>
-          </w:tcPr>
-          <w:p/>
-        </w:tc>
-      </w:tr>
-      <w:tr>
-        <w:tc>
-          <w:tcPr>
-            <w:tcW w:type="dxa" w:w="1938"/>
-            <w:tcW w:w="2268" w:type="dxa"/>
-          </w:tcPr>
-          <w:p/>
-        </w:tc>
-        <w:tc>
-          <w:tcPr>
-            <w:tcW w:type="dxa" w:w="1938"/>
-            <w:tcW w:w="1531" w:type="dxa"/>
-          </w:tcPr>
-          <w:p/>
-        </w:tc>
-        <w:tc>
-          <w:tcPr>
-            <w:tcW w:type="dxa" w:w="1938"/>
-            <w:tcW w:w="1531" w:type="dxa"/>
-          </w:tcPr>
-          <w:p/>
-        </w:tc>
-        <w:tc>
-          <w:tcPr>
-            <w:tcW w:type="dxa" w:w="1938"/>
-            <w:tcW w:w="1531" w:type="dxa"/>
-          </w:tcPr>
-          <w:p/>
-        </w:tc>
-        <w:tc>
-          <w:tcPr>
-            <w:tcW w:type="dxa" w:w="1938"/>
-            <w:tcW w:w="1984" w:type="dxa"/>
-          </w:tcPr>
-          <w:p/>
-        </w:tc>
-      </w:tr>
-      <w:tr>
-        <w:tc>
-          <w:tcPr>
-            <w:tcW w:type="dxa" w:w="1938"/>
-            <w:tcW w:w="2268" w:type="dxa"/>
-          </w:tcPr>
-          <w:p/>
-        </w:tc>
-        <w:tc>
-          <w:tcPr>
-            <w:tcW w:type="dxa" w:w="1938"/>
-            <w:tcW w:w="1531" w:type="dxa"/>
-          </w:tcPr>
-          <w:p/>
-        </w:tc>
-        <w:tc>
-          <w:tcPr>
-            <w:tcW w:type="dxa" w:w="1938"/>
-            <w:tcW w:w="1531" w:type="dxa"/>
-          </w:tcPr>
-          <w:p/>
-        </w:tc>
-        <w:tc>
-          <w:tcPr>
-            <w:tcW w:type="dxa" w:w="1938"/>
-            <w:tcW w:w="1531" w:type="dxa"/>
-          </w:tcPr>
-          <w:p/>
-        </w:tc>
-        <w:tc>
-          <w:tcPr>
-            <w:tcW w:type="dxa" w:w="1938"/>
-            <w:tcW w:w="1984" w:type="dxa"/>
-          </w:tcPr>
-          <w:p/>
-        </w:tc>
-      </w:tr>
-      <w:tr>
-        <w:tc>
-          <w:tcPr>
-            <w:tcW w:type="dxa" w:w="1938"/>
-            <w:tcW w:w="2268" w:type="dxa"/>
-          </w:tcPr>
-          <w:p>
-            <w:pPr>
-              <w:spacing w:before="0" w:after="0" w:line="240" w:lineRule="auto"/>
-              <w:jc w:val="center"/>
-            </w:pPr>
-            <w:r/>
-            <w:r>
-              <w:rPr>
-                <w:rFonts w:ascii="Times New Roman" w:hAnsi="Times New Roman" w:cs="Times New Roman" w:eastAsia="Times New Roman"/>
-                <w:b w:val="0"/>
-                <w:i/>
-                <w:sz w:val="22"/>
-              </w:rPr>
-              <w:t>1</w:t>
-            </w:r>
-          </w:p>
-        </w:tc>
-        <w:tc>
-          <w:tcPr>
-            <w:tcW w:type="dxa" w:w="1938"/>
-            <w:tcW w:w="1531" w:type="dxa"/>
-          </w:tcPr>
-          <w:p>
-            <w:pPr>
-              <w:spacing w:before="0" w:after="0" w:line="240" w:lineRule="auto"/>
-              <w:jc w:val="center"/>
-            </w:pPr>
-            <w:r/>
-            <w:r>
-              <w:rPr>
-                <w:rFonts w:ascii="Times New Roman" w:hAnsi="Times New Roman" w:cs="Times New Roman" w:eastAsia="Times New Roman"/>
-                <w:b w:val="0"/>
-                <w:i/>
-                <w:sz w:val="22"/>
-              </w:rPr>
-              <w:t>2</w:t>
-            </w:r>
-          </w:p>
-        </w:tc>
-        <w:tc>
-          <w:tcPr>
-            <w:tcW w:type="dxa" w:w="1938"/>
-            <w:tcW w:w="1531" w:type="dxa"/>
-          </w:tcPr>
-          <w:p>
-            <w:pPr>
-              <w:spacing w:before="0" w:after="0" w:line="240" w:lineRule="auto"/>
-              <w:jc w:val="center"/>
-            </w:pPr>
-            <w:r/>
-            <w:r>
-              <w:rPr>
-                <w:rFonts w:ascii="Times New Roman" w:hAnsi="Times New Roman" w:cs="Times New Roman" w:eastAsia="Times New Roman"/>
-                <w:b w:val="0"/>
-                <w:i/>
-                <w:sz w:val="22"/>
-              </w:rPr>
-              <w:t>3</w:t>
-            </w:r>
-          </w:p>
-        </w:tc>
-        <w:tc>
-          <w:tcPr>
-            <w:tcW w:type="dxa" w:w="1938"/>
-            <w:tcW w:w="1531" w:type="dxa"/>
-          </w:tcPr>
-          <w:p>
-            <w:pPr>
-              <w:spacing w:before="0" w:after="0" w:line="240" w:lineRule="auto"/>
-              <w:jc w:val="center"/>
-            </w:pPr>
-            <w:r/>
-            <w:r>
-              <w:rPr>
-                <w:rFonts w:ascii="Times New Roman" w:hAnsi="Times New Roman" w:cs="Times New Roman" w:eastAsia="Times New Roman"/>
-                <w:b w:val="0"/>
-                <w:i/>
-                <w:sz w:val="22"/>
-              </w:rPr>
-              <w:t>4</w:t>
-            </w:r>
-          </w:p>
-        </w:tc>
-        <w:tc>
-          <w:tcPr>
-            <w:tcW w:type="dxa" w:w="1938"/>
-            <w:tcW w:w="1984" w:type="dxa"/>
-          </w:tcPr>
-          <w:p>
-            <w:pPr>
-              <w:spacing w:before="0" w:after="0" w:line="240" w:lineRule="auto"/>
-              <w:jc w:val="center"/>
-            </w:pPr>
-            <w:r/>
-            <w:r>
-              <w:rPr>
-                <w:rFonts w:ascii="Times New Roman" w:hAnsi="Times New Roman" w:cs="Times New Roman" w:eastAsia="Times New Roman"/>
-                <w:b w:val="0"/>
-                <w:i/>
-                <w:sz w:val="22"/>
-              </w:rPr>
-              <w:t>5</w:t>
-            </w:r>
-          </w:p>
-        </w:tc>
-      </w:tr>
-      <w:tr>
-        <w:tc>
-          <w:tcPr>
-            <w:tcW w:type="dxa" w:w="1938"/>
-            <w:tcW w:w="2268" w:type="dxa"/>
-          </w:tcPr>
-          <w:p>
-            <w:pPr>
-              <w:spacing w:before="0" w:after="0" w:line="240" w:lineRule="auto"/>
-              <w:jc w:val="left"/>
-            </w:pPr>
-            <w:r/>
-            <w:r>
-              <w:rPr>
-                <w:rFonts w:ascii="Times New Roman" w:hAnsi="Times New Roman" w:cs="Times New Roman" w:eastAsia="Times New Roman"/>
-                <w:b w:val="0"/>
-                <w:i w:val="0"/>
-                <w:sz w:val="22"/>
-              </w:rPr>
-              <w:t>Тип размещения</w:t>
-            </w:r>
-          </w:p>
-        </w:tc>
-        <w:tc>
-          <w:tcPr>
-            <w:tcW w:type="dxa" w:w="1938"/>
-            <w:tcW w:w="1531" w:type="dxa"/>
-          </w:tcPr>
-          <w:p>
-            <w:pPr>
-              <w:spacing w:before="0" w:after="0" w:line="240" w:lineRule="auto"/>
-              <w:jc w:val="center"/>
-            </w:pPr>
-            <w:r/>
-            <w:r>
-              <w:rPr>
-                <w:rFonts w:ascii="Times New Roman" w:hAnsi="Times New Roman" w:cs="Times New Roman" w:eastAsia="Times New Roman"/>
-                <w:b w:val="0"/>
-                <w:i w:val="0"/>
-                <w:sz w:val="22"/>
-              </w:rPr>
-              <w:t>Облачный SaaS</w:t>
-            </w:r>
-          </w:p>
-        </w:tc>
-        <w:tc>
-          <w:tcPr>
-            <w:tcW w:type="dxa" w:w="1938"/>
-            <w:tcW w:w="1531" w:type="dxa"/>
-          </w:tcPr>
-          <w:p>
-            <w:pPr>
-              <w:spacing w:before="0" w:after="0" w:line="240" w:lineRule="auto"/>
-              <w:jc w:val="center"/>
-            </w:pPr>
-            <w:r/>
-            <w:r>
-              <w:rPr>
-                <w:rFonts w:ascii="Times New Roman" w:hAnsi="Times New Roman" w:cs="Times New Roman" w:eastAsia="Times New Roman"/>
-                <w:b w:val="0"/>
-                <w:i w:val="0"/>
-                <w:sz w:val="22"/>
-              </w:rPr>
-              <w:t>Облачный SaaS</w:t>
-            </w:r>
-          </w:p>
-        </w:tc>
-        <w:tc>
-          <w:tcPr>
-            <w:tcW w:type="dxa" w:w="1938"/>
-            <w:tcW w:w="1531" w:type="dxa"/>
-          </w:tcPr>
-          <w:p>
-            <w:pPr>
-              <w:spacing w:before="0" w:after="0" w:line="240" w:lineRule="auto"/>
-              <w:jc w:val="center"/>
-            </w:pPr>
-            <w:r/>
-            <w:r>
-              <w:rPr>
-                <w:rFonts w:ascii="Times New Roman" w:hAnsi="Times New Roman" w:cs="Times New Roman" w:eastAsia="Times New Roman"/>
-                <w:b w:val="0"/>
-                <w:i w:val="0"/>
-                <w:sz w:val="22"/>
-              </w:rPr>
-              <w:t>Облачный SaaS</w:t>
-            </w:r>
-          </w:p>
-        </w:tc>
-        <w:tc>
-          <w:tcPr>
-            <w:tcW w:type="dxa" w:w="1938"/>
-            <w:tcW w:w="1984" w:type="dxa"/>
-          </w:tcPr>
-          <w:p>
-            <w:pPr>
-              <w:spacing w:before="0" w:after="0" w:line="240" w:lineRule="auto"/>
-              <w:jc w:val="center"/>
-            </w:pPr>
-            <w:r/>
-            <w:r>
-              <w:rPr>
-                <w:rFonts w:ascii="Times New Roman" w:hAnsi="Times New Roman" w:cs="Times New Roman" w:eastAsia="Times New Roman"/>
-                <w:b w:val="0"/>
-                <w:i w:val="0"/>
-                <w:sz w:val="22"/>
-              </w:rPr>
-              <w:t>Клиентский (браузер)</w:t>
-            </w:r>
-          </w:p>
-        </w:tc>
-      </w:tr>
-      <w:tr>
-        <w:tc>
-          <w:tcPr>
-            <w:tcW w:type="dxa" w:w="1938"/>
-            <w:tcW w:w="2268" w:type="dxa"/>
-          </w:tcPr>
-          <w:p>
-            <w:pPr>
-              <w:spacing w:before="0" w:after="0" w:line="240" w:lineRule="auto"/>
-              <w:jc w:val="left"/>
-            </w:pPr>
-            <w:r/>
-            <w:r>
-              <w:rPr>
-                <w:rFonts w:ascii="Times New Roman" w:hAnsi="Times New Roman" w:cs="Times New Roman" w:eastAsia="Times New Roman"/>
-                <w:b w:val="0"/>
-                <w:i w:val="0"/>
-                <w:sz w:val="22"/>
-              </w:rPr>
-              <w:t>Серверная часть</w:t>
-            </w:r>
-          </w:p>
-        </w:tc>
-        <w:tc>
-          <w:tcPr>
-            <w:tcW w:type="dxa" w:w="1938"/>
-            <w:tcW w:w="1531" w:type="dxa"/>
-          </w:tcPr>
-          <w:p>
-            <w:pPr>
-              <w:spacing w:before="0" w:after="0" w:line="240" w:lineRule="auto"/>
-              <w:jc w:val="center"/>
-            </w:pPr>
-            <w:r/>
-            <w:r>
-              <w:rPr>
-                <w:rFonts w:ascii="Times New Roman" w:hAnsi="Times New Roman" w:cs="Times New Roman" w:eastAsia="Times New Roman"/>
-                <w:b w:val="0"/>
-                <w:i w:val="0"/>
-                <w:sz w:val="22"/>
-              </w:rPr>
-              <w:t>Обязательна</w:t>
-            </w:r>
-          </w:p>
-        </w:tc>
-        <w:tc>
-          <w:tcPr>
-            <w:tcW w:type="dxa" w:w="1938"/>
-            <w:tcW w:w="1531" w:type="dxa"/>
-          </w:tcPr>
-          <w:p>
-            <w:pPr>
-              <w:spacing w:before="0" w:after="0" w:line="240" w:lineRule="auto"/>
-              <w:jc w:val="center"/>
-            </w:pPr>
-            <w:r/>
-            <w:r>
-              <w:rPr>
-                <w:rFonts w:ascii="Times New Roman" w:hAnsi="Times New Roman" w:cs="Times New Roman" w:eastAsia="Times New Roman"/>
-                <w:b w:val="0"/>
-                <w:i w:val="0"/>
-                <w:sz w:val="22"/>
-              </w:rPr>
-              <w:t>Обязательна</w:t>
-            </w:r>
-          </w:p>
-        </w:tc>
-        <w:tc>
-          <w:tcPr>
-            <w:tcW w:type="dxa" w:w="1938"/>
-            <w:tcW w:w="1531" w:type="dxa"/>
-          </w:tcPr>
-          <w:p>
-            <w:pPr>
-              <w:spacing w:before="0" w:after="0" w:line="240" w:lineRule="auto"/>
-              <w:jc w:val="center"/>
-            </w:pPr>
-            <w:r/>
-            <w:r>
-              <w:rPr>
-                <w:rFonts w:ascii="Times New Roman" w:hAnsi="Times New Roman" w:cs="Times New Roman" w:eastAsia="Times New Roman"/>
-                <w:b w:val="0"/>
-                <w:i w:val="0"/>
-                <w:sz w:val="22"/>
-              </w:rPr>
-              <w:t>Обязательна</w:t>
-            </w:r>
-          </w:p>
-        </w:tc>
-        <w:tc>
-          <w:tcPr>
-            <w:tcW w:type="dxa" w:w="1938"/>
-            <w:tcW w:w="1984" w:type="dxa"/>
-          </w:tcPr>
-          <w:p>
-            <w:pPr>
-              <w:spacing w:before="0" w:after="0" w:line="240" w:lineRule="auto"/>
-              <w:jc w:val="center"/>
-            </w:pPr>
-            <w:r/>
-            <w:r>
-              <w:rPr>
-                <w:rFonts w:ascii="Times New Roman" w:hAnsi="Times New Roman" w:cs="Times New Roman" w:eastAsia="Times New Roman"/>
-                <w:b w:val="0"/>
-                <w:i w:val="0"/>
-                <w:sz w:val="22"/>
-              </w:rPr>
-              <w:t>Не требуется</w:t>
-            </w:r>
-          </w:p>
-        </w:tc>
-      </w:tr>
-      <w:tr>
-        <w:tc>
-          <w:tcPr>
-            <w:tcW w:type="dxa" w:w="1938"/>
-            <w:tcW w:w="2268" w:type="dxa"/>
-          </w:tcPr>
-          <w:p>
-            <w:pPr>
-              <w:spacing w:before="0" w:after="0" w:line="240" w:lineRule="auto"/>
-              <w:jc w:val="left"/>
-            </w:pPr>
-            <w:r/>
-            <w:r>
-              <w:rPr>
-                <w:rFonts w:ascii="Times New Roman" w:hAnsi="Times New Roman" w:cs="Times New Roman" w:eastAsia="Times New Roman"/>
-                <w:b w:val="0"/>
-                <w:i w:val="0"/>
-                <w:sz w:val="22"/>
-              </w:rPr>
-              <w:t>Интернет для работы</w:t>
-            </w:r>
-          </w:p>
-        </w:tc>
-        <w:tc>
-          <w:tcPr>
-            <w:tcW w:type="dxa" w:w="1938"/>
-            <w:tcW w:w="1531" w:type="dxa"/>
-          </w:tcPr>
-          <w:p>
-            <w:pPr>
-              <w:spacing w:before="0" w:after="0" w:line="240" w:lineRule="auto"/>
-              <w:jc w:val="center"/>
-            </w:pPr>
-            <w:r/>
-            <w:r>
-              <w:rPr>
-                <w:rFonts w:ascii="Times New Roman" w:hAnsi="Times New Roman" w:cs="Times New Roman" w:eastAsia="Times New Roman"/>
-                <w:b w:val="0"/>
-                <w:i w:val="0"/>
-                <w:sz w:val="22"/>
-              </w:rPr>
-              <w:t>Обязателен</w:t>
-            </w:r>
-          </w:p>
-        </w:tc>
-        <w:tc>
-          <w:tcPr>
-            <w:tcW w:type="dxa" w:w="1938"/>
-            <w:tcW w:w="1531" w:type="dxa"/>
-          </w:tcPr>
-          <w:p>
-            <w:pPr>
-              <w:spacing w:before="0" w:after="0" w:line="240" w:lineRule="auto"/>
-              <w:jc w:val="center"/>
-            </w:pPr>
-            <w:r/>
-            <w:r>
-              <w:rPr>
-                <w:rFonts w:ascii="Times New Roman" w:hAnsi="Times New Roman" w:cs="Times New Roman" w:eastAsia="Times New Roman"/>
-                <w:b w:val="0"/>
-                <w:i w:val="0"/>
-                <w:sz w:val="22"/>
-              </w:rPr>
-              <w:t>Обязателен</w:t>
-            </w:r>
-          </w:p>
-        </w:tc>
-        <w:tc>
-          <w:tcPr>
-            <w:tcW w:type="dxa" w:w="1938"/>
-            <w:tcW w:w="1531" w:type="dxa"/>
-          </w:tcPr>
-          <w:p>
-            <w:pPr>
-              <w:spacing w:before="0" w:after="0" w:line="240" w:lineRule="auto"/>
-              <w:jc w:val="center"/>
-            </w:pPr>
-            <w:r/>
-            <w:r>
-              <w:rPr>
-                <w:rFonts w:ascii="Times New Roman" w:hAnsi="Times New Roman" w:cs="Times New Roman" w:eastAsia="Times New Roman"/>
-                <w:b w:val="0"/>
-                <w:i w:val="0"/>
-                <w:sz w:val="22"/>
-              </w:rPr>
-              <w:t>Обязателен</w:t>
-            </w:r>
-          </w:p>
-        </w:tc>
-        <w:tc>
-          <w:tcPr>
-            <w:tcW w:type="dxa" w:w="1938"/>
-            <w:tcW w:w="1984" w:type="dxa"/>
-          </w:tcPr>
-          <w:p>
-            <w:pPr>
-              <w:spacing w:before="0" w:after="0" w:line="240" w:lineRule="auto"/>
-              <w:jc w:val="center"/>
-            </w:pPr>
-            <w:r/>
-            <w:r>
-              <w:rPr>
-                <w:rFonts w:ascii="Times New Roman" w:hAnsi="Times New Roman" w:cs="Times New Roman" w:eastAsia="Times New Roman"/>
-                <w:b w:val="0"/>
-                <w:i w:val="0"/>
-                <w:sz w:val="22"/>
-              </w:rPr>
-              <w:t>Не требуется</w:t>
-            </w:r>
-          </w:p>
-        </w:tc>
-      </w:tr>
-      <w:tr>
-        <w:tc>
-          <w:tcPr>
-            <w:tcW w:type="dxa" w:w="1938"/>
-            <w:tcW w:w="2268" w:type="dxa"/>
-          </w:tcPr>
-          <w:p>
-            <w:pPr>
-              <w:spacing w:before="0" w:after="0" w:line="240" w:lineRule="auto"/>
-              <w:jc w:val="left"/>
-            </w:pPr>
-            <w:r/>
-            <w:r>
-              <w:rPr>
-                <w:rFonts w:ascii="Times New Roman" w:hAnsi="Times New Roman" w:cs="Times New Roman" w:eastAsia="Times New Roman"/>
-                <w:b w:val="0"/>
-                <w:i w:val="0"/>
-                <w:sz w:val="22"/>
-              </w:rPr>
-              <w:t>Бесплатный план</w:t>
-            </w:r>
-          </w:p>
-        </w:tc>
-        <w:tc>
-          <w:tcPr>
-            <w:tcW w:type="dxa" w:w="1938"/>
-            <w:tcW w:w="1531" w:type="dxa"/>
-          </w:tcPr>
-          <w:p>
-            <w:pPr>
-              <w:spacing w:before="0" w:after="0" w:line="240" w:lineRule="auto"/>
-              <w:jc w:val="center"/>
-            </w:pPr>
-            <w:r/>
-            <w:r>
-              <w:rPr>
-                <w:rFonts w:ascii="Times New Roman" w:hAnsi="Times New Roman" w:cs="Times New Roman" w:eastAsia="Times New Roman"/>
-                <w:b w:val="0"/>
-                <w:i w:val="0"/>
-                <w:sz w:val="22"/>
-              </w:rPr>
-              <w:t>Ограниченный</w:t>
-            </w:r>
-          </w:p>
-        </w:tc>
-        <w:tc>
-          <w:tcPr>
-            <w:tcW w:type="dxa" w:w="1938"/>
-            <w:tcW w:w="1531" w:type="dxa"/>
-          </w:tcPr>
-          <w:p>
-            <w:pPr>
-              <w:spacing w:before="0" w:after="0" w:line="240" w:lineRule="auto"/>
-              <w:jc w:val="center"/>
-            </w:pPr>
-            <w:r/>
-            <w:r>
-              <w:rPr>
-                <w:rFonts w:ascii="Times New Roman" w:hAnsi="Times New Roman" w:cs="Times New Roman" w:eastAsia="Times New Roman"/>
-                <w:b w:val="0"/>
-                <w:i w:val="0"/>
-                <w:sz w:val="22"/>
-              </w:rPr>
-              <w:t>Отсутствует</w:t>
-            </w:r>
-          </w:p>
-        </w:tc>
-        <w:tc>
-          <w:tcPr>
-            <w:tcW w:type="dxa" w:w="1938"/>
-            <w:tcW w:w="1531" w:type="dxa"/>
-          </w:tcPr>
-          <w:p>
-            <w:pPr>
-              <w:spacing w:before="0" w:after="0" w:line="240" w:lineRule="auto"/>
-              <w:jc w:val="center"/>
-            </w:pPr>
-            <w:r/>
-            <w:r>
-              <w:rPr>
-                <w:rFonts w:ascii="Times New Roman" w:hAnsi="Times New Roman" w:cs="Times New Roman" w:eastAsia="Times New Roman"/>
-                <w:b w:val="0"/>
-                <w:i w:val="0"/>
-                <w:sz w:val="22"/>
-              </w:rPr>
-              <w:t>Отсутствует</w:t>
-            </w:r>
-          </w:p>
-        </w:tc>
-        <w:tc>
-          <w:tcPr>
-            <w:tcW w:type="dxa" w:w="1938"/>
-            <w:tcW w:w="1984" w:type="dxa"/>
-          </w:tcPr>
-          <w:p>
-            <w:pPr>
-              <w:spacing w:before="0" w:after="0" w:line="240" w:lineRule="auto"/>
-              <w:jc w:val="center"/>
-            </w:pPr>
-            <w:r/>
-            <w:r>
-              <w:rPr>
-                <w:rFonts w:ascii="Times New Roman" w:hAnsi="Times New Roman" w:cs="Times New Roman" w:eastAsia="Times New Roman"/>
-                <w:b w:val="0"/>
-                <w:i w:val="0"/>
-                <w:sz w:val="22"/>
-              </w:rPr>
-              <w:t>Полный</w:t>
-            </w:r>
-          </w:p>
-        </w:tc>
-      </w:tr>
-      <w:tr>
-        <w:tc>
-          <w:tcPr>
-            <w:tcW w:type="dxa" w:w="1938"/>
-            <w:tcW w:w="2268" w:type="dxa"/>
-          </w:tcPr>
-          <w:p>
-            <w:pPr>
-              <w:spacing w:before="0" w:after="0" w:line="240" w:lineRule="auto"/>
-              <w:jc w:val="left"/>
-            </w:pPr>
-            <w:r/>
-            <w:r>
-              <w:rPr>
-                <w:rFonts w:ascii="Times New Roman" w:hAnsi="Times New Roman" w:cs="Times New Roman" w:eastAsia="Times New Roman"/>
-                <w:b w:val="0"/>
-                <w:i w:val="0"/>
-                <w:sz w:val="22"/>
-              </w:rPr>
-              <w:t>Сложность освоения</w:t>
-            </w:r>
-          </w:p>
-        </w:tc>
-        <w:tc>
-          <w:tcPr>
-            <w:tcW w:type="dxa" w:w="1938"/>
-            <w:tcW w:w="1531" w:type="dxa"/>
-          </w:tcPr>
-          <w:p>
-            <w:pPr>
-              <w:spacing w:before="0" w:after="0" w:line="240" w:lineRule="auto"/>
-              <w:jc w:val="center"/>
-            </w:pPr>
-            <w:r/>
-            <w:r>
-              <w:rPr>
-                <w:rFonts w:ascii="Times New Roman" w:hAnsi="Times New Roman" w:cs="Times New Roman" w:eastAsia="Times New Roman"/>
-                <w:b w:val="0"/>
-                <w:i w:val="0"/>
-                <w:sz w:val="22"/>
-              </w:rPr>
-              <w:t>Высокая</w:t>
-            </w:r>
-          </w:p>
-        </w:tc>
-        <w:tc>
-          <w:tcPr>
-            <w:tcW w:type="dxa" w:w="1938"/>
-            <w:tcW w:w="1531" w:type="dxa"/>
-          </w:tcPr>
-          <w:p>
-            <w:pPr>
-              <w:spacing w:before="0" w:after="0" w:line="240" w:lineRule="auto"/>
-              <w:jc w:val="center"/>
-            </w:pPr>
-            <w:r/>
-            <w:r>
-              <w:rPr>
-                <w:rFonts w:ascii="Times New Roman" w:hAnsi="Times New Roman" w:cs="Times New Roman" w:eastAsia="Times New Roman"/>
-                <w:b w:val="0"/>
-                <w:i w:val="0"/>
-                <w:sz w:val="22"/>
-              </w:rPr>
-              <w:t>Средняя</w:t>
-            </w:r>
-          </w:p>
-        </w:tc>
-        <w:tc>
-          <w:tcPr>
-            <w:tcW w:type="dxa" w:w="1938"/>
-            <w:tcW w:w="1531" w:type="dxa"/>
-          </w:tcPr>
-          <w:p>
-            <w:pPr>
-              <w:spacing w:before="0" w:after="0" w:line="240" w:lineRule="auto"/>
-              <w:jc w:val="center"/>
-            </w:pPr>
-            <w:r/>
-            <w:r>
-              <w:rPr>
-                <w:rFonts w:ascii="Times New Roman" w:hAnsi="Times New Roman" w:cs="Times New Roman" w:eastAsia="Times New Roman"/>
-                <w:b w:val="0"/>
-                <w:i w:val="0"/>
-                <w:sz w:val="22"/>
-              </w:rPr>
-              <w:t>Высокая</w:t>
-            </w:r>
-          </w:p>
-        </w:tc>
-        <w:tc>
-          <w:tcPr>
-            <w:tcW w:type="dxa" w:w="1938"/>
-            <w:tcW w:w="1984" w:type="dxa"/>
-          </w:tcPr>
-          <w:p>
-            <w:pPr>
-              <w:spacing w:before="0" w:after="0" w:line="240" w:lineRule="auto"/>
-              <w:jc w:val="center"/>
-            </w:pPr>
-            <w:r/>
-            <w:r>
-              <w:rPr>
-                <w:rFonts w:ascii="Times New Roman" w:hAnsi="Times New Roman" w:cs="Times New Roman" w:eastAsia="Times New Roman"/>
-                <w:b w:val="0"/>
-                <w:i w:val="0"/>
-                <w:sz w:val="22"/>
-              </w:rPr>
-              <w:t>Низкая</w:t>
-            </w:r>
-          </w:p>
-        </w:tc>
-      </w:tr>
-      <w:tr>
-        <w:tc>
-          <w:tcPr>
-            <w:tcW w:type="dxa" w:w="1938"/>
-            <w:tcW w:w="2268" w:type="dxa"/>
-          </w:tcPr>
-          <w:p>
-            <w:pPr>
-              <w:spacing w:before="0" w:after="0" w:line="240" w:lineRule="auto"/>
-              <w:jc w:val="left"/>
-            </w:pPr>
-            <w:r/>
-            <w:r>
-              <w:rPr>
-                <w:rFonts w:ascii="Times New Roman" w:hAnsi="Times New Roman" w:cs="Times New Roman" w:eastAsia="Times New Roman"/>
-                <w:b w:val="0"/>
-                <w:i w:val="0"/>
-                <w:sz w:val="22"/>
-              </w:rPr>
-              <w:t>Кастомизация</w:t>
-            </w:r>
-          </w:p>
-        </w:tc>
-        <w:tc>
-          <w:tcPr>
-            <w:tcW w:type="dxa" w:w="1938"/>
-            <w:tcW w:w="1531" w:type="dxa"/>
-          </w:tcPr>
-          <w:p>
-            <w:pPr>
-              <w:spacing w:before="0" w:after="0" w:line="240" w:lineRule="auto"/>
-              <w:jc w:val="center"/>
-            </w:pPr>
-            <w:r/>
-            <w:r>
-              <w:rPr>
-                <w:rFonts w:ascii="Times New Roman" w:hAnsi="Times New Roman" w:cs="Times New Roman" w:eastAsia="Times New Roman"/>
-                <w:b w:val="0"/>
-                <w:i w:val="0"/>
-                <w:sz w:val="22"/>
-              </w:rPr>
-              <w:t>Высокая</w:t>
-            </w:r>
-          </w:p>
-        </w:tc>
-        <w:tc>
-          <w:tcPr>
-            <w:tcW w:type="dxa" w:w="1938"/>
-            <w:tcW w:w="1531" w:type="dxa"/>
-          </w:tcPr>
-          <w:p>
-            <w:pPr>
-              <w:spacing w:before="0" w:after="0" w:line="240" w:lineRule="auto"/>
-              <w:jc w:val="center"/>
-            </w:pPr>
-            <w:r/>
-            <w:r>
-              <w:rPr>
-                <w:rFonts w:ascii="Times New Roman" w:hAnsi="Times New Roman" w:cs="Times New Roman" w:eastAsia="Times New Roman"/>
-                <w:b w:val="0"/>
-                <w:i w:val="0"/>
-                <w:sz w:val="22"/>
-              </w:rPr>
-              <w:t>Средняя</w:t>
-            </w:r>
-          </w:p>
-        </w:tc>
-        <w:tc>
-          <w:tcPr>
-            <w:tcW w:type="dxa" w:w="1938"/>
-            <w:tcW w:w="1531" w:type="dxa"/>
-          </w:tcPr>
-          <w:p>
-            <w:pPr>
-              <w:spacing w:before="0" w:after="0" w:line="240" w:lineRule="auto"/>
-              <w:jc w:val="center"/>
-            </w:pPr>
-            <w:r/>
-            <w:r>
-              <w:rPr>
-                <w:rFonts w:ascii="Times New Roman" w:hAnsi="Times New Roman" w:cs="Times New Roman" w:eastAsia="Times New Roman"/>
-                <w:b w:val="0"/>
-                <w:i w:val="0"/>
-                <w:sz w:val="22"/>
-              </w:rPr>
-              <w:t>Высокая</w:t>
-            </w:r>
-          </w:p>
-        </w:tc>
-        <w:tc>
-          <w:tcPr>
-            <w:tcW w:type="dxa" w:w="1938"/>
-            <w:tcW w:w="1984" w:type="dxa"/>
-          </w:tcPr>
-          <w:p>
-            <w:pPr>
-              <w:spacing w:before="0" w:after="0" w:line="240" w:lineRule="auto"/>
-              <w:jc w:val="center"/>
-            </w:pPr>
-            <w:r/>
-            <w:r>
-              <w:rPr>
-                <w:rFonts w:ascii="Times New Roman" w:hAnsi="Times New Roman" w:cs="Times New Roman" w:eastAsia="Times New Roman"/>
-                <w:b w:val="0"/>
-                <w:i w:val="0"/>
-                <w:sz w:val="22"/>
-              </w:rPr>
-              <w:t>Ограниченная</w:t>
-            </w:r>
-          </w:p>
-        </w:tc>
-      </w:tr>
-      <w:tr>
-        <w:tc>
-          <w:tcPr>
-            <w:tcW w:type="dxa" w:w="1938"/>
-            <w:tcW w:w="2268" w:type="dxa"/>
-          </w:tcPr>
-          <w:p>
-            <w:pPr>
-              <w:spacing w:before="0" w:after="0" w:line="240" w:lineRule="auto"/>
-              <w:jc w:val="left"/>
-            </w:pPr>
-            <w:r/>
-            <w:r>
-              <w:rPr>
-                <w:rFonts w:ascii="Times New Roman" w:hAnsi="Times New Roman" w:cs="Times New Roman" w:eastAsia="Times New Roman"/>
-                <w:b w:val="0"/>
-                <w:i w:val="0"/>
-                <w:sz w:val="22"/>
-              </w:rPr>
-              <w:t>Экспорт данных</w:t>
-            </w:r>
-          </w:p>
-        </w:tc>
-        <w:tc>
-          <w:tcPr>
-            <w:tcW w:type="dxa" w:w="1938"/>
-            <w:tcW w:w="1531" w:type="dxa"/>
-          </w:tcPr>
-          <w:p>
-            <w:pPr>
-              <w:spacing w:before="0" w:after="0" w:line="240" w:lineRule="auto"/>
-              <w:jc w:val="center"/>
-            </w:pPr>
-            <w:r/>
-            <w:r>
-              <w:rPr>
-                <w:rFonts w:ascii="Times New Roman" w:hAnsi="Times New Roman" w:cs="Times New Roman" w:eastAsia="Times New Roman"/>
-                <w:b w:val="0"/>
-                <w:i w:val="0"/>
-                <w:sz w:val="22"/>
-              </w:rPr>
-              <w:t>Есть</w:t>
-            </w:r>
-          </w:p>
-        </w:tc>
-        <w:tc>
-          <w:tcPr>
-            <w:tcW w:type="dxa" w:w="1938"/>
-            <w:tcW w:w="1531" w:type="dxa"/>
-          </w:tcPr>
-          <w:p>
-            <w:pPr>
-              <w:spacing w:before="0" w:after="0" w:line="240" w:lineRule="auto"/>
-              <w:jc w:val="center"/>
-            </w:pPr>
-            <w:r/>
-            <w:r>
-              <w:rPr>
-                <w:rFonts w:ascii="Times New Roman" w:hAnsi="Times New Roman" w:cs="Times New Roman" w:eastAsia="Times New Roman"/>
-                <w:b w:val="0"/>
-                <w:i w:val="0"/>
-                <w:sz w:val="22"/>
-              </w:rPr>
-              <w:t>Есть</w:t>
-            </w:r>
-          </w:p>
-        </w:tc>
-        <w:tc>
-          <w:tcPr>
-            <w:tcW w:type="dxa" w:w="1938"/>
-            <w:tcW w:w="1531" w:type="dxa"/>
-          </w:tcPr>
-          <w:p>
-            <w:pPr>
-              <w:spacing w:before="0" w:after="0" w:line="240" w:lineRule="auto"/>
-              <w:jc w:val="center"/>
-            </w:pPr>
-            <w:r/>
-            <w:r>
-              <w:rPr>
-                <w:rFonts w:ascii="Times New Roman" w:hAnsi="Times New Roman" w:cs="Times New Roman" w:eastAsia="Times New Roman"/>
-                <w:b w:val="0"/>
-                <w:i w:val="0"/>
-                <w:sz w:val="22"/>
-              </w:rPr>
-              <w:t>Есть</w:t>
-            </w:r>
-          </w:p>
-        </w:tc>
-        <w:tc>
-          <w:tcPr>
-            <w:tcW w:type="dxa" w:w="1938"/>
-            <w:tcW w:w="1984" w:type="dxa"/>
-          </w:tcPr>
-          <w:p>
-            <w:pPr>
-              <w:spacing w:before="0" w:after="0" w:line="240" w:lineRule="auto"/>
-              <w:jc w:val="center"/>
-            </w:pPr>
-            <w:r/>
-            <w:r>
-              <w:rPr>
-                <w:rFonts w:ascii="Times New Roman" w:hAnsi="Times New Roman" w:cs="Times New Roman" w:eastAsia="Times New Roman"/>
-                <w:b w:val="0"/>
-                <w:i w:val="0"/>
-                <w:sz w:val="22"/>
-              </w:rPr>
-              <w:t>Не реализован</w:t>
-            </w:r>
-          </w:p>
-        </w:tc>
-      </w:tr>
-    </w:tbl>
-    <w:p>
-      <w:pPr>
-        <w:spacing w:before="0" w:after="0" w:line="240" w:lineRule="auto"/>
-      </w:pPr>
-      <w:r>
-        <w:rPr>
-          <w:rFonts w:ascii="Times New Roman" w:hAnsi="Times New Roman" w:cs="Times New Roman" w:eastAsia="Times New Roman"/>
-          <w:b w:val="0"/>
-          <w:i w:val="0"/>
-          <w:sz w:val="24"/>
-        </w:rPr>
-      </w:r>
-    </w:p>
-    <w:p>
-      <w:pPr>
-        <w:spacing w:before="0" w:after="0" w:line="240" w:lineRule="auto"/>
-        <w:ind w:firstLine="0"/>
-        <w:jc w:val="left"/>
-      </w:pPr>
-      <w:r>
-        <w:rPr>
-          <w:rFonts w:ascii="Times New Roman" w:hAnsi="Times New Roman" w:cs="Times New Roman" w:eastAsia="Times New Roman"/>
-          <w:b w:val="0"/>
-          <w:i w:val="0"/>
-          <w:sz w:val="24"/>
-        </w:rPr>
-        <w:t>Примечание – составлено автором на основании проведённого исследования</w:t>
-      </w:r>
-    </w:p>
-    <w:p>
-      <w:pPr>
-        <w:spacing w:before="0" w:after="0" w:line="240" w:lineRule="auto"/>
-      </w:pPr>
-      <w:r>
-        <w:rPr>
-          <w:rFonts w:ascii="Times New Roman" w:hAnsi="Times New Roman" w:cs="Times New Roman" w:eastAsia="Times New Roman"/>
-          <w:b w:val="0"/>
-          <w:i w:val="0"/>
-          <w:sz w:val="24"/>
-        </w:rPr>
-      </w:r>
-    </w:p>
-    <w:p>
-      <w:pPr>
-        <w:spacing w:before="0" w:after="0" w:line="240" w:lineRule="auto"/>
-        <w:ind w:firstLine="709"/>
-        <w:jc w:val="both"/>
-      </w:pPr>
-      <w:r>
-        <w:rPr>
-          <w:rFonts w:ascii="Times New Roman" w:hAnsi="Times New Roman" w:cs="Times New Roman" w:eastAsia="Times New Roman"/>
-          <w:b w:val="0"/>
-          <w:i w:val="0"/>
-          <w:sz w:val="24"/>
-        </w:rPr>
-        <w:t>Анализ, приведённый в таблице 1, показывает, что ни одно из рассмотренных корпоративных CRM-приложений не обеспечивает возможности работы без интернет-соединения и без серверной инфраструктуры при полной функциональности. Bitrix24 и Salesforce характеризуются высокой сложностью освоения, а AmoCRM не предоставляет бесплатного плана. Разрабатываемый проект NexusCRM занимает нишу лёгкого клиентского инструмента с нулевой стоимостью и минимальными требованиями к окружению.</w:t>
-      </w:r>
-    </w:p>
-    <w:p>
-      <w:pPr>
-        <w:spacing w:before="0" w:after="0" w:line="240" w:lineRule="auto"/>
-      </w:pPr>
-      <w:r>
-        <w:rPr>
-          <w:rFonts w:ascii="Times New Roman" w:hAnsi="Times New Roman" w:cs="Times New Roman" w:eastAsia="Times New Roman"/>
-          <w:b w:val="0"/>
-          <w:i w:val="0"/>
-          <w:sz w:val="24"/>
-        </w:rPr>
-      </w:r>
-    </w:p>
-    <w:p>
-      <w:pPr>
-        <w:spacing w:before="0" w:after="0" w:line="240" w:lineRule="auto"/>
-      </w:pPr>
-      <w:r>
-        <w:rPr>
-          <w:rFonts w:ascii="Times New Roman" w:hAnsi="Times New Roman" w:cs="Times New Roman" w:eastAsia="Times New Roman"/>
-          <w:b w:val="0"/>
-          <w:i w:val="0"/>
-          <w:sz w:val="24"/>
-        </w:rPr>
-      </w:r>
-    </w:p>
-    <w:p>
-      <w:pPr>
-        <w:spacing w:before="0" w:after="0" w:line="240" w:lineRule="auto"/>
-        <w:ind w:firstLine="0"/>
-        <w:jc w:val="center"/>
-      </w:pPr>
-      <w:r>
-        <w:rPr>
-          <w:rFonts w:ascii="Times New Roman" w:hAnsi="Times New Roman" w:cs="Times New Roman" w:eastAsia="Times New Roman"/>
           <w:b/>
-          <w:i w:val="0"/>
-          <w:sz w:val="24"/>
         </w:rPr>
         <w:t>1.3 Цель и задачи проекта</w:t>
       </w:r>
     </w:p>
     <w:p>
-      <w:pPr>
-        <w:spacing w:before="0" w:after="0" w:line="240" w:lineRule="auto"/>
-      </w:pPr>
       <w:r>
-        <w:rPr>
-          <w:rFonts w:ascii="Times New Roman" w:hAnsi="Times New Roman" w:cs="Times New Roman" w:eastAsia="Times New Roman"/>
-          <w:b w:val="0"/>
-          <w:i w:val="0"/>
-          <w:sz w:val="24"/>
-        </w:rPr>
+        <w:t>Целью проекта является разработка веб-приложения NexusCRM, обеспечивающего управление базой клиентов малого бизнеса.</w:t>
       </w:r>
     </w:p>
     <w:p>
-      <w:pPr>
-        <w:spacing w:before="0" w:after="0" w:line="240" w:lineRule="auto"/>
-        <w:ind w:firstLine="709"/>
-        <w:jc w:val="both"/>
-      </w:pPr>
       <w:r>
-        <w:rPr>
-          <w:rFonts w:ascii="Times New Roman" w:hAnsi="Times New Roman" w:cs="Times New Roman" w:eastAsia="Times New Roman"/>
-          <w:b w:val="0"/>
-          <w:i w:val="0"/>
-          <w:sz w:val="24"/>
-        </w:rPr>
-        <w:t>Целью проекта является разработка веб-приложения NexusCRM, обеспечивающего управление базой клиентов малого бизнеса с набором базовых CRM-функций: ведение записей, статусная модель, поиск, фильтрация и аналитика, без необходимости серверной части и постоянного интернет-соединения.</w:t>
-      </w:r>
-    </w:p>
-    <w:p>
-      <w:pPr>
-        <w:spacing w:before="0" w:after="0" w:line="240" w:lineRule="auto"/>
-        <w:ind w:firstLine="709"/>
-        <w:jc w:val="both"/>
-      </w:pPr>
-      <w:r>
-        <w:rPr>
-          <w:rFonts w:ascii="Times New Roman" w:hAnsi="Times New Roman" w:cs="Times New Roman" w:eastAsia="Times New Roman"/>
-          <w:b w:val="0"/>
-          <w:i w:val="0"/>
-          <w:sz w:val="24"/>
-        </w:rPr>
         <w:t>Для достижения цели авторами проекта были сформулированы следующие задачи:</w:t>
       </w:r>
     </w:p>
     <w:p>
       <w:pPr>
-        <w:spacing w:before="0" w:after="0" w:line="240" w:lineRule="auto"/>
-        <w:ind w:firstLine="0" w:left="709"/>
-        <w:jc w:val="both"/>
+        <w:ind w:left="720"/>
       </w:pPr>
       <w:r>
-        <w:rPr>
-          <w:rFonts w:ascii="Times New Roman" w:hAnsi="Times New Roman" w:cs="Times New Roman" w:eastAsia="Times New Roman"/>
-          <w:b w:val="0"/>
-          <w:i w:val="0"/>
-          <w:sz w:val="24"/>
-        </w:rPr>
-        <w:t>1) Провести анализ предметной области и требований к системе.</w:t>
+        <w:t>1) Провести анализ предметной области и требований к системе,</w:t>
       </w:r>
     </w:p>
     <w:p>
       <w:pPr>
-        <w:spacing w:before="0" w:after="0" w:line="240" w:lineRule="auto"/>
-        <w:ind w:firstLine="0" w:left="709"/>
-        <w:jc w:val="both"/>
+        <w:ind w:left="720"/>
       </w:pPr>
       <w:r>
-        <w:rPr>
-          <w:rFonts w:ascii="Times New Roman" w:hAnsi="Times New Roman" w:cs="Times New Roman" w:eastAsia="Times New Roman"/>
-          <w:b w:val="0"/>
-          <w:i w:val="0"/>
-          <w:sz w:val="24"/>
-        </w:rPr>
-        <w:t>2) Спроектировать многостраничную архитектуру клиентского приложения.</w:t>
+        <w:t>2) Спроектировать многостраничную архитектуру клиентского приложения,</w:t>
       </w:r>
     </w:p>
     <w:p>
       <w:pPr>
-        <w:spacing w:before="0" w:after="0" w:line="240" w:lineRule="auto"/>
-        <w:ind w:firstLine="0" w:left="709"/>
-        <w:jc w:val="both"/>
+        <w:ind w:left="720"/>
       </w:pPr>
       <w:r>
-        <w:rPr>
-          <w:rFonts w:ascii="Times New Roman" w:hAnsi="Times New Roman" w:cs="Times New Roman" w:eastAsia="Times New Roman"/>
-          <w:b w:val="0"/>
-          <w:i w:val="0"/>
-          <w:sz w:val="24"/>
-        </w:rPr>
-        <w:t>3) Реализовать слой хранения данных на основе Web Storage API (localStorage).</w:t>
+        <w:t>3) Реализовать слой хранения данных на основе Web Storage API (localStorage),</w:t>
       </w:r>
     </w:p>
     <w:p>
       <w:pPr>
-        <w:spacing w:before="0" w:after="0" w:line="240" w:lineRule="auto"/>
-        <w:ind w:firstLine="0" w:left="709"/>
-        <w:jc w:val="both"/>
+        <w:ind w:left="720"/>
       </w:pPr>
       <w:r>
-        <w:rPr>
-          <w:rFonts w:ascii="Times New Roman" w:hAnsi="Times New Roman" w:cs="Times New Roman" w:eastAsia="Times New Roman"/>
-          <w:b w:val="0"/>
-          <w:i w:val="0"/>
-          <w:sz w:val="24"/>
-        </w:rPr>
-        <w:t>4) Разработать компонентную структуру JavaScript-логики с применением ES-модулей.</w:t>
+        <w:t>4) Разработать компонентную структуру JavaScript-логики с применением ES-модулей,</w:t>
       </w:r>
     </w:p>
     <w:p>
       <w:pPr>
-        <w:spacing w:before="0" w:after="0" w:line="240" w:lineRule="auto"/>
-        <w:ind w:firstLine="0" w:left="709"/>
-        <w:jc w:val="both"/>
+        <w:ind w:left="720"/>
       </w:pPr>
       <w:r>
-        <w:rPr>
-          <w:rFonts w:ascii="Times New Roman" w:hAnsi="Times New Roman" w:cs="Times New Roman" w:eastAsia="Times New Roman"/>
-          <w:b w:val="0"/>
-          <w:i w:val="0"/>
-          <w:sz w:val="24"/>
-        </w:rPr>
-        <w:t>5) Создать пользовательский интерфейс с тёмной цветовой схемой и адаптивной вёрсткой.</w:t>
+        <w:t>5) Создать пользовательский интерфейс с тёмной цветовой схемой и адаптивной вёрсткой,</w:t>
       </w:r>
     </w:p>
     <w:p>
       <w:pPr>
-        <w:spacing w:before="0" w:after="0" w:line="240" w:lineRule="auto"/>
-        <w:ind w:firstLine="0" w:left="709"/>
-        <w:jc w:val="both"/>
+        <w:ind w:left="720"/>
       </w:pPr>
       <w:r>
-        <w:rPr>
-          <w:rFonts w:ascii="Times New Roman" w:hAnsi="Times New Roman" w:cs="Times New Roman" w:eastAsia="Times New Roman"/>
-          <w:b w:val="0"/>
-          <w:i w:val="0"/>
-          <w:sz w:val="24"/>
-        </w:rPr>
-        <w:t>6) Разработать модуль статистики с KPI-метриками и визуализацией данных.</w:t>
+        <w:t>6) Разработать модуль статистики с KPI-метриками и визуализацией данных,</w:t>
       </w:r>
     </w:p>
     <w:p>
       <w:pPr>
-        <w:spacing w:before="0" w:after="0" w:line="240" w:lineRule="auto"/>
-        <w:ind w:firstLine="0" w:left="709"/>
-        <w:jc w:val="both"/>
+        <w:ind w:left="720"/>
       </w:pPr>
       <w:r>
-        <w:rPr>
-          <w:rFonts w:ascii="Times New Roman" w:hAnsi="Times New Roman" w:cs="Times New Roman" w:eastAsia="Times New Roman"/>
-          <w:b w:val="0"/>
-          <w:i w:val="0"/>
-          <w:sz w:val="24"/>
-        </w:rPr>
         <w:t>7) Провести тестирование и сформировать пользовательскую документацию.</w:t>
       </w:r>
     </w:p>
-    <w:p>
-      <w:r>
-        <w:br w:type="page"/>
-      </w:r>
-    </w:p>
-    <w:p>
-      <w:pPr>
-        <w:spacing w:before="0" w:after="0" w:line="240" w:lineRule="auto"/>
-      </w:pPr>
-      <w:r>
-        <w:rPr>
-          <w:rFonts w:ascii="Times New Roman" w:hAnsi="Times New Roman" w:cs="Times New Roman" w:eastAsia="Times New Roman"/>
-          <w:b w:val="0"/>
-          <w:i w:val="0"/>
-          <w:sz w:val="24"/>
-        </w:rPr>
-      </w:r>
-    </w:p>
-    <w:p>
-      <w:pPr>
-        <w:spacing w:before="0" w:after="0" w:line="240" w:lineRule="auto"/>
-        <w:ind w:firstLine="0"/>
-        <w:jc w:val="center"/>
-      </w:pPr>
-      <w:r>
-        <w:rPr>
-          <w:rFonts w:ascii="Times New Roman" w:hAnsi="Times New Roman" w:cs="Times New Roman" w:eastAsia="Times New Roman"/>
-          <w:b/>
-          <w:i w:val="0"/>
-          <w:sz w:val="24"/>
-        </w:rPr>
-        <w:t>2 ПРОЕКТИРОВАНИЕ СИСТЕМЫ</w:t>
-      </w:r>
-    </w:p>
-    <w:p>
-      <w:pPr>
-        <w:spacing w:before="0" w:after="0" w:line="240" w:lineRule="auto"/>
-      </w:pPr>
-      <w:r>
-        <w:rPr>
-          <w:rFonts w:ascii="Times New Roman" w:hAnsi="Times New Roman" w:cs="Times New Roman" w:eastAsia="Times New Roman"/>
-          <w:b w:val="0"/>
-          <w:i w:val="0"/>
-          <w:sz w:val="24"/>
-        </w:rPr>
-      </w:r>
-    </w:p>
-    <w:p>
-      <w:pPr>
-        <w:spacing w:before="0" w:after="0" w:line="240" w:lineRule="auto"/>
-      </w:pPr>
-      <w:r>
-        <w:rPr>
-          <w:rFonts w:ascii="Times New Roman" w:hAnsi="Times New Roman" w:cs="Times New Roman" w:eastAsia="Times New Roman"/>
-          <w:b w:val="0"/>
-          <w:i w:val="0"/>
-          <w:sz w:val="24"/>
-        </w:rPr>
-      </w:r>
-    </w:p>
-    <w:p>
-      <w:pPr>
-        <w:spacing w:before="0" w:after="0" w:line="240" w:lineRule="auto"/>
-      </w:pPr>
-      <w:r>
-        <w:rPr>
-          <w:rFonts w:ascii="Times New Roman" w:hAnsi="Times New Roman" w:cs="Times New Roman" w:eastAsia="Times New Roman"/>
-          <w:b w:val="0"/>
-          <w:i w:val="0"/>
-          <w:sz w:val="24"/>
-        </w:rPr>
-      </w:r>
-    </w:p>
-    <w:p>
-      <w:pPr>
-        <w:spacing w:before="0" w:after="0" w:line="240" w:lineRule="auto"/>
-        <w:ind w:firstLine="0"/>
-        <w:jc w:val="center"/>
-      </w:pPr>
-      <w:r>
-        <w:rPr>
-          <w:rFonts w:ascii="Times New Roman" w:hAnsi="Times New Roman" w:cs="Times New Roman" w:eastAsia="Times New Roman"/>
-          <w:b/>
-          <w:i w:val="0"/>
-          <w:sz w:val="24"/>
-        </w:rPr>
-        <w:t>2.1 Концептуальная архитектура приложения</w:t>
-      </w:r>
-    </w:p>
-    <w:p>
-      <w:pPr>
-        <w:spacing w:before="0" w:after="0" w:line="240" w:lineRule="auto"/>
-      </w:pPr>
-      <w:r>
-        <w:rPr>
-          <w:rFonts w:ascii="Times New Roman" w:hAnsi="Times New Roman" w:cs="Times New Roman" w:eastAsia="Times New Roman"/>
-          <w:b w:val="0"/>
-          <w:i w:val="0"/>
-          <w:sz w:val="24"/>
-        </w:rPr>
-      </w:r>
-    </w:p>
-    <w:p>
-      <w:pPr>
-        <w:spacing w:before="0" w:after="0" w:line="240" w:lineRule="auto"/>
-        <w:ind w:firstLine="709"/>
-        <w:jc w:val="both"/>
-      </w:pPr>
-      <w:r>
-        <w:rPr>
-          <w:rFonts w:ascii="Times New Roman" w:hAnsi="Times New Roman" w:cs="Times New Roman" w:eastAsia="Times New Roman"/>
-          <w:b w:val="0"/>
-          <w:i w:val="0"/>
-          <w:sz w:val="24"/>
-        </w:rPr>
-        <w:t>NexusCRM представляет собой клиентское многостраничное веб-приложение (Multi-Page Application, MPA), построенное на нативных веб-технологиях без применения клиентских фреймворков (React, Vue, Angular и подобных). Архитектура приложения реализована по принципу разделения ответственности: каждая HTML-страница отвечает за отдельную область функциональности, а JavaScript-файлы разделены по назначению и взаимодействуют посредством стандартного механизма ES-модулей (import/export).</w:t>
-      </w:r>
-    </w:p>
-    <w:p>
-      <w:pPr>
-        <w:spacing w:before="0" w:after="0" w:line="240" w:lineRule="auto"/>
-        <w:ind w:firstLine="709"/>
-        <w:jc w:val="both"/>
-      </w:pPr>
-      <w:r>
-        <w:rPr>
-          <w:rFonts w:ascii="Times New Roman" w:hAnsi="Times New Roman" w:cs="Times New Roman" w:eastAsia="Times New Roman"/>
-          <w:b w:val="0"/>
-          <w:i w:val="0"/>
-          <w:sz w:val="24"/>
-        </w:rPr>
-        <w:t>На рисунке 1 представлена концептуальная архитектура приложения NexusCRM с разбивкой на три функциональных слоя.</w:t>
-      </w:r>
-    </w:p>
-    <w:p>
-      <w:pPr>
-        <w:spacing w:before="0" w:after="0" w:line="240" w:lineRule="auto"/>
-      </w:pPr>
-      <w:r>
-        <w:rPr>
-          <w:rFonts w:ascii="Times New Roman" w:hAnsi="Times New Roman" w:cs="Times New Roman" w:eastAsia="Times New Roman"/>
-          <w:b w:val="0"/>
-          <w:i w:val="0"/>
-          <w:sz w:val="24"/>
-        </w:rPr>
-      </w:r>
-    </w:p>
-    <w:p>
-      <w:pPr>
-        <w:spacing w:before="0" w:after="0"/>
-        <w:ind w:firstLine="0"/>
-        <w:jc w:val="center"/>
-      </w:pPr>
-      <w:r>
-        <w:drawing>
-          <wp:inline xmlns:a="http://schemas.openxmlformats.org/drawingml/2006/main" xmlns:pic="http://schemas.openxmlformats.org/drawingml/2006/picture">
-            <wp:extent cx="4860000" cy="649848"/>
-            <wp:docPr id="1" name="Picture 1"/>
-            <wp:cNvGraphicFramePr>
-              <a:graphicFrameLocks noChangeAspect="1"/>
-            </wp:cNvGraphicFramePr>
-            <a:graphic>
-              <a:graphicData uri="http://schemas.openxmlformats.org/drawingml/2006/picture">
-                <pic:pic>
-                  <pic:nvPicPr>
-                    <pic:cNvPr id="0" name="image.png"/>
-                    <pic:cNvPicPr/>
-                  </pic:nvPicPr>
-                  <pic:blipFill>
-                    <a:blip r:embed="rId9"/>
-                    <a:stretch>
-                      <a:fillRect/>
-                    </a:stretch>
-                  </pic:blipFill>
-                  <pic:spPr>
-                    <a:xfrm>
-                      <a:off x="0" y="0"/>
-                      <a:ext cx="4860000" cy="649848"/>
-                    </a:xfrm>
-                    <a:prstGeom prst="rect"/>
-                  </pic:spPr>
-                </pic:pic>
-              </a:graphicData>
-            </a:graphic>
-          </wp:inline>
-        </w:drawing>
-      </w:r>
-    </w:p>
-    <w:p>
-      <w:pPr>
-        <w:spacing w:before="0" w:after="0" w:line="240" w:lineRule="auto"/>
-        <w:ind w:firstLine="0"/>
-        <w:jc w:val="center"/>
-      </w:pPr>
-      <w:r>
-        <w:rPr>
-          <w:rFonts w:ascii="Times New Roman" w:hAnsi="Times New Roman" w:cs="Times New Roman" w:eastAsia="Times New Roman"/>
-          <w:b w:val="0"/>
-          <w:i w:val="0"/>
-          <w:sz w:val="24"/>
-        </w:rPr>
-        <w:t>Рисунок 1 – Концептуальная архитектура приложения NexusCRM</w:t>
-      </w:r>
-    </w:p>
-    <w:p>
-      <w:pPr>
-        <w:spacing w:before="0" w:after="0" w:line="240" w:lineRule="auto"/>
-        <w:ind w:firstLine="0"/>
-        <w:jc w:val="center"/>
-      </w:pPr>
-      <w:r>
-        <w:rPr>
-          <w:rFonts w:ascii="Times New Roman" w:hAnsi="Times New Roman" w:cs="Times New Roman" w:eastAsia="Times New Roman"/>
-          <w:b w:val="0"/>
-          <w:i w:val="0"/>
-          <w:sz w:val="24"/>
-        </w:rPr>
-        <w:t>Примечание – составлено автором на основании проведённого исследования</w:t>
-      </w:r>
-    </w:p>
-    <w:p>
-      <w:pPr>
-        <w:spacing w:before="0" w:after="0" w:line="240" w:lineRule="auto"/>
-      </w:pPr>
-      <w:r>
-        <w:rPr>
-          <w:rFonts w:ascii="Times New Roman" w:hAnsi="Times New Roman" w:cs="Times New Roman" w:eastAsia="Times New Roman"/>
-          <w:b w:val="0"/>
-          <w:i w:val="0"/>
-          <w:sz w:val="24"/>
-        </w:rPr>
-      </w:r>
-    </w:p>
-    <w:p>
-      <w:pPr>
-        <w:spacing w:before="0" w:after="0" w:line="240" w:lineRule="auto"/>
-        <w:ind w:firstLine="709"/>
-        <w:jc w:val="both"/>
-      </w:pPr>
-      <w:r>
-        <w:rPr>
-          <w:rFonts w:ascii="Times New Roman" w:hAnsi="Times New Roman" w:cs="Times New Roman" w:eastAsia="Times New Roman"/>
-          <w:b w:val="0"/>
-          <w:i w:val="0"/>
-          <w:sz w:val="24"/>
-        </w:rPr>
-        <w:t>Приложение состоит из трёх функциональных слоёв:</w:t>
-      </w:r>
-    </w:p>
-    <w:p>
-      <w:pPr>
-        <w:spacing w:before="0" w:after="0" w:line="240" w:lineRule="auto"/>
-        <w:ind w:firstLine="0" w:left="709"/>
-        <w:jc w:val="both"/>
-      </w:pPr>
-      <w:r>
-        <w:rPr>
-          <w:rFonts w:ascii="Times New Roman" w:hAnsi="Times New Roman" w:cs="Times New Roman" w:eastAsia="Times New Roman"/>
-          <w:b w:val="0"/>
-          <w:i w:val="0"/>
-          <w:sz w:val="24"/>
-        </w:rPr>
-        <w:t>– слой представления — четыре HTML-страницы и единая таблица стилей css/style.css;</w:t>
-      </w:r>
-    </w:p>
-    <w:p>
-      <w:pPr>
-        <w:spacing w:before="0" w:after="0" w:line="240" w:lineRule="auto"/>
-        <w:ind w:firstLine="0" w:left="709"/>
-        <w:jc w:val="both"/>
-      </w:pPr>
-      <w:r>
-        <w:rPr>
-          <w:rFonts w:ascii="Times New Roman" w:hAnsi="Times New Roman" w:cs="Times New Roman" w:eastAsia="Times New Roman"/>
-          <w:b w:val="0"/>
-          <w:i w:val="0"/>
-          <w:sz w:val="24"/>
-        </w:rPr>
-        <w:t>– слой бизнес-логики — пять JavaScript ES-модулей, реализующих прикладные операции и инфраструктурные функции;</w:t>
-      </w:r>
-    </w:p>
-    <w:p>
-      <w:pPr>
-        <w:spacing w:before="0" w:after="0" w:line="240" w:lineRule="auto"/>
-        <w:ind w:firstLine="0" w:left="709"/>
-        <w:jc w:val="both"/>
-      </w:pPr>
-      <w:r>
-        <w:rPr>
-          <w:rFonts w:ascii="Times New Roman" w:hAnsi="Times New Roman" w:cs="Times New Roman" w:eastAsia="Times New Roman"/>
-          <w:b w:val="0"/>
-          <w:i w:val="0"/>
-          <w:sz w:val="24"/>
-        </w:rPr>
-        <w:t>– слой хранения данных — Web Storage API браузера (localStorage), предоставляющий персистентное хранилище без серверной части.</w:t>
-      </w:r>
-    </w:p>
-    <w:p>
-      <w:pPr>
-        <w:spacing w:before="0" w:after="0" w:line="240" w:lineRule="auto"/>
-        <w:ind w:firstLine="709"/>
-        <w:jc w:val="both"/>
-      </w:pPr>
-      <w:r>
-        <w:rPr>
-          <w:rFonts w:ascii="Times New Roman" w:hAnsi="Times New Roman" w:cs="Times New Roman" w:eastAsia="Times New Roman"/>
-          <w:b w:val="0"/>
-          <w:i w:val="0"/>
-          <w:sz w:val="24"/>
-        </w:rPr>
-        <w:t>Взаимодействие слоёв организовано следующим образом: HTML-страницы подключают соответствующие JavaScript-модули через тег script с атрибутом type="module". Прикладные модули (main.js, form.js, stats.js) импортируют функции из инфраструктурных модулей storage.js и utils.js. Все операции записи и чтения данных клиентов инкапсулированы в storage.js и не дублируются в прикладной логике. Такое разделение обеспечивает поддерживаемость и расширяемость кода.</w:t>
-      </w:r>
-    </w:p>
-    <w:p>
-      <w:pPr>
-        <w:spacing w:before="0" w:after="0" w:line="240" w:lineRule="auto"/>
-      </w:pPr>
-      <w:r>
-        <w:rPr>
-          <w:rFonts w:ascii="Times New Roman" w:hAnsi="Times New Roman" w:cs="Times New Roman" w:eastAsia="Times New Roman"/>
-          <w:b w:val="0"/>
-          <w:i w:val="0"/>
-          <w:sz w:val="24"/>
-        </w:rPr>
-      </w:r>
-    </w:p>
-    <w:p>
-      <w:pPr>
-        <w:spacing w:before="0" w:after="0" w:line="240" w:lineRule="auto"/>
-      </w:pPr>
-      <w:r>
-        <w:rPr>
-          <w:rFonts w:ascii="Times New Roman" w:hAnsi="Times New Roman" w:cs="Times New Roman" w:eastAsia="Times New Roman"/>
-          <w:b w:val="0"/>
-          <w:i w:val="0"/>
-          <w:sz w:val="24"/>
-        </w:rPr>
-      </w:r>
-    </w:p>
-    <w:p>
-      <w:pPr>
-        <w:spacing w:before="0" w:after="0" w:line="240" w:lineRule="auto"/>
-        <w:ind w:firstLine="0"/>
-        <w:jc w:val="center"/>
-      </w:pPr>
-      <w:r>
-        <w:rPr>
-          <w:rFonts w:ascii="Times New Roman" w:hAnsi="Times New Roman" w:cs="Times New Roman" w:eastAsia="Times New Roman"/>
-          <w:b/>
-          <w:i w:val="0"/>
-          <w:sz w:val="24"/>
-        </w:rPr>
-        <w:t>2.2 Модель данных клиента</w:t>
-      </w:r>
-    </w:p>
-    <w:p>
-      <w:pPr>
-        <w:spacing w:before="0" w:after="0" w:line="240" w:lineRule="auto"/>
-      </w:pPr>
-      <w:r>
-        <w:rPr>
-          <w:rFonts w:ascii="Times New Roman" w:hAnsi="Times New Roman" w:cs="Times New Roman" w:eastAsia="Times New Roman"/>
-          <w:b w:val="0"/>
-          <w:i w:val="0"/>
-          <w:sz w:val="24"/>
-        </w:rPr>
-      </w:r>
-    </w:p>
-    <w:p>
-      <w:pPr>
-        <w:spacing w:before="0" w:after="0" w:line="240" w:lineRule="auto"/>
-        <w:ind w:firstLine="709"/>
-        <w:jc w:val="both"/>
-      </w:pPr>
-      <w:r>
-        <w:rPr>
-          <w:rFonts w:ascii="Times New Roman" w:hAnsi="Times New Roman" w:cs="Times New Roman" w:eastAsia="Times New Roman"/>
-          <w:b w:val="0"/>
-          <w:i w:val="0"/>
-          <w:sz w:val="24"/>
-        </w:rPr>
-        <w:t>Каждый клиент в системе NexusCRM представлен JavaScript-объектом, хранящимся в виде элемента массива в localStorage браузера под ключом «нexus_crm_clients». В таблице 2 описана полная структура объекта клиента.</w:t>
-      </w:r>
-    </w:p>
-    <w:p>
-      <w:pPr>
-        <w:spacing w:before="0" w:after="0" w:line="240" w:lineRule="auto"/>
-      </w:pPr>
-      <w:r>
-        <w:rPr>
-          <w:rFonts w:ascii="Times New Roman" w:hAnsi="Times New Roman" w:cs="Times New Roman" w:eastAsia="Times New Roman"/>
-          <w:b w:val="0"/>
-          <w:i w:val="0"/>
-          <w:sz w:val="24"/>
-        </w:rPr>
-      </w:r>
-    </w:p>
-    <w:p>
-      <w:pPr>
-        <w:spacing w:before="0" w:after="0" w:line="240" w:lineRule="auto"/>
-        <w:ind w:firstLine="0"/>
-        <w:jc w:val="left"/>
-      </w:pPr>
-      <w:r>
-        <w:rPr>
-          <w:rFonts w:ascii="Times New Roman" w:hAnsi="Times New Roman" w:cs="Times New Roman" w:eastAsia="Times New Roman"/>
-          <w:b w:val="0"/>
-          <w:i w:val="0"/>
-          <w:sz w:val="24"/>
-        </w:rPr>
-        <w:t>Таблица 2 – Поля объекта клиента в хранилище данных</w:t>
-      </w:r>
-    </w:p>
-    <w:tbl>
-      <w:tblPr>
-        <w:tblStyle w:val="TableGrid"/>
-        <w:tblW w:type="auto" w:w="0"/>
-        <w:tblLook w:firstColumn="1" w:firstRow="1" w:lastColumn="0" w:lastRow="0" w:noHBand="0" w:noVBand="1" w:val="04A0"/>
-      </w:tblPr>
-      <w:tblGrid>
-        <w:gridCol w:w="2422"/>
-        <w:gridCol w:w="2422"/>
-        <w:gridCol w:w="2422"/>
-        <w:gridCol w:w="2422"/>
-      </w:tblGrid>
-      <w:tr>
-        <w:tc>
-          <w:tcPr>
-            <w:tcW w:type="dxa" w:w="2422"/>
-            <w:tcW w:w="1474" w:type="dxa"/>
-          </w:tcPr>
-          <w:p>
-            <w:pPr>
-              <w:spacing w:before="0" w:after="0" w:line="240" w:lineRule="auto"/>
-              <w:jc w:val="center"/>
-            </w:pPr>
-            <w:r/>
-            <w:r>
-              <w:rPr>
-                <w:rFonts w:ascii="Times New Roman" w:hAnsi="Times New Roman" w:cs="Times New Roman" w:eastAsia="Times New Roman"/>
-                <w:b/>
-                <w:i w:val="0"/>
-                <w:sz w:val="22"/>
-              </w:rPr>
-              <w:t>Поле</w:t>
-            </w:r>
-          </w:p>
-        </w:tc>
-        <w:tc>
-          <w:tcPr>
-            <w:tcW w:type="dxa" w:w="2422"/>
-            <w:tcW w:w="1361" w:type="dxa"/>
-          </w:tcPr>
-          <w:p>
-            <w:pPr>
-              <w:spacing w:before="0" w:after="0" w:line="240" w:lineRule="auto"/>
-              <w:jc w:val="center"/>
-            </w:pPr>
-            <w:r/>
-            <w:r>
-              <w:rPr>
-                <w:rFonts w:ascii="Times New Roman" w:hAnsi="Times New Roman" w:cs="Times New Roman" w:eastAsia="Times New Roman"/>
-                <w:b/>
-                <w:i w:val="0"/>
-                <w:sz w:val="22"/>
-              </w:rPr>
-              <w:t>Тип данных</w:t>
-            </w:r>
-          </w:p>
-        </w:tc>
-        <w:tc>
-          <w:tcPr>
-            <w:tcW w:type="dxa" w:w="2422"/>
-            <w:tcW w:w="1587" w:type="dxa"/>
-          </w:tcPr>
-          <w:p>
-            <w:pPr>
-              <w:spacing w:before="0" w:after="0" w:line="240" w:lineRule="auto"/>
-              <w:jc w:val="center"/>
-            </w:pPr>
-            <w:r/>
-            <w:r>
-              <w:rPr>
-                <w:rFonts w:ascii="Times New Roman" w:hAnsi="Times New Roman" w:cs="Times New Roman" w:eastAsia="Times New Roman"/>
-                <w:b/>
-                <w:i w:val="0"/>
-                <w:sz w:val="22"/>
-              </w:rPr>
-              <w:t>Обязательное</w:t>
-            </w:r>
-          </w:p>
-        </w:tc>
-        <w:tc>
-          <w:tcPr>
-            <w:tcW w:type="dxa" w:w="2422"/>
-            <w:tcW w:w="4309" w:type="dxa"/>
-          </w:tcPr>
-          <w:p>
-            <w:pPr>
-              <w:spacing w:before="0" w:after="0" w:line="240" w:lineRule="auto"/>
-              <w:jc w:val="center"/>
-            </w:pPr>
-            <w:r/>
-            <w:r>
-              <w:rPr>
-                <w:rFonts w:ascii="Times New Roman" w:hAnsi="Times New Roman" w:cs="Times New Roman" w:eastAsia="Times New Roman"/>
-                <w:b/>
-                <w:i w:val="0"/>
-                <w:sz w:val="22"/>
-              </w:rPr>
-              <w:t>Описание</w:t>
-            </w:r>
-          </w:p>
-        </w:tc>
-      </w:tr>
-      <w:tr>
-        <w:tc>
-          <w:tcPr>
-            <w:tcW w:type="dxa" w:w="2422"/>
-            <w:tcW w:w="1474" w:type="dxa"/>
-          </w:tcPr>
-          <w:p>
-            <w:pPr>
-              <w:spacing w:before="0" w:after="0" w:line="240" w:lineRule="auto"/>
-              <w:jc w:val="center"/>
-            </w:pPr>
-            <w:r/>
-            <w:r>
-              <w:rPr>
-                <w:rFonts w:ascii="Times New Roman" w:hAnsi="Times New Roman" w:cs="Times New Roman" w:eastAsia="Times New Roman"/>
-                <w:b w:val="0"/>
-                <w:i/>
-                <w:sz w:val="22"/>
-              </w:rPr>
-              <w:t>1</w:t>
-            </w:r>
-          </w:p>
-        </w:tc>
-        <w:tc>
-          <w:tcPr>
-            <w:tcW w:type="dxa" w:w="2422"/>
-            <w:tcW w:w="1361" w:type="dxa"/>
-          </w:tcPr>
-          <w:p>
-            <w:pPr>
-              <w:spacing w:before="0" w:after="0" w:line="240" w:lineRule="auto"/>
-              <w:jc w:val="center"/>
-            </w:pPr>
-            <w:r/>
-            <w:r>
-              <w:rPr>
-                <w:rFonts w:ascii="Times New Roman" w:hAnsi="Times New Roman" w:cs="Times New Roman" w:eastAsia="Times New Roman"/>
-                <w:b w:val="0"/>
-                <w:i/>
-                <w:sz w:val="22"/>
-              </w:rPr>
-              <w:t>2</w:t>
-            </w:r>
-          </w:p>
-        </w:tc>
-        <w:tc>
-          <w:tcPr>
-            <w:tcW w:type="dxa" w:w="2422"/>
-            <w:tcW w:w="1587" w:type="dxa"/>
-          </w:tcPr>
-          <w:p>
-            <w:pPr>
-              <w:spacing w:before="0" w:after="0" w:line="240" w:lineRule="auto"/>
-              <w:jc w:val="center"/>
-            </w:pPr>
-            <w:r/>
-            <w:r>
-              <w:rPr>
-                <w:rFonts w:ascii="Times New Roman" w:hAnsi="Times New Roman" w:cs="Times New Roman" w:eastAsia="Times New Roman"/>
-                <w:b w:val="0"/>
-                <w:i/>
-                <w:sz w:val="22"/>
-              </w:rPr>
-              <w:t>3</w:t>
-            </w:r>
-          </w:p>
-        </w:tc>
-        <w:tc>
-          <w:tcPr>
-            <w:tcW w:type="dxa" w:w="2422"/>
-            <w:tcW w:w="4309" w:type="dxa"/>
-          </w:tcPr>
-          <w:p>
-            <w:pPr>
-              <w:spacing w:before="0" w:after="0" w:line="240" w:lineRule="auto"/>
-              <w:jc w:val="center"/>
-            </w:pPr>
-            <w:r/>
-            <w:r>
-              <w:rPr>
-                <w:rFonts w:ascii="Times New Roman" w:hAnsi="Times New Roman" w:cs="Times New Roman" w:eastAsia="Times New Roman"/>
-                <w:b w:val="0"/>
-                <w:i/>
-                <w:sz w:val="22"/>
-              </w:rPr>
-              <w:t>4</w:t>
-            </w:r>
-          </w:p>
-        </w:tc>
-      </w:tr>
-      <w:tr>
-        <w:tc>
-          <w:tcPr>
-            <w:tcW w:type="dxa" w:w="2422"/>
-            <w:tcW w:w="1474" w:type="dxa"/>
-          </w:tcPr>
-          <w:p>
-            <w:pPr>
-              <w:spacing w:before="0" w:after="0" w:line="240" w:lineRule="auto"/>
-              <w:jc w:val="left"/>
-            </w:pPr>
-            <w:r/>
-            <w:r>
-              <w:rPr>
-                <w:rFonts w:ascii="Times New Roman" w:hAnsi="Times New Roman" w:cs="Times New Roman" w:eastAsia="Times New Roman"/>
-                <w:b w:val="0"/>
-                <w:i w:val="0"/>
-                <w:sz w:val="22"/>
-              </w:rPr>
-              <w:t>id</w:t>
-            </w:r>
-          </w:p>
-        </w:tc>
-        <w:tc>
-          <w:tcPr>
-            <w:tcW w:type="dxa" w:w="2422"/>
-            <w:tcW w:w="1361" w:type="dxa"/>
-          </w:tcPr>
-          <w:p>
-            <w:pPr>
-              <w:spacing w:before="0" w:after="0" w:line="240" w:lineRule="auto"/>
-              <w:jc w:val="center"/>
-            </w:pPr>
-            <w:r/>
-            <w:r>
-              <w:rPr>
-                <w:rFonts w:ascii="Times New Roman" w:hAnsi="Times New Roman" w:cs="Times New Roman" w:eastAsia="Times New Roman"/>
-                <w:b w:val="0"/>
-                <w:i w:val="0"/>
-                <w:sz w:val="22"/>
-              </w:rPr>
-              <w:t>string</w:t>
-            </w:r>
-          </w:p>
-        </w:tc>
-        <w:tc>
-          <w:tcPr>
-            <w:tcW w:type="dxa" w:w="2422"/>
-            <w:tcW w:w="1587" w:type="dxa"/>
-          </w:tcPr>
-          <w:p>
-            <w:pPr>
-              <w:spacing w:before="0" w:after="0" w:line="240" w:lineRule="auto"/>
-              <w:jc w:val="center"/>
-            </w:pPr>
-            <w:r/>
-            <w:r>
-              <w:rPr>
-                <w:rFonts w:ascii="Times New Roman" w:hAnsi="Times New Roman" w:cs="Times New Roman" w:eastAsia="Times New Roman"/>
-                <w:b w:val="0"/>
-                <w:i w:val="0"/>
-                <w:sz w:val="22"/>
-              </w:rPr>
-              <w:t>Да</w:t>
-            </w:r>
-          </w:p>
-        </w:tc>
-        <w:tc>
-          <w:tcPr>
-            <w:tcW w:type="dxa" w:w="2422"/>
-            <w:tcW w:w="4309" w:type="dxa"/>
-          </w:tcPr>
-          <w:p>
-            <w:pPr>
-              <w:spacing w:before="0" w:after="0" w:line="240" w:lineRule="auto"/>
-              <w:jc w:val="left"/>
-            </w:pPr>
-            <w:r/>
-            <w:r>
-              <w:rPr>
-                <w:rFonts w:ascii="Times New Roman" w:hAnsi="Times New Roman" w:cs="Times New Roman" w:eastAsia="Times New Roman"/>
-                <w:b w:val="0"/>
-                <w:i w:val="0"/>
-                <w:sz w:val="22"/>
-              </w:rPr>
-              <w:t>Уникальный идентификатор: метка времени + случайное число</w:t>
-            </w:r>
-          </w:p>
-        </w:tc>
-      </w:tr>
-      <w:tr>
-        <w:tc>
-          <w:tcPr>
-            <w:tcW w:type="dxa" w:w="2422"/>
-            <w:tcW w:w="1474" w:type="dxa"/>
-          </w:tcPr>
-          <w:p>
-            <w:pPr>
-              <w:spacing w:before="0" w:after="0" w:line="240" w:lineRule="auto"/>
-              <w:jc w:val="left"/>
-            </w:pPr>
-            <w:r/>
-            <w:r>
-              <w:rPr>
-                <w:rFonts w:ascii="Times New Roman" w:hAnsi="Times New Roman" w:cs="Times New Roman" w:eastAsia="Times New Roman"/>
-                <w:b w:val="0"/>
-                <w:i w:val="0"/>
-                <w:sz w:val="22"/>
-              </w:rPr>
-              <w:t>fullName</w:t>
-            </w:r>
-          </w:p>
-        </w:tc>
-        <w:tc>
-          <w:tcPr>
-            <w:tcW w:type="dxa" w:w="2422"/>
-            <w:tcW w:w="1361" w:type="dxa"/>
-          </w:tcPr>
-          <w:p>
-            <w:pPr>
-              <w:spacing w:before="0" w:after="0" w:line="240" w:lineRule="auto"/>
-              <w:jc w:val="center"/>
-            </w:pPr>
-            <w:r/>
-            <w:r>
-              <w:rPr>
-                <w:rFonts w:ascii="Times New Roman" w:hAnsi="Times New Roman" w:cs="Times New Roman" w:eastAsia="Times New Roman"/>
-                <w:b w:val="0"/>
-                <w:i w:val="0"/>
-                <w:sz w:val="22"/>
-              </w:rPr>
-              <w:t>string</w:t>
-            </w:r>
-          </w:p>
-        </w:tc>
-        <w:tc>
-          <w:tcPr>
-            <w:tcW w:type="dxa" w:w="2422"/>
-            <w:tcW w:w="1587" w:type="dxa"/>
-          </w:tcPr>
-          <w:p>
-            <w:pPr>
-              <w:spacing w:before="0" w:after="0" w:line="240" w:lineRule="auto"/>
-              <w:jc w:val="center"/>
-            </w:pPr>
-            <w:r/>
-            <w:r>
-              <w:rPr>
-                <w:rFonts w:ascii="Times New Roman" w:hAnsi="Times New Roman" w:cs="Times New Roman" w:eastAsia="Times New Roman"/>
-                <w:b w:val="0"/>
-                <w:i w:val="0"/>
-                <w:sz w:val="22"/>
-              </w:rPr>
-              <w:t>Да</w:t>
-            </w:r>
-          </w:p>
-        </w:tc>
-        <w:tc>
-          <w:tcPr>
-            <w:tcW w:type="dxa" w:w="2422"/>
-            <w:tcW w:w="4309" w:type="dxa"/>
-          </w:tcPr>
-          <w:p>
-            <w:pPr>
-              <w:spacing w:before="0" w:after="0" w:line="240" w:lineRule="auto"/>
-              <w:jc w:val="left"/>
-            </w:pPr>
-            <w:r/>
-            <w:r>
-              <w:rPr>
-                <w:rFonts w:ascii="Times New Roman" w:hAnsi="Times New Roman" w:cs="Times New Roman" w:eastAsia="Times New Roman"/>
-                <w:b w:val="0"/>
-                <w:i w:val="0"/>
-                <w:sz w:val="22"/>
-              </w:rPr>
-              <w:t>Полное имя клиента</w:t>
-            </w:r>
-          </w:p>
-        </w:tc>
-      </w:tr>
-      <w:tr>
-        <w:tc>
-          <w:tcPr>
-            <w:tcW w:type="dxa" w:w="2422"/>
-            <w:tcW w:w="1474" w:type="dxa"/>
-          </w:tcPr>
-          <w:p>
-            <w:pPr>
-              <w:spacing w:before="0" w:after="0" w:line="240" w:lineRule="auto"/>
-              <w:jc w:val="left"/>
-            </w:pPr>
-            <w:r/>
-            <w:r>
-              <w:rPr>
-                <w:rFonts w:ascii="Times New Roman" w:hAnsi="Times New Roman" w:cs="Times New Roman" w:eastAsia="Times New Roman"/>
-                <w:b w:val="0"/>
-                <w:i w:val="0"/>
-                <w:sz w:val="22"/>
-              </w:rPr>
-              <w:t>phone</w:t>
-            </w:r>
-          </w:p>
-        </w:tc>
-        <w:tc>
-          <w:tcPr>
-            <w:tcW w:type="dxa" w:w="2422"/>
-            <w:tcW w:w="1361" w:type="dxa"/>
-          </w:tcPr>
-          <w:p>
-            <w:pPr>
-              <w:spacing w:before="0" w:after="0" w:line="240" w:lineRule="auto"/>
-              <w:jc w:val="center"/>
-            </w:pPr>
-            <w:r/>
-            <w:r>
-              <w:rPr>
-                <w:rFonts w:ascii="Times New Roman" w:hAnsi="Times New Roman" w:cs="Times New Roman" w:eastAsia="Times New Roman"/>
-                <w:b w:val="0"/>
-                <w:i w:val="0"/>
-                <w:sz w:val="22"/>
-              </w:rPr>
-              <w:t>string</w:t>
-            </w:r>
-          </w:p>
-        </w:tc>
-        <w:tc>
-          <w:tcPr>
-            <w:tcW w:type="dxa" w:w="2422"/>
-            <w:tcW w:w="1587" w:type="dxa"/>
-          </w:tcPr>
-          <w:p>
-            <w:pPr>
-              <w:spacing w:before="0" w:after="0" w:line="240" w:lineRule="auto"/>
-              <w:jc w:val="center"/>
-            </w:pPr>
-            <w:r/>
-            <w:r>
-              <w:rPr>
-                <w:rFonts w:ascii="Times New Roman" w:hAnsi="Times New Roman" w:cs="Times New Roman" w:eastAsia="Times New Roman"/>
-                <w:b w:val="0"/>
-                <w:i w:val="0"/>
-                <w:sz w:val="22"/>
-              </w:rPr>
-              <w:t>Да</w:t>
-            </w:r>
-          </w:p>
-        </w:tc>
-        <w:tc>
-          <w:tcPr>
-            <w:tcW w:type="dxa" w:w="2422"/>
-            <w:tcW w:w="4309" w:type="dxa"/>
-          </w:tcPr>
-          <w:p>
-            <w:pPr>
-              <w:spacing w:before="0" w:after="0" w:line="240" w:lineRule="auto"/>
-              <w:jc w:val="left"/>
-            </w:pPr>
-            <w:r/>
-            <w:r>
-              <w:rPr>
-                <w:rFonts w:ascii="Times New Roman" w:hAnsi="Times New Roman" w:cs="Times New Roman" w:eastAsia="Times New Roman"/>
-                <w:b w:val="0"/>
-                <w:i w:val="0"/>
-                <w:sz w:val="22"/>
-              </w:rPr>
-              <w:t>Номер телефона</w:t>
-            </w:r>
-          </w:p>
-        </w:tc>
-      </w:tr>
-      <w:tr>
-        <w:tc>
-          <w:tcPr>
-            <w:tcW w:type="dxa" w:w="2422"/>
-            <w:tcW w:w="1474" w:type="dxa"/>
-          </w:tcPr>
-          <w:p>
-            <w:pPr>
-              <w:spacing w:before="0" w:after="0" w:line="240" w:lineRule="auto"/>
-              <w:jc w:val="left"/>
-            </w:pPr>
-            <w:r/>
-            <w:r>
-              <w:rPr>
-                <w:rFonts w:ascii="Times New Roman" w:hAnsi="Times New Roman" w:cs="Times New Roman" w:eastAsia="Times New Roman"/>
-                <w:b w:val="0"/>
-                <w:i w:val="0"/>
-                <w:sz w:val="22"/>
-              </w:rPr>
-              <w:t>email</w:t>
-            </w:r>
-          </w:p>
-        </w:tc>
-        <w:tc>
-          <w:tcPr>
-            <w:tcW w:type="dxa" w:w="2422"/>
-            <w:tcW w:w="1361" w:type="dxa"/>
-          </w:tcPr>
-          <w:p>
-            <w:pPr>
-              <w:spacing w:before="0" w:after="0" w:line="240" w:lineRule="auto"/>
-              <w:jc w:val="center"/>
-            </w:pPr>
-            <w:r/>
-            <w:r>
-              <w:rPr>
-                <w:rFonts w:ascii="Times New Roman" w:hAnsi="Times New Roman" w:cs="Times New Roman" w:eastAsia="Times New Roman"/>
-                <w:b w:val="0"/>
-                <w:i w:val="0"/>
-                <w:sz w:val="22"/>
-              </w:rPr>
-              <w:t>string</w:t>
-            </w:r>
-          </w:p>
-        </w:tc>
-        <w:tc>
-          <w:tcPr>
-            <w:tcW w:type="dxa" w:w="2422"/>
-            <w:tcW w:w="1587" w:type="dxa"/>
-          </w:tcPr>
-          <w:p>
-            <w:pPr>
-              <w:spacing w:before="0" w:after="0" w:line="240" w:lineRule="auto"/>
-              <w:jc w:val="center"/>
-            </w:pPr>
-            <w:r/>
-            <w:r>
-              <w:rPr>
-                <w:rFonts w:ascii="Times New Roman" w:hAnsi="Times New Roman" w:cs="Times New Roman" w:eastAsia="Times New Roman"/>
-                <w:b w:val="0"/>
-                <w:i w:val="0"/>
-                <w:sz w:val="22"/>
-              </w:rPr>
-              <w:t>Да</w:t>
-            </w:r>
-          </w:p>
-        </w:tc>
-        <w:tc>
-          <w:tcPr>
-            <w:tcW w:type="dxa" w:w="2422"/>
-            <w:tcW w:w="4309" w:type="dxa"/>
-          </w:tcPr>
-          <w:p>
-            <w:pPr>
-              <w:spacing w:before="0" w:after="0" w:line="240" w:lineRule="auto"/>
-              <w:jc w:val="left"/>
-            </w:pPr>
-            <w:r/>
-            <w:r>
-              <w:rPr>
-                <w:rFonts w:ascii="Times New Roman" w:hAnsi="Times New Roman" w:cs="Times New Roman" w:eastAsia="Times New Roman"/>
-                <w:b w:val="0"/>
-                <w:i w:val="0"/>
-                <w:sz w:val="22"/>
-              </w:rPr>
-              <w:t>Адрес электронной почты (валидируется по формату)</w:t>
-            </w:r>
-          </w:p>
-        </w:tc>
-      </w:tr>
-      <w:tr>
-        <w:tc>
-          <w:tcPr>
-            <w:tcW w:type="dxa" w:w="2422"/>
-            <w:tcW w:w="1474" w:type="dxa"/>
-          </w:tcPr>
-          <w:p>
-            <w:pPr>
-              <w:spacing w:before="0" w:after="0" w:line="240" w:lineRule="auto"/>
-              <w:jc w:val="left"/>
-            </w:pPr>
-            <w:r/>
-            <w:r>
-              <w:rPr>
-                <w:rFonts w:ascii="Times New Roman" w:hAnsi="Times New Roman" w:cs="Times New Roman" w:eastAsia="Times New Roman"/>
-                <w:b w:val="0"/>
-                <w:i w:val="0"/>
-                <w:sz w:val="22"/>
-              </w:rPr>
-              <w:t>status</w:t>
-            </w:r>
-          </w:p>
-        </w:tc>
-        <w:tc>
-          <w:tcPr>
-            <w:tcW w:type="dxa" w:w="2422"/>
-            <w:tcW w:w="1361" w:type="dxa"/>
-          </w:tcPr>
-          <w:p>
-            <w:pPr>
-              <w:spacing w:before="0" w:after="0" w:line="240" w:lineRule="auto"/>
-              <w:jc w:val="center"/>
-            </w:pPr>
-            <w:r/>
-            <w:r>
-              <w:rPr>
-                <w:rFonts w:ascii="Times New Roman" w:hAnsi="Times New Roman" w:cs="Times New Roman" w:eastAsia="Times New Roman"/>
-                <w:b w:val="0"/>
-                <w:i w:val="0"/>
-                <w:sz w:val="22"/>
-              </w:rPr>
-              <w:t>string</w:t>
-            </w:r>
-          </w:p>
-        </w:tc>
-        <w:tc>
-          <w:tcPr>
-            <w:tcW w:type="dxa" w:w="2422"/>
-            <w:tcW w:w="1587" w:type="dxa"/>
-          </w:tcPr>
-          <w:p>
-            <w:pPr>
-              <w:spacing w:before="0" w:after="0" w:line="240" w:lineRule="auto"/>
-              <w:jc w:val="center"/>
-            </w:pPr>
-            <w:r/>
-            <w:r>
-              <w:rPr>
-                <w:rFonts w:ascii="Times New Roman" w:hAnsi="Times New Roman" w:cs="Times New Roman" w:eastAsia="Times New Roman"/>
-                <w:b w:val="0"/>
-                <w:i w:val="0"/>
-                <w:sz w:val="22"/>
-              </w:rPr>
-              <w:t>Да</w:t>
-            </w:r>
-          </w:p>
-        </w:tc>
-        <w:tc>
-          <w:tcPr>
-            <w:tcW w:type="dxa" w:w="2422"/>
-            <w:tcW w:w="4309" w:type="dxa"/>
-          </w:tcPr>
-          <w:p>
-            <w:pPr>
-              <w:spacing w:before="0" w:after="0" w:line="240" w:lineRule="auto"/>
-              <w:jc w:val="left"/>
-            </w:pPr>
-            <w:r/>
-            <w:r>
-              <w:rPr>
-                <w:rFonts w:ascii="Times New Roman" w:hAnsi="Times New Roman" w:cs="Times New Roman" w:eastAsia="Times New Roman"/>
-                <w:b w:val="0"/>
-                <w:i w:val="0"/>
-                <w:sz w:val="22"/>
-              </w:rPr>
-              <w:t>Статус сделки: new, active или completed</w:t>
-            </w:r>
-          </w:p>
-        </w:tc>
-      </w:tr>
-      <w:tr>
-        <w:tc>
-          <w:tcPr>
-            <w:tcW w:type="dxa" w:w="2422"/>
-            <w:tcW w:w="1474" w:type="dxa"/>
-          </w:tcPr>
-          <w:p>
-            <w:pPr>
-              <w:spacing w:before="0" w:after="0" w:line="240" w:lineRule="auto"/>
-              <w:jc w:val="left"/>
-            </w:pPr>
-            <w:r/>
-            <w:r>
-              <w:rPr>
-                <w:rFonts w:ascii="Times New Roman" w:hAnsi="Times New Roman" w:cs="Times New Roman" w:eastAsia="Times New Roman"/>
-                <w:b w:val="0"/>
-                <w:i w:val="0"/>
-                <w:sz w:val="22"/>
-              </w:rPr>
-              <w:t>comment</w:t>
-            </w:r>
-          </w:p>
-        </w:tc>
-        <w:tc>
-          <w:tcPr>
-            <w:tcW w:type="dxa" w:w="2422"/>
-            <w:tcW w:w="1361" w:type="dxa"/>
-          </w:tcPr>
-          <w:p>
-            <w:pPr>
-              <w:spacing w:before="0" w:after="0" w:line="240" w:lineRule="auto"/>
-              <w:jc w:val="center"/>
-            </w:pPr>
-            <w:r/>
-            <w:r>
-              <w:rPr>
-                <w:rFonts w:ascii="Times New Roman" w:hAnsi="Times New Roman" w:cs="Times New Roman" w:eastAsia="Times New Roman"/>
-                <w:b w:val="0"/>
-                <w:i w:val="0"/>
-                <w:sz w:val="22"/>
-              </w:rPr>
-              <w:t>string</w:t>
-            </w:r>
-          </w:p>
-        </w:tc>
-        <w:tc>
-          <w:tcPr>
-            <w:tcW w:type="dxa" w:w="2422"/>
-            <w:tcW w:w="1587" w:type="dxa"/>
-          </w:tcPr>
-          <w:p>
-            <w:pPr>
-              <w:spacing w:before="0" w:after="0" w:line="240" w:lineRule="auto"/>
-              <w:jc w:val="center"/>
-            </w:pPr>
-            <w:r/>
-            <w:r>
-              <w:rPr>
-                <w:rFonts w:ascii="Times New Roman" w:hAnsi="Times New Roman" w:cs="Times New Roman" w:eastAsia="Times New Roman"/>
-                <w:b w:val="0"/>
-                <w:i w:val="0"/>
-                <w:sz w:val="22"/>
-              </w:rPr>
-              <w:t>Нет</w:t>
-            </w:r>
-          </w:p>
-        </w:tc>
-        <w:tc>
-          <w:tcPr>
-            <w:tcW w:type="dxa" w:w="2422"/>
-            <w:tcW w:w="4309" w:type="dxa"/>
-          </w:tcPr>
-          <w:p>
-            <w:pPr>
-              <w:spacing w:before="0" w:after="0" w:line="240" w:lineRule="auto"/>
-              <w:jc w:val="left"/>
-            </w:pPr>
-            <w:r/>
-            <w:r>
-              <w:rPr>
-                <w:rFonts w:ascii="Times New Roman" w:hAnsi="Times New Roman" w:cs="Times New Roman" w:eastAsia="Times New Roman"/>
-                <w:b w:val="0"/>
-                <w:i w:val="0"/>
-                <w:sz w:val="22"/>
-              </w:rPr>
-              <w:t>Текстовый комментарий, до 500 символов</w:t>
-            </w:r>
-          </w:p>
-        </w:tc>
-      </w:tr>
-      <w:tr>
-        <w:tc>
-          <w:tcPr>
-            <w:tcW w:type="dxa" w:w="2422"/>
-            <w:tcW w:w="1474" w:type="dxa"/>
-          </w:tcPr>
-          <w:p>
-            <w:pPr>
-              <w:spacing w:before="0" w:after="0" w:line="240" w:lineRule="auto"/>
-              <w:jc w:val="left"/>
-            </w:pPr>
-            <w:r/>
-            <w:r>
-              <w:rPr>
-                <w:rFonts w:ascii="Times New Roman" w:hAnsi="Times New Roman" w:cs="Times New Roman" w:eastAsia="Times New Roman"/>
-                <w:b w:val="0"/>
-                <w:i w:val="0"/>
-                <w:sz w:val="22"/>
-              </w:rPr>
-              <w:t>createdAt</w:t>
-            </w:r>
-          </w:p>
-        </w:tc>
-        <w:tc>
-          <w:tcPr>
-            <w:tcW w:type="dxa" w:w="2422"/>
-            <w:tcW w:w="1361" w:type="dxa"/>
-          </w:tcPr>
-          <w:p>
-            <w:pPr>
-              <w:spacing w:before="0" w:after="0" w:line="240" w:lineRule="auto"/>
-              <w:jc w:val="center"/>
-            </w:pPr>
-            <w:r/>
-            <w:r>
-              <w:rPr>
-                <w:rFonts w:ascii="Times New Roman" w:hAnsi="Times New Roman" w:cs="Times New Roman" w:eastAsia="Times New Roman"/>
-                <w:b w:val="0"/>
-                <w:i w:val="0"/>
-                <w:sz w:val="22"/>
-              </w:rPr>
-              <w:t>string</w:t>
-            </w:r>
-          </w:p>
-        </w:tc>
-        <w:tc>
-          <w:tcPr>
-            <w:tcW w:type="dxa" w:w="2422"/>
-            <w:tcW w:w="1587" w:type="dxa"/>
-          </w:tcPr>
-          <w:p>
-            <w:pPr>
-              <w:spacing w:before="0" w:after="0" w:line="240" w:lineRule="auto"/>
-              <w:jc w:val="center"/>
-            </w:pPr>
-            <w:r/>
-            <w:r>
-              <w:rPr>
-                <w:rFonts w:ascii="Times New Roman" w:hAnsi="Times New Roman" w:cs="Times New Roman" w:eastAsia="Times New Roman"/>
-                <w:b w:val="0"/>
-                <w:i w:val="0"/>
-                <w:sz w:val="22"/>
-              </w:rPr>
-              <w:t>Да</w:t>
-            </w:r>
-          </w:p>
-        </w:tc>
-        <w:tc>
-          <w:tcPr>
-            <w:tcW w:type="dxa" w:w="2422"/>
-            <w:tcW w:w="4309" w:type="dxa"/>
-          </w:tcPr>
-          <w:p>
-            <w:pPr>
-              <w:spacing w:before="0" w:after="0" w:line="240" w:lineRule="auto"/>
-              <w:jc w:val="left"/>
-            </w:pPr>
-            <w:r/>
-            <w:r>
-              <w:rPr>
-                <w:rFonts w:ascii="Times New Roman" w:hAnsi="Times New Roman" w:cs="Times New Roman" w:eastAsia="Times New Roman"/>
-                <w:b w:val="0"/>
-                <w:i w:val="0"/>
-                <w:sz w:val="22"/>
-              </w:rPr>
-              <w:t>Дата создания в формате ISO 8601</w:t>
-            </w:r>
-          </w:p>
-        </w:tc>
-      </w:tr>
-    </w:tbl>
-    <w:p>
-      <w:pPr>
-        <w:spacing w:before="0" w:after="0" w:line="240" w:lineRule="auto"/>
-      </w:pPr>
-      <w:r>
-        <w:rPr>
-          <w:rFonts w:ascii="Times New Roman" w:hAnsi="Times New Roman" w:cs="Times New Roman" w:eastAsia="Times New Roman"/>
-          <w:b w:val="0"/>
-          <w:i w:val="0"/>
-          <w:sz w:val="24"/>
-        </w:rPr>
-      </w:r>
-    </w:p>
-    <w:p>
-      <w:pPr>
-        <w:spacing w:before="0" w:after="0" w:line="240" w:lineRule="auto"/>
-        <w:ind w:firstLine="0"/>
-        <w:jc w:val="left"/>
-      </w:pPr>
-      <w:r>
-        <w:rPr>
-          <w:rFonts w:ascii="Times New Roman" w:hAnsi="Times New Roman" w:cs="Times New Roman" w:eastAsia="Times New Roman"/>
-          <w:b w:val="0"/>
-          <w:i w:val="0"/>
-          <w:sz w:val="24"/>
-        </w:rPr>
-        <w:t>Примечание – составлено автором на основании проведённого исследования</w:t>
-      </w:r>
-    </w:p>
-    <w:p>
-      <w:pPr>
-        <w:spacing w:before="0" w:after="0" w:line="240" w:lineRule="auto"/>
-      </w:pPr>
-      <w:r>
-        <w:rPr>
-          <w:rFonts w:ascii="Times New Roman" w:hAnsi="Times New Roman" w:cs="Times New Roman" w:eastAsia="Times New Roman"/>
-          <w:b w:val="0"/>
-          <w:i w:val="0"/>
-          <w:sz w:val="24"/>
-        </w:rPr>
-      </w:r>
-    </w:p>
-    <w:p>
-      <w:pPr>
-        <w:spacing w:before="0" w:after="0" w:line="240" w:lineRule="auto"/>
-        <w:ind w:firstLine="709"/>
-        <w:jc w:val="both"/>
-      </w:pPr>
-      <w:r>
-        <w:rPr>
-          <w:rFonts w:ascii="Times New Roman" w:hAnsi="Times New Roman" w:cs="Times New Roman" w:eastAsia="Times New Roman"/>
-          <w:b w:val="0"/>
-          <w:i w:val="0"/>
-          <w:sz w:val="24"/>
-        </w:rPr>
-        <w:t>Уникальный идентификатор клиента формируется функцией generateId() из модуля utils.js как конкатенация текущей метки времени (Date.now()) и случайного четырёхзначного числа, что обеспечивает практическую уникальность в пределах одного браузера.</w:t>
-      </w:r>
-    </w:p>
-    <w:p>
-      <w:pPr>
-        <w:spacing w:before="0" w:after="0" w:line="240" w:lineRule="auto"/>
-        <w:ind w:firstLine="709"/>
-        <w:jc w:val="both"/>
-      </w:pPr>
-      <w:r>
-        <w:rPr>
-          <w:rFonts w:ascii="Times New Roman" w:hAnsi="Times New Roman" w:cs="Times New Roman" w:eastAsia="Times New Roman"/>
-          <w:b w:val="0"/>
-          <w:i w:val="0"/>
-          <w:sz w:val="24"/>
-        </w:rPr>
-        <w:t>Статусная модель клиента предполагает три состояния:</w:t>
-      </w:r>
-    </w:p>
-    <w:p>
-      <w:pPr>
-        <w:spacing w:before="0" w:after="0" w:line="240" w:lineRule="auto"/>
-        <w:ind w:firstLine="0" w:left="709"/>
-        <w:jc w:val="both"/>
-      </w:pPr>
-      <w:r>
-        <w:rPr>
-          <w:rFonts w:ascii="Times New Roman" w:hAnsi="Times New Roman" w:cs="Times New Roman" w:eastAsia="Times New Roman"/>
-          <w:b w:val="0"/>
-          <w:i w:val="0"/>
-          <w:sz w:val="24"/>
-        </w:rPr>
-        <w:t>– «Новый» (new) — клиент только добавлен в систему, работа с ним не начата;</w:t>
-      </w:r>
-    </w:p>
-    <w:p>
-      <w:pPr>
-        <w:spacing w:before="0" w:after="0" w:line="240" w:lineRule="auto"/>
-        <w:ind w:firstLine="0" w:left="709"/>
-        <w:jc w:val="both"/>
-      </w:pPr>
-      <w:r>
-        <w:rPr>
-          <w:rFonts w:ascii="Times New Roman" w:hAnsi="Times New Roman" w:cs="Times New Roman" w:eastAsia="Times New Roman"/>
-          <w:b w:val="0"/>
-          <w:i w:val="0"/>
-          <w:sz w:val="24"/>
-        </w:rPr>
-        <w:t>– «В работе» (active) — ведётся активная работа с клиентом;</w:t>
-      </w:r>
-    </w:p>
-    <w:p>
-      <w:pPr>
-        <w:spacing w:before="0" w:after="0" w:line="240" w:lineRule="auto"/>
-        <w:ind w:firstLine="0" w:left="709"/>
-        <w:jc w:val="both"/>
-      </w:pPr>
-      <w:r>
-        <w:rPr>
-          <w:rFonts w:ascii="Times New Roman" w:hAnsi="Times New Roman" w:cs="Times New Roman" w:eastAsia="Times New Roman"/>
-          <w:b w:val="0"/>
-          <w:i w:val="0"/>
-          <w:sz w:val="24"/>
-        </w:rPr>
-        <w:t>– «Завершён» (completed) — сделка закрыта, работа завершена.</w:t>
-      </w:r>
-    </w:p>
-    <w:p>
-      <w:pPr>
-        <w:spacing w:before="0" w:after="0" w:line="240" w:lineRule="auto"/>
-        <w:ind w:firstLine="709"/>
-        <w:jc w:val="both"/>
-      </w:pPr>
-      <w:r>
-        <w:rPr>
-          <w:rFonts w:ascii="Times New Roman" w:hAnsi="Times New Roman" w:cs="Times New Roman" w:eastAsia="Times New Roman"/>
-          <w:b w:val="0"/>
-          <w:i w:val="0"/>
-          <w:sz w:val="24"/>
-        </w:rPr>
-        <w:t>Переход между статусами осуществляется свободно, без ограничений на порядок: пользователь может в любой момент установить любой из трёх статусов через выпадающий список непосредственно в карточке клиента.</w:t>
-      </w:r>
-    </w:p>
-    <w:p>
-      <w:pPr>
-        <w:spacing w:before="0" w:after="0" w:line="240" w:lineRule="auto"/>
-      </w:pPr>
-      <w:r>
-        <w:rPr>
-          <w:rFonts w:ascii="Times New Roman" w:hAnsi="Times New Roman" w:cs="Times New Roman" w:eastAsia="Times New Roman"/>
-          <w:b w:val="0"/>
-          <w:i w:val="0"/>
-          <w:sz w:val="24"/>
-        </w:rPr>
-      </w:r>
-    </w:p>
-    <w:p>
-      <w:pPr>
-        <w:spacing w:before="0" w:after="0" w:line="240" w:lineRule="auto"/>
-      </w:pPr>
-      <w:r>
-        <w:rPr>
-          <w:rFonts w:ascii="Times New Roman" w:hAnsi="Times New Roman" w:cs="Times New Roman" w:eastAsia="Times New Roman"/>
-          <w:b w:val="0"/>
-          <w:i w:val="0"/>
-          <w:sz w:val="24"/>
-        </w:rPr>
-      </w:r>
-    </w:p>
-    <w:p>
-      <w:pPr>
-        <w:spacing w:before="0" w:after="0" w:line="240" w:lineRule="auto"/>
-        <w:ind w:firstLine="0"/>
-        <w:jc w:val="center"/>
-      </w:pPr>
-      <w:r>
-        <w:rPr>
-          <w:rFonts w:ascii="Times New Roman" w:hAnsi="Times New Roman" w:cs="Times New Roman" w:eastAsia="Times New Roman"/>
-          <w:b/>
-          <w:i w:val="0"/>
-          <w:sz w:val="24"/>
-        </w:rPr>
-        <w:t>2.3 Структура файлов проекта</w:t>
-      </w:r>
-    </w:p>
-    <w:p>
-      <w:pPr>
-        <w:spacing w:before="0" w:after="0" w:line="240" w:lineRule="auto"/>
-      </w:pPr>
-      <w:r>
-        <w:rPr>
-          <w:rFonts w:ascii="Times New Roman" w:hAnsi="Times New Roman" w:cs="Times New Roman" w:eastAsia="Times New Roman"/>
-          <w:b w:val="0"/>
-          <w:i w:val="0"/>
-          <w:sz w:val="24"/>
-        </w:rPr>
-      </w:r>
-    </w:p>
-    <w:p>
-      <w:pPr>
-        <w:spacing w:before="0" w:after="0" w:line="240" w:lineRule="auto"/>
-        <w:ind w:firstLine="709"/>
-        <w:jc w:val="both"/>
-      </w:pPr>
-      <w:r>
-        <w:rPr>
-          <w:rFonts w:ascii="Times New Roman" w:hAnsi="Times New Roman" w:cs="Times New Roman" w:eastAsia="Times New Roman"/>
-          <w:b w:val="0"/>
-          <w:i w:val="0"/>
-          <w:sz w:val="24"/>
-        </w:rPr>
-        <w:t>Файловая структура проекта NexusCRM построена по принципу разделения статических ресурсов по типу: HTML-страницы расположены в корневой директории, таблицы стилей — в поддиректории css/, JavaScript-модули — в поддиректории js/. В таблице 3 представлены все файлы проекта с описанием их назначения.</w:t>
-      </w:r>
-    </w:p>
-    <w:p>
-      <w:pPr>
-        <w:spacing w:before="0" w:after="0" w:line="240" w:lineRule="auto"/>
-      </w:pPr>
-      <w:r>
-        <w:rPr>
-          <w:rFonts w:ascii="Times New Roman" w:hAnsi="Times New Roman" w:cs="Times New Roman" w:eastAsia="Times New Roman"/>
-          <w:b w:val="0"/>
-          <w:i w:val="0"/>
-          <w:sz w:val="24"/>
-        </w:rPr>
-      </w:r>
-    </w:p>
-    <w:p>
-      <w:pPr>
-        <w:spacing w:before="0" w:after="0" w:line="240" w:lineRule="auto"/>
-        <w:ind w:firstLine="0"/>
-        <w:jc w:val="left"/>
-      </w:pPr>
-      <w:r>
-        <w:rPr>
-          <w:rFonts w:ascii="Times New Roman" w:hAnsi="Times New Roman" w:cs="Times New Roman" w:eastAsia="Times New Roman"/>
-          <w:b w:val="0"/>
-          <w:i w:val="0"/>
-          <w:sz w:val="24"/>
-        </w:rPr>
-        <w:t>Таблица 3 – Файловая структура проекта NexusCRM</w:t>
-      </w:r>
-    </w:p>
-    <w:tbl>
-      <w:tblPr>
-        <w:tblStyle w:val="TableGrid"/>
-        <w:tblW w:type="auto" w:w="0"/>
-        <w:tblLook w:firstColumn="1" w:firstRow="1" w:lastColumn="0" w:lastRow="0" w:noHBand="0" w:noVBand="1" w:val="04A0"/>
-      </w:tblPr>
-      <w:tblGrid>
-        <w:gridCol w:w="4844"/>
-        <w:gridCol w:w="4844"/>
-      </w:tblGrid>
-      <w:tr>
-        <w:tc>
-          <w:tcPr>
-            <w:tcW w:type="dxa" w:w="4844"/>
-            <w:tcW w:w="2551" w:type="dxa"/>
-          </w:tcPr>
-          <w:p>
-            <w:pPr>
-              <w:spacing w:before="0" w:after="0" w:line="240" w:lineRule="auto"/>
-              <w:jc w:val="center"/>
-            </w:pPr>
-            <w:r/>
-            <w:r>
-              <w:rPr>
-                <w:rFonts w:ascii="Times New Roman" w:hAnsi="Times New Roman" w:cs="Times New Roman" w:eastAsia="Times New Roman"/>
-                <w:b/>
-                <w:i w:val="0"/>
-                <w:sz w:val="22"/>
-              </w:rPr>
-              <w:t>Файл / директория</w:t>
-            </w:r>
-          </w:p>
-        </w:tc>
-        <w:tc>
-          <w:tcPr>
-            <w:tcW w:type="dxa" w:w="4844"/>
-            <w:tcW w:w="6236" w:type="dxa"/>
-          </w:tcPr>
-          <w:p>
-            <w:pPr>
-              <w:spacing w:before="0" w:after="0" w:line="240" w:lineRule="auto"/>
-              <w:jc w:val="center"/>
-            </w:pPr>
-            <w:r/>
-            <w:r>
-              <w:rPr>
-                <w:rFonts w:ascii="Times New Roman" w:hAnsi="Times New Roman" w:cs="Times New Roman" w:eastAsia="Times New Roman"/>
-                <w:b/>
-                <w:i w:val="0"/>
-                <w:sz w:val="22"/>
-              </w:rPr>
-              <w:t>Назначение</w:t>
-            </w:r>
-          </w:p>
-        </w:tc>
-      </w:tr>
-      <w:tr>
-        <w:tc>
-          <w:tcPr>
-            <w:tcW w:type="dxa" w:w="4844"/>
-            <w:tcW w:w="2551" w:type="dxa"/>
-          </w:tcPr>
-          <w:p>
-            <w:pPr>
-              <w:spacing w:before="0" w:after="0" w:line="240" w:lineRule="auto"/>
-              <w:jc w:val="center"/>
-            </w:pPr>
-            <w:r/>
-            <w:r>
-              <w:rPr>
-                <w:rFonts w:ascii="Times New Roman" w:hAnsi="Times New Roman" w:cs="Times New Roman" w:eastAsia="Times New Roman"/>
-                <w:b w:val="0"/>
-                <w:i/>
-                <w:sz w:val="22"/>
-              </w:rPr>
-              <w:t>1</w:t>
-            </w:r>
-          </w:p>
-        </w:tc>
-        <w:tc>
-          <w:tcPr>
-            <w:tcW w:type="dxa" w:w="4844"/>
-            <w:tcW w:w="6236" w:type="dxa"/>
-          </w:tcPr>
-          <w:p>
-            <w:pPr>
-              <w:spacing w:before="0" w:after="0" w:line="240" w:lineRule="auto"/>
-              <w:jc w:val="center"/>
-            </w:pPr>
-            <w:r/>
-            <w:r>
-              <w:rPr>
-                <w:rFonts w:ascii="Times New Roman" w:hAnsi="Times New Roman" w:cs="Times New Roman" w:eastAsia="Times New Roman"/>
-                <w:b w:val="0"/>
-                <w:i/>
-                <w:sz w:val="22"/>
-              </w:rPr>
-              <w:t>2</w:t>
-            </w:r>
-          </w:p>
-        </w:tc>
-      </w:tr>
-      <w:tr>
-        <w:tc>
-          <w:tcPr>
-            <w:tcW w:type="dxa" w:w="4844"/>
-            <w:tcW w:w="2551" w:type="dxa"/>
-          </w:tcPr>
-          <w:p>
-            <w:pPr>
-              <w:spacing w:before="0" w:after="0" w:line="240" w:lineRule="auto"/>
-              <w:jc w:val="left"/>
-            </w:pPr>
-            <w:r/>
-            <w:r>
-              <w:rPr>
-                <w:rFonts w:ascii="Times New Roman" w:hAnsi="Times New Roman" w:cs="Times New Roman" w:eastAsia="Times New Roman"/>
-                <w:b w:val="0"/>
-                <w:i w:val="0"/>
-                <w:sz w:val="22"/>
-              </w:rPr>
-              <w:t>index.html</w:t>
-            </w:r>
-          </w:p>
-        </w:tc>
-        <w:tc>
-          <w:tcPr>
-            <w:tcW w:type="dxa" w:w="4844"/>
-            <w:tcW w:w="6236" w:type="dxa"/>
-          </w:tcPr>
-          <w:p>
-            <w:pPr>
-              <w:spacing w:before="0" w:after="0" w:line="240" w:lineRule="auto"/>
-              <w:jc w:val="left"/>
-            </w:pPr>
-            <w:r/>
-            <w:r>
-              <w:rPr>
-                <w:rFonts w:ascii="Times New Roman" w:hAnsi="Times New Roman" w:cs="Times New Roman" w:eastAsia="Times New Roman"/>
-                <w:b w:val="0"/>
-                <w:i w:val="0"/>
-                <w:sz w:val="22"/>
-              </w:rPr>
-              <w:t>Главная страница: отображение списка клиентов</w:t>
-            </w:r>
-          </w:p>
-        </w:tc>
-      </w:tr>
-      <w:tr>
-        <w:tc>
-          <w:tcPr>
-            <w:tcW w:type="dxa" w:w="4844"/>
-            <w:tcW w:w="2551" w:type="dxa"/>
-          </w:tcPr>
-          <w:p>
-            <w:pPr>
-              <w:spacing w:before="0" w:after="0" w:line="240" w:lineRule="auto"/>
-              <w:jc w:val="left"/>
-            </w:pPr>
-            <w:r/>
-            <w:r>
-              <w:rPr>
-                <w:rFonts w:ascii="Times New Roman" w:hAnsi="Times New Roman" w:cs="Times New Roman" w:eastAsia="Times New Roman"/>
-                <w:b w:val="0"/>
-                <w:i w:val="0"/>
-                <w:sz w:val="22"/>
-              </w:rPr>
-              <w:t>form.html</w:t>
-            </w:r>
-          </w:p>
-        </w:tc>
-        <w:tc>
-          <w:tcPr>
-            <w:tcW w:type="dxa" w:w="4844"/>
-            <w:tcW w:w="6236" w:type="dxa"/>
-          </w:tcPr>
-          <w:p>
-            <w:pPr>
-              <w:spacing w:before="0" w:after="0" w:line="240" w:lineRule="auto"/>
-              <w:jc w:val="left"/>
-            </w:pPr>
-            <w:r/>
-            <w:r>
-              <w:rPr>
-                <w:rFonts w:ascii="Times New Roman" w:hAnsi="Times New Roman" w:cs="Times New Roman" w:eastAsia="Times New Roman"/>
-                <w:b w:val="0"/>
-                <w:i w:val="0"/>
-                <w:sz w:val="22"/>
-              </w:rPr>
-              <w:t>Форма добавления и редактирования клиента</w:t>
-            </w:r>
-          </w:p>
-        </w:tc>
-      </w:tr>
-      <w:tr>
-        <w:tc>
-          <w:tcPr>
-            <w:tcW w:type="dxa" w:w="4844"/>
-            <w:tcW w:w="2551" w:type="dxa"/>
-          </w:tcPr>
-          <w:p>
-            <w:pPr>
-              <w:spacing w:before="0" w:after="0" w:line="240" w:lineRule="auto"/>
-              <w:jc w:val="left"/>
-            </w:pPr>
-            <w:r/>
-            <w:r>
-              <w:rPr>
-                <w:rFonts w:ascii="Times New Roman" w:hAnsi="Times New Roman" w:cs="Times New Roman" w:eastAsia="Times New Roman"/>
-                <w:b w:val="0"/>
-                <w:i w:val="0"/>
-                <w:sz w:val="22"/>
-              </w:rPr>
-              <w:t>stats.html</w:t>
-            </w:r>
-          </w:p>
-        </w:tc>
-        <w:tc>
-          <w:tcPr>
-            <w:tcW w:type="dxa" w:w="4844"/>
-            <w:tcW w:w="6236" w:type="dxa"/>
-          </w:tcPr>
-          <w:p>
-            <w:pPr>
-              <w:spacing w:before="0" w:after="0" w:line="240" w:lineRule="auto"/>
-              <w:jc w:val="left"/>
-            </w:pPr>
-            <w:r/>
-            <w:r>
-              <w:rPr>
-                <w:rFonts w:ascii="Times New Roman" w:hAnsi="Times New Roman" w:cs="Times New Roman" w:eastAsia="Times New Roman"/>
-                <w:b w:val="0"/>
-                <w:i w:val="0"/>
-                <w:sz w:val="22"/>
-              </w:rPr>
-              <w:t>Страница статистики и аналитики по базе клиентов</w:t>
-            </w:r>
-          </w:p>
-        </w:tc>
-      </w:tr>
-      <w:tr>
-        <w:tc>
-          <w:tcPr>
-            <w:tcW w:type="dxa" w:w="4844"/>
-            <w:tcW w:w="2551" w:type="dxa"/>
-          </w:tcPr>
-          <w:p>
-            <w:pPr>
-              <w:spacing w:before="0" w:after="0" w:line="240" w:lineRule="auto"/>
-              <w:jc w:val="left"/>
-            </w:pPr>
-            <w:r/>
-            <w:r>
-              <w:rPr>
-                <w:rFonts w:ascii="Times New Roman" w:hAnsi="Times New Roman" w:cs="Times New Roman" w:eastAsia="Times New Roman"/>
-                <w:b w:val="0"/>
-                <w:i w:val="0"/>
-                <w:sz w:val="22"/>
-              </w:rPr>
-              <w:t>about.html</w:t>
-            </w:r>
-          </w:p>
-        </w:tc>
-        <w:tc>
-          <w:tcPr>
-            <w:tcW w:type="dxa" w:w="4844"/>
-            <w:tcW w:w="6236" w:type="dxa"/>
-          </w:tcPr>
-          <w:p>
-            <w:pPr>
-              <w:spacing w:before="0" w:after="0" w:line="240" w:lineRule="auto"/>
-              <w:jc w:val="left"/>
-            </w:pPr>
-            <w:r/>
-            <w:r>
-              <w:rPr>
-                <w:rFonts w:ascii="Times New Roman" w:hAnsi="Times New Roman" w:cs="Times New Roman" w:eastAsia="Times New Roman"/>
-                <w:b w:val="0"/>
-                <w:i w:val="0"/>
-                <w:sz w:val="22"/>
-              </w:rPr>
-              <w:t>Информационная страница о проекте</w:t>
-            </w:r>
-          </w:p>
-        </w:tc>
-      </w:tr>
-      <w:tr>
-        <w:tc>
-          <w:tcPr>
-            <w:tcW w:type="dxa" w:w="4844"/>
-            <w:tcW w:w="2551" w:type="dxa"/>
-          </w:tcPr>
-          <w:p>
-            <w:pPr>
-              <w:spacing w:before="0" w:after="0" w:line="240" w:lineRule="auto"/>
-              <w:jc w:val="left"/>
-            </w:pPr>
-            <w:r/>
-            <w:r>
-              <w:rPr>
-                <w:rFonts w:ascii="Times New Roman" w:hAnsi="Times New Roman" w:cs="Times New Roman" w:eastAsia="Times New Roman"/>
-                <w:b w:val="0"/>
-                <w:i w:val="0"/>
-                <w:sz w:val="22"/>
-              </w:rPr>
-              <w:t>css/style.css</w:t>
-            </w:r>
-          </w:p>
-        </w:tc>
-        <w:tc>
-          <w:tcPr>
-            <w:tcW w:type="dxa" w:w="4844"/>
-            <w:tcW w:w="6236" w:type="dxa"/>
-          </w:tcPr>
-          <w:p>
-            <w:pPr>
-              <w:spacing w:before="0" w:after="0" w:line="240" w:lineRule="auto"/>
-              <w:jc w:val="left"/>
-            </w:pPr>
-            <w:r/>
-            <w:r>
-              <w:rPr>
-                <w:rFonts w:ascii="Times New Roman" w:hAnsi="Times New Roman" w:cs="Times New Roman" w:eastAsia="Times New Roman"/>
-                <w:b w:val="0"/>
-                <w:i w:val="0"/>
-                <w:sz w:val="22"/>
-              </w:rPr>
-              <w:t>Основная таблица стилей: тёмная тема, переменные, адаптивность</w:t>
-            </w:r>
-          </w:p>
-        </w:tc>
-      </w:tr>
-      <w:tr>
-        <w:tc>
-          <w:tcPr>
-            <w:tcW w:type="dxa" w:w="4844"/>
-            <w:tcW w:w="2551" w:type="dxa"/>
-          </w:tcPr>
-          <w:p>
-            <w:pPr>
-              <w:spacing w:before="0" w:after="0" w:line="240" w:lineRule="auto"/>
-              <w:jc w:val="left"/>
-            </w:pPr>
-            <w:r/>
-            <w:r>
-              <w:rPr>
-                <w:rFonts w:ascii="Times New Roman" w:hAnsi="Times New Roman" w:cs="Times New Roman" w:eastAsia="Times New Roman"/>
-                <w:b w:val="0"/>
-                <w:i w:val="0"/>
-                <w:sz w:val="22"/>
-              </w:rPr>
-              <w:t>js/main.js</w:t>
-            </w:r>
-          </w:p>
-        </w:tc>
-        <w:tc>
-          <w:tcPr>
-            <w:tcW w:type="dxa" w:w="4844"/>
-            <w:tcW w:w="6236" w:type="dxa"/>
-          </w:tcPr>
-          <w:p>
-            <w:pPr>
-              <w:spacing w:before="0" w:after="0" w:line="240" w:lineRule="auto"/>
-              <w:jc w:val="left"/>
-            </w:pPr>
-            <w:r/>
-            <w:r>
-              <w:rPr>
-                <w:rFonts w:ascii="Times New Roman" w:hAnsi="Times New Roman" w:cs="Times New Roman" w:eastAsia="Times New Roman"/>
-                <w:b w:val="0"/>
-                <w:i w:val="0"/>
-                <w:sz w:val="22"/>
-              </w:rPr>
-              <w:t>Логика главной страницы: рендер, поиск, фильтр, CRUD</w:t>
-            </w:r>
-          </w:p>
-        </w:tc>
-      </w:tr>
-      <w:tr>
-        <w:tc>
-          <w:tcPr>
-            <w:tcW w:type="dxa" w:w="4844"/>
-            <w:tcW w:w="2551" w:type="dxa"/>
-          </w:tcPr>
-          <w:p>
-            <w:pPr>
-              <w:spacing w:before="0" w:after="0" w:line="240" w:lineRule="auto"/>
-              <w:jc w:val="left"/>
-            </w:pPr>
-            <w:r/>
-            <w:r>
-              <w:rPr>
-                <w:rFonts w:ascii="Times New Roman" w:hAnsi="Times New Roman" w:cs="Times New Roman" w:eastAsia="Times New Roman"/>
-                <w:b w:val="0"/>
-                <w:i w:val="0"/>
-                <w:sz w:val="22"/>
-              </w:rPr>
-              <w:t>js/storage.js</w:t>
-            </w:r>
-          </w:p>
-        </w:tc>
-        <w:tc>
-          <w:tcPr>
-            <w:tcW w:type="dxa" w:w="4844"/>
-            <w:tcW w:w="6236" w:type="dxa"/>
-          </w:tcPr>
-          <w:p>
-            <w:pPr>
-              <w:spacing w:before="0" w:after="0" w:line="240" w:lineRule="auto"/>
-              <w:jc w:val="left"/>
-            </w:pPr>
-            <w:r/>
-            <w:r>
-              <w:rPr>
-                <w:rFonts w:ascii="Times New Roman" w:hAnsi="Times New Roman" w:cs="Times New Roman" w:eastAsia="Times New Roman"/>
-                <w:b w:val="0"/>
-                <w:i w:val="0"/>
-                <w:sz w:val="22"/>
-              </w:rPr>
-              <w:t>Слой хранения данных: операции с localStorage</w:t>
-            </w:r>
-          </w:p>
-        </w:tc>
-      </w:tr>
-      <w:tr>
-        <w:tc>
-          <w:tcPr>
-            <w:tcW w:type="dxa" w:w="4844"/>
-            <w:tcW w:w="2551" w:type="dxa"/>
-          </w:tcPr>
-          <w:p>
-            <w:pPr>
-              <w:spacing w:before="0" w:after="0" w:line="240" w:lineRule="auto"/>
-              <w:jc w:val="left"/>
-            </w:pPr>
-            <w:r/>
-            <w:r>
-              <w:rPr>
-                <w:rFonts w:ascii="Times New Roman" w:hAnsi="Times New Roman" w:cs="Times New Roman" w:eastAsia="Times New Roman"/>
-                <w:b w:val="0"/>
-                <w:i w:val="0"/>
-                <w:sz w:val="22"/>
-              </w:rPr>
-              <w:t>js/form.js</w:t>
-            </w:r>
-          </w:p>
-        </w:tc>
-        <w:tc>
-          <w:tcPr>
-            <w:tcW w:type="dxa" w:w="4844"/>
-            <w:tcW w:w="6236" w:type="dxa"/>
-          </w:tcPr>
-          <w:p>
-            <w:pPr>
-              <w:spacing w:before="0" w:after="0" w:line="240" w:lineRule="auto"/>
-              <w:jc w:val="left"/>
-            </w:pPr>
-            <w:r/>
-            <w:r>
-              <w:rPr>
-                <w:rFonts w:ascii="Times New Roman" w:hAnsi="Times New Roman" w:cs="Times New Roman" w:eastAsia="Times New Roman"/>
-                <w:b w:val="0"/>
-                <w:i w:val="0"/>
-                <w:sz w:val="22"/>
-              </w:rPr>
-              <w:t>Логика формы: валидация, добавление, редактирование</w:t>
-            </w:r>
-          </w:p>
-        </w:tc>
-      </w:tr>
-      <w:tr>
-        <w:tc>
-          <w:tcPr>
-            <w:tcW w:type="dxa" w:w="4844"/>
-            <w:tcW w:w="2551" w:type="dxa"/>
-          </w:tcPr>
-          <w:p>
-            <w:pPr>
-              <w:spacing w:before="0" w:after="0" w:line="240" w:lineRule="auto"/>
-              <w:jc w:val="left"/>
-            </w:pPr>
-            <w:r/>
-            <w:r>
-              <w:rPr>
-                <w:rFonts w:ascii="Times New Roman" w:hAnsi="Times New Roman" w:cs="Times New Roman" w:eastAsia="Times New Roman"/>
-                <w:b w:val="0"/>
-                <w:i w:val="0"/>
-                <w:sz w:val="22"/>
-              </w:rPr>
-              <w:t>js/stats.js</w:t>
-            </w:r>
-          </w:p>
-        </w:tc>
-        <w:tc>
-          <w:tcPr>
-            <w:tcW w:type="dxa" w:w="4844"/>
-            <w:tcW w:w="6236" w:type="dxa"/>
-          </w:tcPr>
-          <w:p>
-            <w:pPr>
-              <w:spacing w:before="0" w:after="0" w:line="240" w:lineRule="auto"/>
-              <w:jc w:val="left"/>
-            </w:pPr>
-            <w:r/>
-            <w:r>
-              <w:rPr>
-                <w:rFonts w:ascii="Times New Roman" w:hAnsi="Times New Roman" w:cs="Times New Roman" w:eastAsia="Times New Roman"/>
-                <w:b w:val="0"/>
-                <w:i w:val="0"/>
-                <w:sz w:val="22"/>
-              </w:rPr>
-              <w:t>Расчёт и отображение статистических показателей</w:t>
-            </w:r>
-          </w:p>
-        </w:tc>
-      </w:tr>
-      <w:tr>
-        <w:tc>
-          <w:tcPr>
-            <w:tcW w:type="dxa" w:w="4844"/>
-            <w:tcW w:w="2551" w:type="dxa"/>
-          </w:tcPr>
-          <w:p>
-            <w:pPr>
-              <w:spacing w:before="0" w:after="0" w:line="240" w:lineRule="auto"/>
-              <w:jc w:val="left"/>
-            </w:pPr>
-            <w:r/>
-            <w:r>
-              <w:rPr>
-                <w:rFonts w:ascii="Times New Roman" w:hAnsi="Times New Roman" w:cs="Times New Roman" w:eastAsia="Times New Roman"/>
-                <w:b w:val="0"/>
-                <w:i w:val="0"/>
-                <w:sz w:val="22"/>
-              </w:rPr>
-              <w:t>js/utils.js</w:t>
-            </w:r>
-          </w:p>
-        </w:tc>
-        <w:tc>
-          <w:tcPr>
-            <w:tcW w:type="dxa" w:w="4844"/>
-            <w:tcW w:w="6236" w:type="dxa"/>
-          </w:tcPr>
-          <w:p>
-            <w:pPr>
-              <w:spacing w:before="0" w:after="0" w:line="240" w:lineRule="auto"/>
-              <w:jc w:val="left"/>
-            </w:pPr>
-            <w:r/>
-            <w:r>
-              <w:rPr>
-                <w:rFonts w:ascii="Times New Roman" w:hAnsi="Times New Roman" w:cs="Times New Roman" w:eastAsia="Times New Roman"/>
-                <w:b w:val="0"/>
-                <w:i w:val="0"/>
-                <w:sz w:val="22"/>
-              </w:rPr>
-              <w:t>Общие вспомогательные функции для всех модулей</w:t>
-            </w:r>
-          </w:p>
-        </w:tc>
-      </w:tr>
-    </w:tbl>
-    <w:p>
-      <w:pPr>
-        <w:spacing w:before="0" w:after="0" w:line="240" w:lineRule="auto"/>
-      </w:pPr>
-      <w:r>
-        <w:rPr>
-          <w:rFonts w:ascii="Times New Roman" w:hAnsi="Times New Roman" w:cs="Times New Roman" w:eastAsia="Times New Roman"/>
-          <w:b w:val="0"/>
-          <w:i w:val="0"/>
-          <w:sz w:val="24"/>
-        </w:rPr>
-      </w:r>
-    </w:p>
-    <w:p>
-      <w:pPr>
-        <w:spacing w:before="0" w:after="0" w:line="240" w:lineRule="auto"/>
-        <w:ind w:firstLine="0"/>
-        <w:jc w:val="left"/>
-      </w:pPr>
-      <w:r>
-        <w:rPr>
-          <w:rFonts w:ascii="Times New Roman" w:hAnsi="Times New Roman" w:cs="Times New Roman" w:eastAsia="Times New Roman"/>
-          <w:b w:val="0"/>
-          <w:i w:val="0"/>
-          <w:sz w:val="24"/>
-        </w:rPr>
-        <w:t>Примечание – составлено автором на основании проведённого исследования</w:t>
-      </w:r>
-    </w:p>
-    <w:p>
-      <w:pPr>
-        <w:spacing w:before="0" w:after="0" w:line="240" w:lineRule="auto"/>
-      </w:pPr>
-      <w:r>
-        <w:rPr>
-          <w:rFonts w:ascii="Times New Roman" w:hAnsi="Times New Roman" w:cs="Times New Roman" w:eastAsia="Times New Roman"/>
-          <w:b w:val="0"/>
-          <w:i w:val="0"/>
-          <w:sz w:val="24"/>
-        </w:rPr>
-      </w:r>
-    </w:p>
-    <w:p>
-      <w:pPr>
-        <w:spacing w:before="0" w:after="0" w:line="240" w:lineRule="auto"/>
-        <w:ind w:firstLine="709"/>
-        <w:jc w:val="both"/>
-      </w:pPr>
-      <w:r>
-        <w:rPr>
-          <w:rFonts w:ascii="Times New Roman" w:hAnsi="Times New Roman" w:cs="Times New Roman" w:eastAsia="Times New Roman"/>
-          <w:b w:val="0"/>
-          <w:i w:val="0"/>
-          <w:sz w:val="24"/>
-        </w:rPr>
-        <w:t>Полная структура файлов проекта также приведена в Приложении 1.</w:t>
-      </w:r>
-    </w:p>
-    <w:p>
-      <w:r>
-        <w:br w:type="page"/>
-      </w:r>
-    </w:p>
-    <w:p>
-      <w:pPr>
-        <w:spacing w:before="0" w:after="0" w:line="240" w:lineRule="auto"/>
-      </w:pPr>
-      <w:r>
-        <w:rPr>
-          <w:rFonts w:ascii="Times New Roman" w:hAnsi="Times New Roman" w:cs="Times New Roman" w:eastAsia="Times New Roman"/>
-          <w:b w:val="0"/>
-          <w:i w:val="0"/>
-          <w:sz w:val="24"/>
-        </w:rPr>
-      </w:r>
-    </w:p>
-    <w:p>
-      <w:pPr>
-        <w:spacing w:before="0" w:after="0" w:line="240" w:lineRule="auto"/>
-        <w:ind w:firstLine="0"/>
-        <w:jc w:val="center"/>
-      </w:pPr>
-      <w:r>
-        <w:rPr>
-          <w:rFonts w:ascii="Times New Roman" w:hAnsi="Times New Roman" w:cs="Times New Roman" w:eastAsia="Times New Roman"/>
-          <w:b/>
-          <w:i w:val="0"/>
-          <w:sz w:val="24"/>
-        </w:rPr>
-        <w:t>3 РЕАЛИЗАЦИЯ</w:t>
-      </w:r>
-    </w:p>
-    <w:p>
-      <w:pPr>
-        <w:spacing w:before="0" w:after="0" w:line="240" w:lineRule="auto"/>
-      </w:pPr>
-      <w:r>
-        <w:rPr>
-          <w:rFonts w:ascii="Times New Roman" w:hAnsi="Times New Roman" w:cs="Times New Roman" w:eastAsia="Times New Roman"/>
-          <w:b w:val="0"/>
-          <w:i w:val="0"/>
-          <w:sz w:val="24"/>
-        </w:rPr>
-      </w:r>
-    </w:p>
-    <w:p>
-      <w:pPr>
-        <w:spacing w:before="0" w:after="0" w:line="240" w:lineRule="auto"/>
-      </w:pPr>
-      <w:r>
-        <w:rPr>
-          <w:rFonts w:ascii="Times New Roman" w:hAnsi="Times New Roman" w:cs="Times New Roman" w:eastAsia="Times New Roman"/>
-          <w:b w:val="0"/>
-          <w:i w:val="0"/>
-          <w:sz w:val="24"/>
-        </w:rPr>
-      </w:r>
-    </w:p>
-    <w:p>
-      <w:pPr>
-        <w:spacing w:before="0" w:after="0" w:line="240" w:lineRule="auto"/>
-      </w:pPr>
-      <w:r>
-        <w:rPr>
-          <w:rFonts w:ascii="Times New Roman" w:hAnsi="Times New Roman" w:cs="Times New Roman" w:eastAsia="Times New Roman"/>
-          <w:b w:val="0"/>
-          <w:i w:val="0"/>
-          <w:sz w:val="24"/>
-        </w:rPr>
-      </w:r>
-    </w:p>
-    <w:p>
-      <w:pPr>
-        <w:spacing w:before="0" w:after="0" w:line="240" w:lineRule="auto"/>
-        <w:ind w:firstLine="0"/>
-        <w:jc w:val="center"/>
-      </w:pPr>
-      <w:r>
-        <w:rPr>
-          <w:rFonts w:ascii="Times New Roman" w:hAnsi="Times New Roman" w:cs="Times New Roman" w:eastAsia="Times New Roman"/>
-          <w:b/>
-          <w:i w:val="0"/>
-          <w:sz w:val="24"/>
-        </w:rPr>
-        <w:t>3.1 Стек технологий</w:t>
-      </w:r>
-    </w:p>
-    <w:p>
-      <w:pPr>
-        <w:spacing w:before="0" w:after="0" w:line="240" w:lineRule="auto"/>
-      </w:pPr>
-      <w:r>
-        <w:rPr>
-          <w:rFonts w:ascii="Times New Roman" w:hAnsi="Times New Roman" w:cs="Times New Roman" w:eastAsia="Times New Roman"/>
-          <w:b w:val="0"/>
-          <w:i w:val="0"/>
-          <w:sz w:val="24"/>
-        </w:rPr>
-      </w:r>
-    </w:p>
-    <w:p>
-      <w:pPr>
-        <w:spacing w:before="0" w:after="0" w:line="240" w:lineRule="auto"/>
-        <w:ind w:firstLine="709"/>
-        <w:jc w:val="both"/>
-      </w:pPr>
-      <w:r>
-        <w:rPr>
-          <w:rFonts w:ascii="Times New Roman" w:hAnsi="Times New Roman" w:cs="Times New Roman" w:eastAsia="Times New Roman"/>
-          <w:b w:val="0"/>
-          <w:i w:val="0"/>
-          <w:sz w:val="24"/>
-        </w:rPr>
-        <w:t>Разработка приложения NexusCRM выполнена исключительно на нативных веб-технологиях без привлечения сторонних фреймворков, библиотек или систем сборки. Такой подход обеспечивает нулевое количество зависимостей, отсутствие необходимости в npm-пакетах и максимальную переносимость приложения. В таблице 4 представлен применяемый стек технологий.</w:t>
-      </w:r>
-    </w:p>
-    <w:p>
-      <w:pPr>
-        <w:spacing w:before="0" w:after="0" w:line="240" w:lineRule="auto"/>
-      </w:pPr>
-      <w:r>
-        <w:rPr>
-          <w:rFonts w:ascii="Times New Roman" w:hAnsi="Times New Roman" w:cs="Times New Roman" w:eastAsia="Times New Roman"/>
-          <w:b w:val="0"/>
-          <w:i w:val="0"/>
-          <w:sz w:val="24"/>
-        </w:rPr>
-      </w:r>
-    </w:p>
-    <w:p>
-      <w:pPr>
-        <w:spacing w:before="0" w:after="0" w:line="240" w:lineRule="auto"/>
-        <w:ind w:firstLine="0"/>
-        <w:jc w:val="left"/>
-      </w:pPr>
-      <w:r>
-        <w:rPr>
-          <w:rFonts w:ascii="Times New Roman" w:hAnsi="Times New Roman" w:cs="Times New Roman" w:eastAsia="Times New Roman"/>
-          <w:b w:val="0"/>
-          <w:i w:val="0"/>
-          <w:sz w:val="24"/>
-        </w:rPr>
-        <w:t>Таблица 4 – Стек технологий проекта NexusCRM</w:t>
-      </w:r>
-    </w:p>
-    <w:tbl>
-      <w:tblPr>
-        <w:tblStyle w:val="TableGrid"/>
-        <w:tblW w:type="auto" w:w="0"/>
-        <w:tblLook w:firstColumn="1" w:firstRow="1" w:lastColumn="0" w:lastRow="0" w:noHBand="0" w:noVBand="1" w:val="04A0"/>
-      </w:tblPr>
-      <w:tblGrid>
-        <w:gridCol w:w="3230"/>
-        <w:gridCol w:w="3230"/>
-        <w:gridCol w:w="3230"/>
-      </w:tblGrid>
-      <w:tr>
-        <w:tc>
-          <w:tcPr>
-            <w:tcW w:type="dxa" w:w="3230"/>
-            <w:tcW w:w="2268" w:type="dxa"/>
-          </w:tcPr>
-          <w:p>
-            <w:pPr>
-              <w:spacing w:before="0" w:after="0" w:line="240" w:lineRule="auto"/>
-              <w:jc w:val="center"/>
-            </w:pPr>
-            <w:r/>
-            <w:r>
-              <w:rPr>
-                <w:rFonts w:ascii="Times New Roman" w:hAnsi="Times New Roman" w:cs="Times New Roman" w:eastAsia="Times New Roman"/>
-                <w:b/>
-                <w:i w:val="0"/>
-                <w:sz w:val="22"/>
-              </w:rPr>
-              <w:t>Технология</w:t>
-            </w:r>
-          </w:p>
-        </w:tc>
-        <w:tc>
-          <w:tcPr>
-            <w:tcW w:type="dxa" w:w="3230"/>
-            <w:tcW w:w="1417" w:type="dxa"/>
-          </w:tcPr>
-          <w:p>
-            <w:pPr>
-              <w:spacing w:before="0" w:after="0" w:line="240" w:lineRule="auto"/>
-              <w:jc w:val="center"/>
-            </w:pPr>
-            <w:r/>
-            <w:r>
-              <w:rPr>
-                <w:rFonts w:ascii="Times New Roman" w:hAnsi="Times New Roman" w:cs="Times New Roman" w:eastAsia="Times New Roman"/>
-                <w:b/>
-                <w:i w:val="0"/>
-                <w:sz w:val="22"/>
-              </w:rPr>
-              <w:t>Версия</w:t>
-            </w:r>
-          </w:p>
-        </w:tc>
-        <w:tc>
-          <w:tcPr>
-            <w:tcW w:type="dxa" w:w="3230"/>
-            <w:tcW w:w="5102" w:type="dxa"/>
-          </w:tcPr>
-          <w:p>
-            <w:pPr>
-              <w:spacing w:before="0" w:after="0" w:line="240" w:lineRule="auto"/>
-              <w:jc w:val="center"/>
-            </w:pPr>
-            <w:r/>
-            <w:r>
-              <w:rPr>
-                <w:rFonts w:ascii="Times New Roman" w:hAnsi="Times New Roman" w:cs="Times New Roman" w:eastAsia="Times New Roman"/>
-                <w:b/>
-                <w:i w:val="0"/>
-                <w:sz w:val="22"/>
-              </w:rPr>
-              <w:t>Назначение</w:t>
-            </w:r>
-          </w:p>
-        </w:tc>
-      </w:tr>
-      <w:tr>
-        <w:tc>
-          <w:tcPr>
-            <w:tcW w:type="dxa" w:w="3230"/>
-            <w:tcW w:w="2268" w:type="dxa"/>
-          </w:tcPr>
-          <w:p>
-            <w:pPr>
-              <w:spacing w:before="0" w:after="0" w:line="240" w:lineRule="auto"/>
-              <w:jc w:val="center"/>
-            </w:pPr>
-            <w:r/>
-            <w:r>
-              <w:rPr>
-                <w:rFonts w:ascii="Times New Roman" w:hAnsi="Times New Roman" w:cs="Times New Roman" w:eastAsia="Times New Roman"/>
-                <w:b w:val="0"/>
-                <w:i/>
-                <w:sz w:val="22"/>
-              </w:rPr>
-              <w:t>1</w:t>
-            </w:r>
-          </w:p>
-        </w:tc>
-        <w:tc>
-          <w:tcPr>
-            <w:tcW w:type="dxa" w:w="3230"/>
-            <w:tcW w:w="1417" w:type="dxa"/>
-          </w:tcPr>
-          <w:p>
-            <w:pPr>
-              <w:spacing w:before="0" w:after="0" w:line="240" w:lineRule="auto"/>
-              <w:jc w:val="center"/>
-            </w:pPr>
-            <w:r/>
-            <w:r>
-              <w:rPr>
-                <w:rFonts w:ascii="Times New Roman" w:hAnsi="Times New Roman" w:cs="Times New Roman" w:eastAsia="Times New Roman"/>
-                <w:b w:val="0"/>
-                <w:i/>
-                <w:sz w:val="22"/>
-              </w:rPr>
-              <w:t>2</w:t>
-            </w:r>
-          </w:p>
-        </w:tc>
-        <w:tc>
-          <w:tcPr>
-            <w:tcW w:type="dxa" w:w="3230"/>
-            <w:tcW w:w="5102" w:type="dxa"/>
-          </w:tcPr>
-          <w:p>
-            <w:pPr>
-              <w:spacing w:before="0" w:after="0" w:line="240" w:lineRule="auto"/>
-              <w:jc w:val="center"/>
-            </w:pPr>
-            <w:r/>
-            <w:r>
-              <w:rPr>
-                <w:rFonts w:ascii="Times New Roman" w:hAnsi="Times New Roman" w:cs="Times New Roman" w:eastAsia="Times New Roman"/>
-                <w:b w:val="0"/>
-                <w:i/>
-                <w:sz w:val="22"/>
-              </w:rPr>
-              <w:t>3</w:t>
-            </w:r>
-          </w:p>
-        </w:tc>
-      </w:tr>
-      <w:tr>
-        <w:tc>
-          <w:tcPr>
-            <w:tcW w:type="dxa" w:w="3230"/>
-            <w:tcW w:w="2268" w:type="dxa"/>
-          </w:tcPr>
-          <w:p>
-            <w:pPr>
-              <w:spacing w:before="0" w:after="0" w:line="240" w:lineRule="auto"/>
-              <w:jc w:val="left"/>
-            </w:pPr>
-            <w:r/>
-            <w:r>
-              <w:rPr>
-                <w:rFonts w:ascii="Times New Roman" w:hAnsi="Times New Roman" w:cs="Times New Roman" w:eastAsia="Times New Roman"/>
-                <w:b w:val="0"/>
-                <w:i w:val="0"/>
-                <w:sz w:val="22"/>
-              </w:rPr>
-              <w:t>HTML5</w:t>
-            </w:r>
-          </w:p>
-        </w:tc>
-        <w:tc>
-          <w:tcPr>
-            <w:tcW w:type="dxa" w:w="3230"/>
-            <w:tcW w:w="1417" w:type="dxa"/>
-          </w:tcPr>
-          <w:p>
-            <w:pPr>
-              <w:spacing w:before="0" w:after="0" w:line="240" w:lineRule="auto"/>
-              <w:jc w:val="center"/>
-            </w:pPr>
-            <w:r/>
-            <w:r>
-              <w:rPr>
-                <w:rFonts w:ascii="Times New Roman" w:hAnsi="Times New Roman" w:cs="Times New Roman" w:eastAsia="Times New Roman"/>
-                <w:b w:val="0"/>
-                <w:i w:val="0"/>
-                <w:sz w:val="22"/>
-              </w:rPr>
-              <w:t>—</w:t>
-            </w:r>
-          </w:p>
-        </w:tc>
-        <w:tc>
-          <w:tcPr>
-            <w:tcW w:type="dxa" w:w="3230"/>
-            <w:tcW w:w="5102" w:type="dxa"/>
-          </w:tcPr>
-          <w:p>
-            <w:pPr>
-              <w:spacing w:before="0" w:after="0" w:line="240" w:lineRule="auto"/>
-              <w:jc w:val="left"/>
-            </w:pPr>
-            <w:r/>
-            <w:r>
-              <w:rPr>
-                <w:rFonts w:ascii="Times New Roman" w:hAnsi="Times New Roman" w:cs="Times New Roman" w:eastAsia="Times New Roman"/>
-                <w:b w:val="0"/>
-                <w:i w:val="0"/>
-                <w:sz w:val="22"/>
-              </w:rPr>
-              <w:t>Структура страниц, семантическая разметка</w:t>
-            </w:r>
-          </w:p>
-        </w:tc>
-      </w:tr>
-      <w:tr>
-        <w:tc>
-          <w:tcPr>
-            <w:tcW w:type="dxa" w:w="3230"/>
-            <w:tcW w:w="2268" w:type="dxa"/>
-          </w:tcPr>
-          <w:p>
-            <w:pPr>
-              <w:spacing w:before="0" w:after="0" w:line="240" w:lineRule="auto"/>
-              <w:jc w:val="left"/>
-            </w:pPr>
-            <w:r/>
-            <w:r>
-              <w:rPr>
-                <w:rFonts w:ascii="Times New Roman" w:hAnsi="Times New Roman" w:cs="Times New Roman" w:eastAsia="Times New Roman"/>
-                <w:b w:val="0"/>
-                <w:i w:val="0"/>
-                <w:sz w:val="22"/>
-              </w:rPr>
-              <w:t>CSS3</w:t>
-            </w:r>
-          </w:p>
-        </w:tc>
-        <w:tc>
-          <w:tcPr>
-            <w:tcW w:type="dxa" w:w="3230"/>
-            <w:tcW w:w="1417" w:type="dxa"/>
-          </w:tcPr>
-          <w:p>
-            <w:pPr>
-              <w:spacing w:before="0" w:after="0" w:line="240" w:lineRule="auto"/>
-              <w:jc w:val="center"/>
-            </w:pPr>
-            <w:r/>
-            <w:r>
-              <w:rPr>
-                <w:rFonts w:ascii="Times New Roman" w:hAnsi="Times New Roman" w:cs="Times New Roman" w:eastAsia="Times New Roman"/>
-                <w:b w:val="0"/>
-                <w:i w:val="0"/>
-                <w:sz w:val="22"/>
-              </w:rPr>
-              <w:t>—</w:t>
-            </w:r>
-          </w:p>
-        </w:tc>
-        <w:tc>
-          <w:tcPr>
-            <w:tcW w:type="dxa" w:w="3230"/>
-            <w:tcW w:w="5102" w:type="dxa"/>
-          </w:tcPr>
-          <w:p>
-            <w:pPr>
-              <w:spacing w:before="0" w:after="0" w:line="240" w:lineRule="auto"/>
-              <w:jc w:val="left"/>
-            </w:pPr>
-            <w:r/>
-            <w:r>
-              <w:rPr>
-                <w:rFonts w:ascii="Times New Roman" w:hAnsi="Times New Roman" w:cs="Times New Roman" w:eastAsia="Times New Roman"/>
-                <w:b w:val="0"/>
-                <w:i w:val="0"/>
-                <w:sz w:val="22"/>
-              </w:rPr>
-              <w:t>Стилизация, тёмная цветовая схема, адаптивная вёрстка</w:t>
-            </w:r>
-          </w:p>
-        </w:tc>
-      </w:tr>
-      <w:tr>
-        <w:tc>
-          <w:tcPr>
-            <w:tcW w:type="dxa" w:w="3230"/>
-            <w:tcW w:w="2268" w:type="dxa"/>
-          </w:tcPr>
-          <w:p>
-            <w:pPr>
-              <w:spacing w:before="0" w:after="0" w:line="240" w:lineRule="auto"/>
-              <w:jc w:val="left"/>
-            </w:pPr>
-            <w:r/>
-            <w:r>
-              <w:rPr>
-                <w:rFonts w:ascii="Times New Roman" w:hAnsi="Times New Roman" w:cs="Times New Roman" w:eastAsia="Times New Roman"/>
-                <w:b w:val="0"/>
-                <w:i w:val="0"/>
-                <w:sz w:val="22"/>
-              </w:rPr>
-              <w:t>JavaScript (ES2020+)</w:t>
-            </w:r>
-          </w:p>
-        </w:tc>
-        <w:tc>
-          <w:tcPr>
-            <w:tcW w:type="dxa" w:w="3230"/>
-            <w:tcW w:w="1417" w:type="dxa"/>
-          </w:tcPr>
-          <w:p>
-            <w:pPr>
-              <w:spacing w:before="0" w:after="0" w:line="240" w:lineRule="auto"/>
-              <w:jc w:val="center"/>
-            </w:pPr>
-            <w:r/>
-            <w:r>
-              <w:rPr>
-                <w:rFonts w:ascii="Times New Roman" w:hAnsi="Times New Roman" w:cs="Times New Roman" w:eastAsia="Times New Roman"/>
-                <w:b w:val="0"/>
-                <w:i w:val="0"/>
-                <w:sz w:val="22"/>
-              </w:rPr>
-              <w:t>—</w:t>
-            </w:r>
-          </w:p>
-        </w:tc>
-        <w:tc>
-          <w:tcPr>
-            <w:tcW w:type="dxa" w:w="3230"/>
-            <w:tcW w:w="5102" w:type="dxa"/>
-          </w:tcPr>
-          <w:p>
-            <w:pPr>
-              <w:spacing w:before="0" w:after="0" w:line="240" w:lineRule="auto"/>
-              <w:jc w:val="left"/>
-            </w:pPr>
-            <w:r/>
-            <w:r>
-              <w:rPr>
-                <w:rFonts w:ascii="Times New Roman" w:hAnsi="Times New Roman" w:cs="Times New Roman" w:eastAsia="Times New Roman"/>
-                <w:b w:val="0"/>
-                <w:i w:val="0"/>
-                <w:sz w:val="22"/>
-              </w:rPr>
-              <w:t>Бизнес-логика, ES-модули (import/export)</w:t>
-            </w:r>
-          </w:p>
-        </w:tc>
-      </w:tr>
-      <w:tr>
-        <w:tc>
-          <w:tcPr>
-            <w:tcW w:type="dxa" w:w="3230"/>
-            <w:tcW w:w="2268" w:type="dxa"/>
-          </w:tcPr>
-          <w:p>
-            <w:pPr>
-              <w:spacing w:before="0" w:after="0" w:line="240" w:lineRule="auto"/>
-              <w:jc w:val="left"/>
-            </w:pPr>
-            <w:r/>
-            <w:r>
-              <w:rPr>
-                <w:rFonts w:ascii="Times New Roman" w:hAnsi="Times New Roman" w:cs="Times New Roman" w:eastAsia="Times New Roman"/>
-                <w:b w:val="0"/>
-                <w:i w:val="0"/>
-                <w:sz w:val="22"/>
-              </w:rPr>
-              <w:t>Web Storage API</w:t>
-            </w:r>
-          </w:p>
-        </w:tc>
-        <w:tc>
-          <w:tcPr>
-            <w:tcW w:type="dxa" w:w="3230"/>
-            <w:tcW w:w="1417" w:type="dxa"/>
-          </w:tcPr>
-          <w:p>
-            <w:pPr>
-              <w:spacing w:before="0" w:after="0" w:line="240" w:lineRule="auto"/>
-              <w:jc w:val="center"/>
-            </w:pPr>
-            <w:r/>
-            <w:r>
-              <w:rPr>
-                <w:rFonts w:ascii="Times New Roman" w:hAnsi="Times New Roman" w:cs="Times New Roman" w:eastAsia="Times New Roman"/>
-                <w:b w:val="0"/>
-                <w:i w:val="0"/>
-                <w:sz w:val="22"/>
-              </w:rPr>
-              <w:t>—</w:t>
-            </w:r>
-          </w:p>
-        </w:tc>
-        <w:tc>
-          <w:tcPr>
-            <w:tcW w:type="dxa" w:w="3230"/>
-            <w:tcW w:w="5102" w:type="dxa"/>
-          </w:tcPr>
-          <w:p>
-            <w:pPr>
-              <w:spacing w:before="0" w:after="0" w:line="240" w:lineRule="auto"/>
-              <w:jc w:val="left"/>
-            </w:pPr>
-            <w:r/>
-            <w:r>
-              <w:rPr>
-                <w:rFonts w:ascii="Times New Roman" w:hAnsi="Times New Roman" w:cs="Times New Roman" w:eastAsia="Times New Roman"/>
-                <w:b w:val="0"/>
-                <w:i w:val="0"/>
-                <w:sz w:val="22"/>
-              </w:rPr>
-              <w:t>Персистентное хранение данных в localStorage</w:t>
-            </w:r>
-          </w:p>
-        </w:tc>
-      </w:tr>
-      <w:tr>
-        <w:tc>
-          <w:tcPr>
-            <w:tcW w:type="dxa" w:w="3230"/>
-            <w:tcW w:w="2268" w:type="dxa"/>
-          </w:tcPr>
-          <w:p>
-            <w:pPr>
-              <w:spacing w:before="0" w:after="0" w:line="240" w:lineRule="auto"/>
-              <w:jc w:val="left"/>
-            </w:pPr>
-            <w:r/>
-            <w:r>
-              <w:rPr>
-                <w:rFonts w:ascii="Times New Roman" w:hAnsi="Times New Roman" w:cs="Times New Roman" w:eastAsia="Times New Roman"/>
-                <w:b w:val="0"/>
-                <w:i w:val="0"/>
-                <w:sz w:val="22"/>
-              </w:rPr>
-              <w:t>Google Fonts API</w:t>
-            </w:r>
-          </w:p>
-        </w:tc>
-        <w:tc>
-          <w:tcPr>
-            <w:tcW w:type="dxa" w:w="3230"/>
-            <w:tcW w:w="1417" w:type="dxa"/>
-          </w:tcPr>
-          <w:p>
-            <w:pPr>
-              <w:spacing w:before="0" w:after="0" w:line="240" w:lineRule="auto"/>
-              <w:jc w:val="center"/>
-            </w:pPr>
-            <w:r/>
-            <w:r>
-              <w:rPr>
-                <w:rFonts w:ascii="Times New Roman" w:hAnsi="Times New Roman" w:cs="Times New Roman" w:eastAsia="Times New Roman"/>
-                <w:b w:val="0"/>
-                <w:i w:val="0"/>
-                <w:sz w:val="22"/>
-              </w:rPr>
-              <w:t>—</w:t>
-            </w:r>
-          </w:p>
-        </w:tc>
-        <w:tc>
-          <w:tcPr>
-            <w:tcW w:type="dxa" w:w="3230"/>
-            <w:tcW w:w="5102" w:type="dxa"/>
-          </w:tcPr>
-          <w:p>
-            <w:pPr>
-              <w:spacing w:before="0" w:after="0" w:line="240" w:lineRule="auto"/>
-              <w:jc w:val="left"/>
-            </w:pPr>
-            <w:r/>
-            <w:r>
-              <w:rPr>
-                <w:rFonts w:ascii="Times New Roman" w:hAnsi="Times New Roman" w:cs="Times New Roman" w:eastAsia="Times New Roman"/>
-                <w:b w:val="0"/>
-                <w:i w:val="0"/>
-                <w:sz w:val="22"/>
-              </w:rPr>
-              <w:t>Подключение шрифта Inter для интерфейса</w:t>
-            </w:r>
-          </w:p>
-        </w:tc>
-      </w:tr>
-    </w:tbl>
-    <w:p>
-      <w:pPr>
-        <w:spacing w:before="0" w:after="0" w:line="240" w:lineRule="auto"/>
-      </w:pPr>
-      <w:r>
-        <w:rPr>
-          <w:rFonts w:ascii="Times New Roman" w:hAnsi="Times New Roman" w:cs="Times New Roman" w:eastAsia="Times New Roman"/>
-          <w:b w:val="0"/>
-          <w:i w:val="0"/>
-          <w:sz w:val="24"/>
-        </w:rPr>
-      </w:r>
-    </w:p>
-    <w:p>
-      <w:pPr>
-        <w:spacing w:before="0" w:after="0" w:line="240" w:lineRule="auto"/>
-        <w:ind w:firstLine="0"/>
-        <w:jc w:val="left"/>
-      </w:pPr>
-      <w:r>
-        <w:rPr>
-          <w:rFonts w:ascii="Times New Roman" w:hAnsi="Times New Roman" w:cs="Times New Roman" w:eastAsia="Times New Roman"/>
-          <w:b w:val="0"/>
-          <w:i w:val="0"/>
-          <w:sz w:val="24"/>
-        </w:rPr>
-        <w:t>Примечание – составлено автором на основании проведённого исследования</w:t>
-      </w:r>
-    </w:p>
-    <w:p>
-      <w:pPr>
-        <w:spacing w:before="0" w:after="0" w:line="240" w:lineRule="auto"/>
-      </w:pPr>
-      <w:r>
-        <w:rPr>
-          <w:rFonts w:ascii="Times New Roman" w:hAnsi="Times New Roman" w:cs="Times New Roman" w:eastAsia="Times New Roman"/>
-          <w:b w:val="0"/>
-          <w:i w:val="0"/>
-          <w:sz w:val="24"/>
-        </w:rPr>
-      </w:r>
-    </w:p>
-    <w:p>
-      <w:pPr>
-        <w:spacing w:before="0" w:after="0" w:line="240" w:lineRule="auto"/>
-        <w:ind w:firstLine="709"/>
-        <w:jc w:val="both"/>
-      </w:pPr>
-      <w:r>
-        <w:rPr>
-          <w:rFonts w:ascii="Times New Roman" w:hAnsi="Times New Roman" w:cs="Times New Roman" w:eastAsia="Times New Roman"/>
-          <w:b w:val="0"/>
-          <w:i w:val="0"/>
-          <w:sz w:val="24"/>
-        </w:rPr>
-        <w:t>Ключевой особенностью реализации является использование механизма ES-модулей (ECMAScript Modules), появившегося в стандарте ES2015 и поддерживаемого всеми современными браузерами без транспиляции. Это позволяет организовать код в отдельные файлы с явным описанием зависимостей через директивы import и export, аналогично модульным системам серверных платформ [4].</w:t>
-      </w:r>
-    </w:p>
-    <w:p>
-      <w:pPr>
-        <w:spacing w:before="0" w:after="0" w:line="240" w:lineRule="auto"/>
-        <w:ind w:firstLine="709"/>
-        <w:jc w:val="both"/>
-      </w:pPr>
-      <w:r>
-        <w:rPr>
-          <w:rFonts w:ascii="Times New Roman" w:hAnsi="Times New Roman" w:cs="Times New Roman" w:eastAsia="Times New Roman"/>
-          <w:b w:val="0"/>
-          <w:i w:val="0"/>
-          <w:sz w:val="24"/>
-        </w:rPr>
-        <w:t>Данные приложения хранятся в localStorage — частном случае Web Storage API, предоставляемого браузером. localStorage обеспечивает персистентное (сохраняющееся между сессиями) хранение пар ключ—значение с квотой обычно 5–10 МБ на домен. Данные сериализуются в формат JSON при сохранении и десериализуются при чтении [5].</w:t>
-      </w:r>
-    </w:p>
-    <w:p>
-      <w:pPr>
-        <w:spacing w:before="0" w:after="0" w:line="240" w:lineRule="auto"/>
-      </w:pPr>
-      <w:r>
-        <w:rPr>
-          <w:rFonts w:ascii="Times New Roman" w:hAnsi="Times New Roman" w:cs="Times New Roman" w:eastAsia="Times New Roman"/>
-          <w:b w:val="0"/>
-          <w:i w:val="0"/>
-          <w:sz w:val="24"/>
-        </w:rPr>
-      </w:r>
-    </w:p>
-    <w:p>
-      <w:pPr>
-        <w:spacing w:before="0" w:after="0" w:line="240" w:lineRule="auto"/>
-      </w:pPr>
-      <w:r>
-        <w:rPr>
-          <w:rFonts w:ascii="Times New Roman" w:hAnsi="Times New Roman" w:cs="Times New Roman" w:eastAsia="Times New Roman"/>
-          <w:b w:val="0"/>
-          <w:i w:val="0"/>
-          <w:sz w:val="24"/>
-        </w:rPr>
-      </w:r>
-    </w:p>
-    <w:p>
-      <w:pPr>
-        <w:spacing w:before="0" w:after="0" w:line="240" w:lineRule="auto"/>
-        <w:ind w:firstLine="0"/>
-        <w:jc w:val="center"/>
-      </w:pPr>
-      <w:r>
-        <w:rPr>
-          <w:rFonts w:ascii="Times New Roman" w:hAnsi="Times New Roman" w:cs="Times New Roman" w:eastAsia="Times New Roman"/>
-          <w:b/>
-          <w:i w:val="0"/>
-          <w:sz w:val="24"/>
-        </w:rPr>
-        <w:t>3.2 Описание программных модулей</w:t>
-      </w:r>
-    </w:p>
-    <w:p>
-      <w:pPr>
-        <w:spacing w:before="0" w:after="0" w:line="240" w:lineRule="auto"/>
-      </w:pPr>
-      <w:r>
-        <w:rPr>
-          <w:rFonts w:ascii="Times New Roman" w:hAnsi="Times New Roman" w:cs="Times New Roman" w:eastAsia="Times New Roman"/>
-          <w:b w:val="0"/>
-          <w:i w:val="0"/>
-          <w:sz w:val="24"/>
-        </w:rPr>
-      </w:r>
-    </w:p>
-    <w:p>
-      <w:pPr>
-        <w:spacing w:before="0" w:after="0" w:line="240" w:lineRule="auto"/>
-        <w:ind w:firstLine="709"/>
-        <w:jc w:val="both"/>
-      </w:pPr>
-      <w:r>
-        <w:rPr>
-          <w:rFonts w:ascii="Times New Roman" w:hAnsi="Times New Roman" w:cs="Times New Roman" w:eastAsia="Times New Roman"/>
-          <w:b w:val="0"/>
-          <w:i w:val="0"/>
-          <w:sz w:val="24"/>
-        </w:rPr>
-        <w:t>Программный код приложения разделён на пять JavaScript-модулей в директории js/, каждый из которых выполняет строго определённые функции. Схема зависимостей модулей приведена в Приложении 2.</w:t>
-      </w:r>
-    </w:p>
-    <w:p>
-      <w:pPr>
-        <w:spacing w:before="0" w:after="0" w:line="240" w:lineRule="auto"/>
-        <w:ind w:firstLine="709"/>
-        <w:jc w:val="both"/>
-      </w:pPr>
-      <w:r>
-        <w:rPr>
-          <w:rFonts w:ascii="Times New Roman" w:hAnsi="Times New Roman" w:cs="Times New Roman" w:eastAsia="Times New Roman"/>
-          <w:b w:val="0"/>
-          <w:i w:val="0"/>
-          <w:sz w:val="24"/>
-        </w:rPr>
-        <w:t>Модуль storage.js реализует слой доступа к данным. Он экспортирует следующие функции:</w:t>
-      </w:r>
-    </w:p>
-    <w:p>
-      <w:pPr>
-        <w:spacing w:before="0" w:after="0" w:line="240" w:lineRule="auto"/>
-        <w:ind w:firstLine="0" w:left="709"/>
-        <w:jc w:val="both"/>
-      </w:pPr>
-      <w:r>
-        <w:rPr>
-          <w:rFonts w:ascii="Times New Roman" w:hAnsi="Times New Roman" w:cs="Times New Roman" w:eastAsia="Times New Roman"/>
-          <w:b w:val="0"/>
-          <w:i w:val="0"/>
-          <w:sz w:val="24"/>
-        </w:rPr>
-        <w:t>– getClients() — чтение массива клиентов из localStorage с валидацией структуры; при повреждении хранилища автоматически восстанавливает демо-данные;</w:t>
-      </w:r>
-    </w:p>
-    <w:p>
-      <w:pPr>
-        <w:spacing w:before="0" w:after="0" w:line="240" w:lineRule="auto"/>
-        <w:ind w:firstLine="0" w:left="709"/>
-        <w:jc w:val="both"/>
-      </w:pPr>
-      <w:r>
-        <w:rPr>
-          <w:rFonts w:ascii="Times New Roman" w:hAnsi="Times New Roman" w:cs="Times New Roman" w:eastAsia="Times New Roman"/>
-          <w:b w:val="0"/>
-          <w:i w:val="0"/>
-          <w:sz w:val="24"/>
-        </w:rPr>
-        <w:t>– saveClients(clients) — сохранение массива клиентов в localStorage в формате JSON;</w:t>
-      </w:r>
-    </w:p>
-    <w:p>
-      <w:pPr>
-        <w:spacing w:before="0" w:after="0" w:line="240" w:lineRule="auto"/>
-        <w:ind w:firstLine="0" w:left="709"/>
-        <w:jc w:val="both"/>
-      </w:pPr>
-      <w:r>
-        <w:rPr>
-          <w:rFonts w:ascii="Times New Roman" w:hAnsi="Times New Roman" w:cs="Times New Roman" w:eastAsia="Times New Roman"/>
-          <w:b w:val="0"/>
-          <w:i w:val="0"/>
-          <w:sz w:val="24"/>
-        </w:rPr>
-        <w:t>– initClients() — инициализация хранилища; при первом запуске заполняет его шестью демонстрационными записями;</w:t>
-      </w:r>
-    </w:p>
-    <w:p>
-      <w:pPr>
-        <w:spacing w:before="0" w:after="0" w:line="240" w:lineRule="auto"/>
-        <w:ind w:firstLine="0" w:left="709"/>
-        <w:jc w:val="both"/>
-      </w:pPr>
-      <w:r>
-        <w:rPr>
-          <w:rFonts w:ascii="Times New Roman" w:hAnsi="Times New Roman" w:cs="Times New Roman" w:eastAsia="Times New Roman"/>
-          <w:b w:val="0"/>
-          <w:i w:val="0"/>
-          <w:sz w:val="24"/>
-        </w:rPr>
-        <w:t>– addClient(client) — добавление нового объекта клиента в конец массива;</w:t>
-      </w:r>
-    </w:p>
-    <w:p>
-      <w:pPr>
-        <w:spacing w:before="0" w:after="0" w:line="240" w:lineRule="auto"/>
-        <w:ind w:firstLine="0" w:left="709"/>
-        <w:jc w:val="both"/>
-      </w:pPr>
-      <w:r>
-        <w:rPr>
-          <w:rFonts w:ascii="Times New Roman" w:hAnsi="Times New Roman" w:cs="Times New Roman" w:eastAsia="Times New Roman"/>
-          <w:b w:val="0"/>
-          <w:i w:val="0"/>
-          <w:sz w:val="24"/>
-        </w:rPr>
-        <w:t>– updateClient(id, updates) — частичное обновление полей клиента по идентификатору (возвращает true при успехе);</w:t>
-      </w:r>
-    </w:p>
-    <w:p>
-      <w:pPr>
-        <w:spacing w:before="0" w:after="0" w:line="240" w:lineRule="auto"/>
-        <w:ind w:firstLine="0" w:left="709"/>
-        <w:jc w:val="both"/>
-      </w:pPr>
-      <w:r>
-        <w:rPr>
-          <w:rFonts w:ascii="Times New Roman" w:hAnsi="Times New Roman" w:cs="Times New Roman" w:eastAsia="Times New Roman"/>
-          <w:b w:val="0"/>
-          <w:i w:val="0"/>
-          <w:sz w:val="24"/>
-        </w:rPr>
-        <w:t>– deleteClient(id) — удаление клиента по идентификатору;</w:t>
-      </w:r>
-    </w:p>
-    <w:p>
-      <w:pPr>
-        <w:spacing w:before="0" w:after="0" w:line="240" w:lineRule="auto"/>
-        <w:ind w:firstLine="0" w:left="709"/>
-        <w:jc w:val="both"/>
-      </w:pPr>
-      <w:r>
-        <w:rPr>
-          <w:rFonts w:ascii="Times New Roman" w:hAnsi="Times New Roman" w:cs="Times New Roman" w:eastAsia="Times New Roman"/>
-          <w:b w:val="0"/>
-          <w:i w:val="0"/>
-          <w:sz w:val="24"/>
-        </w:rPr>
-        <w:t>– getClientById(id) — поиск и возврат клиента по идентификатору или null;</w:t>
-      </w:r>
-    </w:p>
-    <w:p>
-      <w:pPr>
-        <w:spacing w:before="0" w:after="0" w:line="240" w:lineRule="auto"/>
-        <w:ind w:firstLine="0" w:left="709"/>
-        <w:jc w:val="both"/>
-      </w:pPr>
-      <w:r>
-        <w:rPr>
-          <w:rFonts w:ascii="Times New Roman" w:hAnsi="Times New Roman" w:cs="Times New Roman" w:eastAsia="Times New Roman"/>
-          <w:b w:val="0"/>
-          <w:i w:val="0"/>
-          <w:sz w:val="24"/>
-        </w:rPr>
-        <w:t>– resetToDefaults() — служебная функция сброса хранилища к демо-данным.</w:t>
-      </w:r>
-    </w:p>
-    <w:p>
-      <w:pPr>
-        <w:spacing w:before="0" w:after="0" w:line="240" w:lineRule="auto"/>
-        <w:ind w:firstLine="709"/>
-        <w:jc w:val="both"/>
-      </w:pPr>
-      <w:r>
-        <w:rPr>
-          <w:rFonts w:ascii="Times New Roman" w:hAnsi="Times New Roman" w:cs="Times New Roman" w:eastAsia="Times New Roman"/>
-          <w:b w:val="0"/>
-          <w:i w:val="0"/>
-          <w:sz w:val="24"/>
-        </w:rPr>
-        <w:t>Модуль utils.js содержит общие вспомогательные функции, используемые несколькими модулями:</w:t>
-      </w:r>
-    </w:p>
-    <w:p>
-      <w:pPr>
-        <w:spacing w:before="0" w:after="0" w:line="240" w:lineRule="auto"/>
-        <w:ind w:firstLine="0" w:left="709"/>
-        <w:jc w:val="both"/>
-      </w:pPr>
-      <w:r>
-        <w:rPr>
-          <w:rFonts w:ascii="Times New Roman" w:hAnsi="Times New Roman" w:cs="Times New Roman" w:eastAsia="Times New Roman"/>
-          <w:b w:val="0"/>
-          <w:i w:val="0"/>
-          <w:sz w:val="24"/>
-        </w:rPr>
-        <w:t>– generateId() — генерация уникального строкового идентификатора на основе Date.now() и Math.random();</w:t>
-      </w:r>
-    </w:p>
-    <w:p>
-      <w:pPr>
-        <w:spacing w:before="0" w:after="0" w:line="240" w:lineRule="auto"/>
-        <w:ind w:firstLine="0" w:left="709"/>
-        <w:jc w:val="both"/>
-      </w:pPr>
-      <w:r>
-        <w:rPr>
-          <w:rFonts w:ascii="Times New Roman" w:hAnsi="Times New Roman" w:cs="Times New Roman" w:eastAsia="Times New Roman"/>
-          <w:b w:val="0"/>
-          <w:i w:val="0"/>
-          <w:sz w:val="24"/>
-        </w:rPr>
-        <w:t>– formatDate(isoString) — преобразование ISO-даты в формат ДД.ММ.ГГГГ;</w:t>
-      </w:r>
-    </w:p>
-    <w:p>
-      <w:pPr>
-        <w:spacing w:before="0" w:after="0" w:line="240" w:lineRule="auto"/>
-        <w:ind w:firstLine="0" w:left="709"/>
-        <w:jc w:val="both"/>
-      </w:pPr>
-      <w:r>
-        <w:rPr>
-          <w:rFonts w:ascii="Times New Roman" w:hAnsi="Times New Roman" w:cs="Times New Roman" w:eastAsia="Times New Roman"/>
-          <w:b w:val="0"/>
-          <w:i w:val="0"/>
-          <w:sz w:val="24"/>
-        </w:rPr>
-        <w:t>– getInitials(fullName) — извлечение двух заглавных инициалов из полного имени;</w:t>
-      </w:r>
-    </w:p>
-    <w:p>
-      <w:pPr>
-        <w:spacing w:before="0" w:after="0" w:line="240" w:lineRule="auto"/>
-        <w:ind w:firstLine="0" w:left="709"/>
-        <w:jc w:val="both"/>
-      </w:pPr>
-      <w:r>
-        <w:rPr>
-          <w:rFonts w:ascii="Times New Roman" w:hAnsi="Times New Roman" w:cs="Times New Roman" w:eastAsia="Times New Roman"/>
-          <w:b w:val="0"/>
-          <w:i w:val="0"/>
-          <w:sz w:val="24"/>
-        </w:rPr>
-        <w:t>– getStatusLabel(status) / getStatusClass(status) — получение русскоязычного обозначения и CSS-класса статуса;</w:t>
-      </w:r>
-    </w:p>
-    <w:p>
-      <w:pPr>
-        <w:spacing w:before="0" w:after="0" w:line="240" w:lineRule="auto"/>
-        <w:ind w:firstLine="0" w:left="709"/>
-        <w:jc w:val="both"/>
-      </w:pPr>
-      <w:r>
-        <w:rPr>
-          <w:rFonts w:ascii="Times New Roman" w:hAnsi="Times New Roman" w:cs="Times New Roman" w:eastAsia="Times New Roman"/>
-          <w:b w:val="0"/>
-          <w:i w:val="0"/>
-          <w:sz w:val="24"/>
-        </w:rPr>
-        <w:t>– getAvatarColor(name) — детерминированный выбор цвета аватара из палитры на основе хеш-функции от имени;</w:t>
-      </w:r>
-    </w:p>
-    <w:p>
-      <w:pPr>
-        <w:spacing w:before="0" w:after="0" w:line="240" w:lineRule="auto"/>
-        <w:ind w:firstLine="0" w:left="709"/>
-        <w:jc w:val="both"/>
-      </w:pPr>
-      <w:r>
-        <w:rPr>
-          <w:rFonts w:ascii="Times New Roman" w:hAnsi="Times New Roman" w:cs="Times New Roman" w:eastAsia="Times New Roman"/>
-          <w:b w:val="0"/>
-          <w:i w:val="0"/>
-          <w:sz w:val="24"/>
-        </w:rPr>
-        <w:t>– escapeHtml(str) — экранирование HTML-спецсимволов для защиты от XSS-атак [6];</w:t>
-      </w:r>
-    </w:p>
-    <w:p>
-      <w:pPr>
-        <w:spacing w:before="0" w:after="0" w:line="240" w:lineRule="auto"/>
-        <w:ind w:firstLine="0" w:left="709"/>
-        <w:jc w:val="both"/>
-      </w:pPr>
-      <w:r>
-        <w:rPr>
-          <w:rFonts w:ascii="Times New Roman" w:hAnsi="Times New Roman" w:cs="Times New Roman" w:eastAsia="Times New Roman"/>
-          <w:b w:val="0"/>
-          <w:i w:val="0"/>
-          <w:sz w:val="24"/>
-        </w:rPr>
-        <w:t>– showToast(message, type, duration) — отображение всплывающего уведомления с автоматическим закрытием;</w:t>
-      </w:r>
-    </w:p>
-    <w:p>
-      <w:pPr>
-        <w:spacing w:before="0" w:after="0" w:line="240" w:lineRule="auto"/>
-        <w:ind w:firstLine="0" w:left="709"/>
-        <w:jc w:val="both"/>
-      </w:pPr>
-      <w:r>
-        <w:rPr>
-          <w:rFonts w:ascii="Times New Roman" w:hAnsi="Times New Roman" w:cs="Times New Roman" w:eastAsia="Times New Roman"/>
-          <w:b w:val="0"/>
-          <w:i w:val="0"/>
-          <w:sz w:val="24"/>
-        </w:rPr>
-        <w:t>– debounce(fn, delay) — создание отложенной версии функции для снижения частоты вызовов;</w:t>
-      </w:r>
-    </w:p>
-    <w:p>
-      <w:pPr>
-        <w:spacing w:before="0" w:after="0" w:line="240" w:lineRule="auto"/>
-        <w:ind w:firstLine="0" w:left="709"/>
-        <w:jc w:val="both"/>
-      </w:pPr>
-      <w:r>
-        <w:rPr>
-          <w:rFonts w:ascii="Times New Roman" w:hAnsi="Times New Roman" w:cs="Times New Roman" w:eastAsia="Times New Roman"/>
-          <w:b w:val="0"/>
-          <w:i w:val="0"/>
-          <w:sz w:val="24"/>
-        </w:rPr>
-        <w:t>– setActiveNav() — подсветка активного пункта навигации по текущему URL.</w:t>
-      </w:r>
-    </w:p>
-    <w:p>
-      <w:pPr>
-        <w:spacing w:before="0" w:after="0" w:line="240" w:lineRule="auto"/>
-        <w:ind w:firstLine="709"/>
-        <w:jc w:val="both"/>
-      </w:pPr>
-      <w:r>
-        <w:rPr>
-          <w:rFonts w:ascii="Times New Roman" w:hAnsi="Times New Roman" w:cs="Times New Roman" w:eastAsia="Times New Roman"/>
-          <w:b w:val="0"/>
-          <w:i w:val="0"/>
-          <w:sz w:val="24"/>
-        </w:rPr>
-        <w:t>Модуль main.js содержит логику главной страницы (index.html). Он реализует рендеринг карточек клиентов функцией buildClientCard(), применение фильтров и поиска функцией filterClients(), обработку изменения статуса (handleStatusChange()) и удаления клиентов (handleDelete()). Поиск реализован с задержкой 280 мс посредством функции debounce() для снижения нагрузки при наборе текста. Модуль поддерживает восстановление страницы из кэша браузера (bfcache): при событии pageshow с persisted=true вызывается облегчённая функция reinit(), которая обновляет данные без повторной привязки обработчиков событий.</w:t>
-      </w:r>
-    </w:p>
-    <w:p>
-      <w:pPr>
-        <w:spacing w:before="0" w:after="0" w:line="240" w:lineRule="auto"/>
-        <w:ind w:firstLine="709"/>
-        <w:jc w:val="both"/>
-      </w:pPr>
-      <w:r>
-        <w:rPr>
-          <w:rFonts w:ascii="Times New Roman" w:hAnsi="Times New Roman" w:cs="Times New Roman" w:eastAsia="Times New Roman"/>
-          <w:b w:val="0"/>
-          <w:i w:val="0"/>
-          <w:sz w:val="24"/>
-        </w:rPr>
-        <w:t>Модуль form.js отвечает за логику страницы form.html. Он поддерживает два режима: создание нового клиента и редактирование существующего. Режим редактирования определяется по параметру URL «edit=&lt;id&gt;»: если параметр присутствует, форма переходит в режим редактирования и заполняется текущими данными клиента через getClientById(). Реализована клиентская валидация: проверка заполненности обязательных полей (fullName, phone, email) и корректности формата электронной почты регулярным выражением.</w:t>
-      </w:r>
-    </w:p>
-    <w:p>
-      <w:pPr>
-        <w:spacing w:before="0" w:after="0" w:line="240" w:lineRule="auto"/>
-        <w:ind w:firstLine="709"/>
-        <w:jc w:val="both"/>
-      </w:pPr>
-      <w:r>
-        <w:rPr>
-          <w:rFonts w:ascii="Times New Roman" w:hAnsi="Times New Roman" w:cs="Times New Roman" w:eastAsia="Times New Roman"/>
-          <w:b w:val="0"/>
-          <w:i w:val="0"/>
-          <w:sz w:val="24"/>
-        </w:rPr>
-        <w:t>Модуль stats.js формирует данные для страницы статистики (stats.html). Функция renderKPICards() рассчитывает пять показателей: общее количество клиентов, количество новых, активных, завершённых и показатель конверсии (отношение завершённых к общему числу в процентах). Функция renderStatusBreakdown() формирует разбивку по статусам с анимированными прогресс-барами. Функция renderMonthlyActivity() строит столбчатую диаграмму активности за последние шесть месяцев на основе поля createdAt клиентов.</w:t>
-      </w:r>
-    </w:p>
-    <w:p>
-      <w:pPr>
-        <w:spacing w:before="0" w:after="0" w:line="240" w:lineRule="auto"/>
-      </w:pPr>
-      <w:r>
-        <w:rPr>
-          <w:rFonts w:ascii="Times New Roman" w:hAnsi="Times New Roman" w:cs="Times New Roman" w:eastAsia="Times New Roman"/>
-          <w:b w:val="0"/>
-          <w:i w:val="0"/>
-          <w:sz w:val="24"/>
-        </w:rPr>
-      </w:r>
-    </w:p>
-    <w:p>
-      <w:pPr>
-        <w:spacing w:before="0" w:after="0" w:line="240" w:lineRule="auto"/>
-      </w:pPr>
-      <w:r>
-        <w:rPr>
-          <w:rFonts w:ascii="Times New Roman" w:hAnsi="Times New Roman" w:cs="Times New Roman" w:eastAsia="Times New Roman"/>
-          <w:b w:val="0"/>
-          <w:i w:val="0"/>
-          <w:sz w:val="24"/>
-        </w:rPr>
-      </w:r>
-    </w:p>
-    <w:p>
-      <w:pPr>
-        <w:spacing w:before="0" w:after="0" w:line="240" w:lineRule="auto"/>
-        <w:ind w:firstLine="0"/>
-        <w:jc w:val="center"/>
-      </w:pPr>
-      <w:r>
-        <w:rPr>
-          <w:rFonts w:ascii="Times New Roman" w:hAnsi="Times New Roman" w:cs="Times New Roman" w:eastAsia="Times New Roman"/>
-          <w:b/>
-          <w:i w:val="0"/>
-          <w:sz w:val="24"/>
-        </w:rPr>
-        <w:t>3.3 Пользовательский интерфейс</w:t>
-      </w:r>
-    </w:p>
-    <w:p>
-      <w:pPr>
-        <w:spacing w:before="0" w:after="0" w:line="240" w:lineRule="auto"/>
-      </w:pPr>
-      <w:r>
-        <w:rPr>
-          <w:rFonts w:ascii="Times New Roman" w:hAnsi="Times New Roman" w:cs="Times New Roman" w:eastAsia="Times New Roman"/>
-          <w:b w:val="0"/>
-          <w:i w:val="0"/>
-          <w:sz w:val="24"/>
-        </w:rPr>
-      </w:r>
-    </w:p>
-    <w:p>
-      <w:pPr>
-        <w:spacing w:before="0" w:after="0" w:line="240" w:lineRule="auto"/>
-        <w:ind w:firstLine="709"/>
-        <w:jc w:val="both"/>
-      </w:pPr>
-      <w:r>
-        <w:rPr>
-          <w:rFonts w:ascii="Times New Roman" w:hAnsi="Times New Roman" w:cs="Times New Roman" w:eastAsia="Times New Roman"/>
-          <w:b w:val="0"/>
-          <w:i w:val="0"/>
-          <w:sz w:val="24"/>
-        </w:rPr>
-        <w:t>Приложение NexusCRM включает четыре страницы с единой навигацией и общей таблицей стилей. Интерфейс выполнен в тёмной цветовой схеме (dark mode) с акцентным фиолетово-синим цветом (#6366f1) и вспомогательным пурпурным (#8b5cf6).</w:t>
-      </w:r>
-    </w:p>
-    <w:p>
-      <w:pPr>
-        <w:spacing w:before="0" w:after="0" w:line="240" w:lineRule="auto"/>
-        <w:ind w:firstLine="709"/>
-        <w:jc w:val="both"/>
-      </w:pPr>
-      <w:r>
-        <w:rPr>
-          <w:rFonts w:ascii="Times New Roman" w:hAnsi="Times New Roman" w:cs="Times New Roman" w:eastAsia="Times New Roman"/>
-          <w:b w:val="0"/>
-          <w:i w:val="0"/>
-          <w:sz w:val="24"/>
-        </w:rPr>
-        <w:t>Страница «Клиенты» (index.html) является главной страницей приложения. Она содержит секцию-hero с заголовком и счётчиками записей, панель инструментов (toolbar) с полем поиска и фильтрами по статусу, а также сетку карточек клиентов. Каждая карточка отображает: аватар с инициалами (цвет детерминирован именем), полное имя, адрес электронной почты в виде кликабельной ссылки (mailto:), статус-значок (badge), телефон, текстовый комментарий и дату добавления. В подвале карточки расположены элементы управления: выпадающий список смены статуса, кнопка редактирования и кнопка удаления.</w:t>
-      </w:r>
-    </w:p>
-    <w:p>
-      <w:pPr>
-        <w:spacing w:before="0" w:after="0" w:line="240" w:lineRule="auto"/>
-        <w:ind w:firstLine="709"/>
-        <w:jc w:val="both"/>
-      </w:pPr>
-      <w:r>
-        <w:rPr>
-          <w:rFonts w:ascii="Times New Roman" w:hAnsi="Times New Roman" w:cs="Times New Roman" w:eastAsia="Times New Roman"/>
-          <w:b w:val="0"/>
-          <w:i w:val="0"/>
-          <w:sz w:val="24"/>
-        </w:rPr>
-        <w:t>Страница «Добавить клиента» (form.html) реализует форму с полями: полное имя, телефон, email (все три обязательны), статус (выпадающий список с тремя значениями), дата добавления и текстовый комментарий (до 500 символов). Форма поддерживает два режима: создание нового клиента и редактирование существующего. При ошибке валидации поле помечается CSS-классом field-error и отображается уведомление-тост с текстом ошибки.</w:t>
-      </w:r>
-    </w:p>
-    <w:p>
-      <w:pPr>
-        <w:spacing w:before="0" w:after="0" w:line="240" w:lineRule="auto"/>
-        <w:ind w:firstLine="709"/>
-        <w:jc w:val="both"/>
-      </w:pPr>
-      <w:r>
-        <w:rPr>
-          <w:rFonts w:ascii="Times New Roman" w:hAnsi="Times New Roman" w:cs="Times New Roman" w:eastAsia="Times New Roman"/>
-          <w:b w:val="0"/>
-          <w:i w:val="0"/>
-          <w:sz w:val="24"/>
-        </w:rPr>
-        <w:t>Страница «Статистика» (stats.html) отображает аналитические данные по базе клиентов: пять KPI-карточек (всего клиентов, новых, в работе, завершённых, показатель конверсии), разбивку по статусам с анимированными прогресс-барами и столбчатую диаграмму активности по последним шести месяцам.</w:t>
-      </w:r>
-    </w:p>
-    <w:p>
-      <w:pPr>
-        <w:spacing w:before="0" w:after="0" w:line="240" w:lineRule="auto"/>
-        <w:ind w:firstLine="709"/>
-        <w:jc w:val="both"/>
-      </w:pPr>
-      <w:r>
-        <w:rPr>
-          <w:rFonts w:ascii="Times New Roman" w:hAnsi="Times New Roman" w:cs="Times New Roman" w:eastAsia="Times New Roman"/>
-          <w:b w:val="0"/>
-          <w:i w:val="0"/>
-          <w:sz w:val="24"/>
-        </w:rPr>
-        <w:t>Страница «О проекте» (about.html) содержит описание шести ключевых возможностей приложения в виде карточек, пошаговую инструкцию по использованию и блок с информацией об авторе.</w:t>
-      </w:r>
-    </w:p>
-    <w:p>
-      <w:pPr>
-        <w:spacing w:before="0" w:after="0" w:line="240" w:lineRule="auto"/>
-        <w:ind w:firstLine="709"/>
-        <w:jc w:val="both"/>
-      </w:pPr>
-      <w:r>
-        <w:rPr>
-          <w:rFonts w:ascii="Times New Roman" w:hAnsi="Times New Roman" w:cs="Times New Roman" w:eastAsia="Times New Roman"/>
-          <w:b w:val="0"/>
-          <w:i w:val="0"/>
-          <w:sz w:val="24"/>
-        </w:rPr>
-        <w:t>На рисунке 2 представлена схема навигационных переходов между страницами приложения.</w:t>
-      </w:r>
-    </w:p>
-    <w:p>
-      <w:pPr>
-        <w:spacing w:before="0" w:after="0" w:line="240" w:lineRule="auto"/>
-      </w:pPr>
-      <w:r>
-        <w:rPr>
-          <w:rFonts w:ascii="Times New Roman" w:hAnsi="Times New Roman" w:cs="Times New Roman" w:eastAsia="Times New Roman"/>
-          <w:b w:val="0"/>
-          <w:i w:val="0"/>
-          <w:sz w:val="24"/>
-        </w:rPr>
-      </w:r>
-    </w:p>
-    <w:p>
-      <w:pPr>
-        <w:spacing w:before="0" w:after="0"/>
-        <w:ind w:firstLine="0"/>
-        <w:jc w:val="center"/>
-      </w:pPr>
-      <w:r>
-        <w:drawing>
-          <wp:inline xmlns:a="http://schemas.openxmlformats.org/drawingml/2006/main" xmlns:pic="http://schemas.openxmlformats.org/drawingml/2006/picture">
-            <wp:extent cx="4860000" cy="2400275"/>
-            <wp:docPr id="2" name="Picture 2"/>
-            <wp:cNvGraphicFramePr>
-              <a:graphicFrameLocks noChangeAspect="1"/>
-            </wp:cNvGraphicFramePr>
-            <a:graphic>
-              <a:graphicData uri="http://schemas.openxmlformats.org/drawingml/2006/picture">
-                <pic:pic>
-                  <pic:nvPicPr>
-                    <pic:cNvPr id="0" name="image.png"/>
-                    <pic:cNvPicPr/>
-                  </pic:nvPicPr>
-                  <pic:blipFill>
-                    <a:blip r:embed="rId10"/>
-                    <a:stretch>
-                      <a:fillRect/>
-                    </a:stretch>
-                  </pic:blipFill>
-                  <pic:spPr>
-                    <a:xfrm>
-                      <a:off x="0" y="0"/>
-                      <a:ext cx="4860000" cy="2400275"/>
-                    </a:xfrm>
-                    <a:prstGeom prst="rect"/>
-                  </pic:spPr>
-                </pic:pic>
-              </a:graphicData>
-            </a:graphic>
-          </wp:inline>
-        </w:drawing>
-      </w:r>
-    </w:p>
-    <w:p>
-      <w:pPr>
-        <w:spacing w:before="0" w:after="0" w:line="240" w:lineRule="auto"/>
-        <w:ind w:firstLine="0"/>
-        <w:jc w:val="center"/>
-      </w:pPr>
-      <w:r>
-        <w:rPr>
-          <w:rFonts w:ascii="Times New Roman" w:hAnsi="Times New Roman" w:cs="Times New Roman" w:eastAsia="Times New Roman"/>
-          <w:b w:val="0"/>
-          <w:i w:val="0"/>
-          <w:sz w:val="24"/>
-        </w:rPr>
-        <w:t>Рисунок 2 – Схема переходов между страницами приложения NexusCRM</w:t>
-      </w:r>
-    </w:p>
-    <w:p>
-      <w:pPr>
-        <w:spacing w:before="0" w:after="0" w:line="240" w:lineRule="auto"/>
-        <w:ind w:firstLine="0"/>
-        <w:jc w:val="center"/>
-      </w:pPr>
-      <w:r>
-        <w:rPr>
-          <w:rFonts w:ascii="Times New Roman" w:hAnsi="Times New Roman" w:cs="Times New Roman" w:eastAsia="Times New Roman"/>
-          <w:b w:val="0"/>
-          <w:i w:val="0"/>
-          <w:sz w:val="24"/>
-        </w:rPr>
-        <w:t>Примечание – составлено автором на основании проведённого исследования</w:t>
-      </w:r>
-    </w:p>
-    <w:p>
-      <w:pPr>
-        <w:spacing w:before="0" w:after="0" w:line="240" w:lineRule="auto"/>
-      </w:pPr>
-      <w:r>
-        <w:rPr>
-          <w:rFonts w:ascii="Times New Roman" w:hAnsi="Times New Roman" w:cs="Times New Roman" w:eastAsia="Times New Roman"/>
-          <w:b w:val="0"/>
-          <w:i w:val="0"/>
-          <w:sz w:val="24"/>
-        </w:rPr>
-      </w:r>
-    </w:p>
-    <w:p>
-      <w:pPr>
-        <w:spacing w:before="0" w:after="0" w:line="240" w:lineRule="auto"/>
-        <w:ind w:firstLine="709"/>
-        <w:jc w:val="both"/>
-      </w:pPr>
-      <w:r>
-        <w:rPr>
-          <w:rFonts w:ascii="Times New Roman" w:hAnsi="Times New Roman" w:cs="Times New Roman" w:eastAsia="Times New Roman"/>
-          <w:b w:val="0"/>
-          <w:i w:val="0"/>
-          <w:sz w:val="24"/>
-        </w:rPr>
-        <w:t>Все страницы адаптированы для мобильных устройств: при ширине экрана менее 768 пикселей навигационное меню преобразуется в выпадающее, активируемое кнопкой-гамбургером. Сетка карточек клиентов перестраивается с трёх столбцов до одного при уменьшении экрана.</w:t>
-      </w:r>
-    </w:p>
-    <w:p>
-      <w:pPr>
-        <w:spacing w:before="0" w:after="0" w:line="240" w:lineRule="auto"/>
-      </w:pPr>
-      <w:r>
-        <w:rPr>
-          <w:rFonts w:ascii="Times New Roman" w:hAnsi="Times New Roman" w:cs="Times New Roman" w:eastAsia="Times New Roman"/>
-          <w:b w:val="0"/>
-          <w:i w:val="0"/>
-          <w:sz w:val="24"/>
-        </w:rPr>
-      </w:r>
-    </w:p>
-    <w:p>
-      <w:pPr>
-        <w:spacing w:before="0" w:after="0" w:line="240" w:lineRule="auto"/>
-      </w:pPr>
-      <w:r>
-        <w:rPr>
-          <w:rFonts w:ascii="Times New Roman" w:hAnsi="Times New Roman" w:cs="Times New Roman" w:eastAsia="Times New Roman"/>
-          <w:b w:val="0"/>
-          <w:i w:val="0"/>
-          <w:sz w:val="24"/>
-        </w:rPr>
-      </w:r>
-    </w:p>
-    <w:p>
-      <w:pPr>
-        <w:spacing w:before="0" w:after="0" w:line="240" w:lineRule="auto"/>
-        <w:ind w:firstLine="0"/>
-        <w:jc w:val="center"/>
-      </w:pPr>
-      <w:r>
-        <w:rPr>
-          <w:rFonts w:ascii="Times New Roman" w:hAnsi="Times New Roman" w:cs="Times New Roman" w:eastAsia="Times New Roman"/>
-          <w:b/>
-          <w:i w:val="0"/>
-          <w:sz w:val="24"/>
-        </w:rPr>
-        <w:t>3.4 Алгоритм работы приложения</w:t>
-      </w:r>
-    </w:p>
-    <w:p>
-      <w:pPr>
-        <w:spacing w:before="0" w:after="0" w:line="240" w:lineRule="auto"/>
-      </w:pPr>
-      <w:r>
-        <w:rPr>
-          <w:rFonts w:ascii="Times New Roman" w:hAnsi="Times New Roman" w:cs="Times New Roman" w:eastAsia="Times New Roman"/>
-          <w:b w:val="0"/>
-          <w:i w:val="0"/>
-          <w:sz w:val="24"/>
-        </w:rPr>
-      </w:r>
-    </w:p>
-    <w:p>
-      <w:pPr>
-        <w:spacing w:before="0" w:after="0" w:line="240" w:lineRule="auto"/>
-        <w:ind w:firstLine="709"/>
-        <w:jc w:val="both"/>
-      </w:pPr>
-      <w:r>
-        <w:rPr>
-          <w:rFonts w:ascii="Times New Roman" w:hAnsi="Times New Roman" w:cs="Times New Roman" w:eastAsia="Times New Roman"/>
-          <w:b w:val="0"/>
-          <w:i w:val="0"/>
-          <w:sz w:val="24"/>
-        </w:rPr>
-        <w:t>На рисунке 3 представлен алгоритм инициализации и работы главной страницы приложения.</w:t>
-      </w:r>
-    </w:p>
-    <w:p>
-      <w:pPr>
-        <w:spacing w:before="0" w:after="0" w:line="240" w:lineRule="auto"/>
-      </w:pPr>
-      <w:r>
-        <w:rPr>
-          <w:rFonts w:ascii="Times New Roman" w:hAnsi="Times New Roman" w:cs="Times New Roman" w:eastAsia="Times New Roman"/>
-          <w:b w:val="0"/>
-          <w:i w:val="0"/>
-          <w:sz w:val="24"/>
-        </w:rPr>
-      </w:r>
-    </w:p>
-    <w:p>
-      <w:pPr>
-        <w:spacing w:before="0" w:after="0"/>
-        <w:ind w:firstLine="0"/>
-        <w:jc w:val="center"/>
-      </w:pPr>
-      <w:r>
-        <w:drawing>
-          <wp:inline xmlns:a="http://schemas.openxmlformats.org/drawingml/2006/main" xmlns:pic="http://schemas.openxmlformats.org/drawingml/2006/picture">
-            <wp:extent cx="3240000" cy="3743399"/>
-            <wp:docPr id="3" name="Picture 3"/>
-            <wp:cNvGraphicFramePr>
-              <a:graphicFrameLocks noChangeAspect="1"/>
-            </wp:cNvGraphicFramePr>
-            <a:graphic>
-              <a:graphicData uri="http://schemas.openxmlformats.org/drawingml/2006/picture">
-                <pic:pic>
-                  <pic:nvPicPr>
-                    <pic:cNvPr id="0" name="image.png"/>
-                    <pic:cNvPicPr/>
-                  </pic:nvPicPr>
-                  <pic:blipFill>
-                    <a:blip r:embed="rId11"/>
-                    <a:stretch>
-                      <a:fillRect/>
-                    </a:stretch>
-                  </pic:blipFill>
-                  <pic:spPr>
-                    <a:xfrm>
-                      <a:off x="0" y="0"/>
-                      <a:ext cx="3240000" cy="3743399"/>
-                    </a:xfrm>
-                    <a:prstGeom prst="rect"/>
-                  </pic:spPr>
-                </pic:pic>
-              </a:graphicData>
-            </a:graphic>
-          </wp:inline>
-        </w:drawing>
-      </w:r>
-    </w:p>
-    <w:p>
-      <w:pPr>
-        <w:spacing w:before="0" w:after="0" w:line="240" w:lineRule="auto"/>
-        <w:ind w:firstLine="0"/>
-        <w:jc w:val="center"/>
-      </w:pPr>
-      <w:r>
-        <w:rPr>
-          <w:rFonts w:ascii="Times New Roman" w:hAnsi="Times New Roman" w:cs="Times New Roman" w:eastAsia="Times New Roman"/>
-          <w:b w:val="0"/>
-          <w:i w:val="0"/>
-          <w:sz w:val="24"/>
-        </w:rPr>
-        <w:t>Рисунок 3 – Алгоритм инициализации главной страницы приложения</w:t>
-      </w:r>
-    </w:p>
-    <w:p>
-      <w:pPr>
-        <w:spacing w:before="0" w:after="0" w:line="240" w:lineRule="auto"/>
-        <w:ind w:firstLine="0"/>
-        <w:jc w:val="center"/>
-      </w:pPr>
-      <w:r>
-        <w:rPr>
-          <w:rFonts w:ascii="Times New Roman" w:hAnsi="Times New Roman" w:cs="Times New Roman" w:eastAsia="Times New Roman"/>
-          <w:b w:val="0"/>
-          <w:i w:val="0"/>
-          <w:sz w:val="24"/>
-        </w:rPr>
-        <w:t>Примечание – составлено автором на основании проведённого исследования</w:t>
-      </w:r>
-    </w:p>
-    <w:p>
-      <w:pPr>
-        <w:spacing w:before="0" w:after="0" w:line="240" w:lineRule="auto"/>
-      </w:pPr>
-      <w:r>
-        <w:rPr>
-          <w:rFonts w:ascii="Times New Roman" w:hAnsi="Times New Roman" w:cs="Times New Roman" w:eastAsia="Times New Roman"/>
-          <w:b w:val="0"/>
-          <w:i w:val="0"/>
-          <w:sz w:val="24"/>
-        </w:rPr>
-      </w:r>
-    </w:p>
-    <w:p>
-      <w:pPr>
-        <w:spacing w:before="0" w:after="0" w:line="240" w:lineRule="auto"/>
-        <w:ind w:firstLine="709"/>
-        <w:jc w:val="both"/>
-      </w:pPr>
-      <w:r>
-        <w:rPr>
-          <w:rFonts w:ascii="Times New Roman" w:hAnsi="Times New Roman" w:cs="Times New Roman" w:eastAsia="Times New Roman"/>
-          <w:b w:val="0"/>
-          <w:i w:val="0"/>
-          <w:sz w:val="24"/>
-        </w:rPr>
-        <w:t>Работа приложения начинается с загрузки HTML-страницы в браузере. Поскольку JS-модули подключаются с атрибутом type="module" и являются отложенными (deferred), к моменту выполнения скрипта DOM уже полностью разобран. Функция init() последовательно выполняет следующие действия:</w:t>
-      </w:r>
-    </w:p>
-    <w:p>
-      <w:pPr>
-        <w:spacing w:before="0" w:after="0" w:line="240" w:lineRule="auto"/>
-        <w:ind w:firstLine="0" w:left="709"/>
-        <w:jc w:val="both"/>
-      </w:pPr>
-      <w:r>
-        <w:rPr>
-          <w:rFonts w:ascii="Times New Roman" w:hAnsi="Times New Roman" w:cs="Times New Roman" w:eastAsia="Times New Roman"/>
-          <w:b w:val="0"/>
-          <w:i w:val="0"/>
-          <w:sz w:val="24"/>
-        </w:rPr>
-        <w:t>1) вызывает initClients() для инициализации хранилища данных (при пустом хранилище — автоматическое заполнение демо-данными);</w:t>
-      </w:r>
-    </w:p>
-    <w:p>
-      <w:pPr>
-        <w:spacing w:before="0" w:after="0" w:line="240" w:lineRule="auto"/>
-        <w:ind w:firstLine="0" w:left="709"/>
-        <w:jc w:val="both"/>
-      </w:pPr>
-      <w:r>
-        <w:rPr>
-          <w:rFonts w:ascii="Times New Roman" w:hAnsi="Times New Roman" w:cs="Times New Roman" w:eastAsia="Times New Roman"/>
-          <w:b w:val="0"/>
-          <w:i w:val="0"/>
-          <w:sz w:val="24"/>
-        </w:rPr>
-        <w:t>2) вызывает setActiveNav() для подсветки активного пункта навигации;</w:t>
-      </w:r>
-    </w:p>
-    <w:p>
-      <w:pPr>
-        <w:spacing w:before="0" w:after="0" w:line="240" w:lineRule="auto"/>
-        <w:ind w:firstLine="0" w:left="709"/>
-        <w:jc w:val="both"/>
-      </w:pPr>
-      <w:r>
-        <w:rPr>
-          <w:rFonts w:ascii="Times New Roman" w:hAnsi="Times New Roman" w:cs="Times New Roman" w:eastAsia="Times New Roman"/>
-          <w:b w:val="0"/>
-          <w:i w:val="0"/>
-          <w:sz w:val="24"/>
-        </w:rPr>
-        <w:t>3) вызывает renderClients() для отображения карточек клиентов с учётом текущего фильтра и строки поиска;</w:t>
-      </w:r>
-    </w:p>
-    <w:p>
-      <w:pPr>
-        <w:spacing w:before="0" w:after="0" w:line="240" w:lineRule="auto"/>
-        <w:ind w:firstLine="0" w:left="709"/>
-        <w:jc w:val="both"/>
-      </w:pPr>
-      <w:r>
-        <w:rPr>
-          <w:rFonts w:ascii="Times New Roman" w:hAnsi="Times New Roman" w:cs="Times New Roman" w:eastAsia="Times New Roman"/>
-          <w:b w:val="0"/>
-          <w:i w:val="0"/>
-          <w:sz w:val="24"/>
-        </w:rPr>
-        <w:t>4) выполняет однократную привязку обработчиков событий (поиск, фильтры, мобильное меню) через флаг listenersAttached.</w:t>
-      </w:r>
-    </w:p>
-    <w:p>
-      <w:pPr>
-        <w:spacing w:before="0" w:after="0" w:line="240" w:lineRule="auto"/>
-        <w:ind w:firstLine="709"/>
-        <w:jc w:val="both"/>
-      </w:pPr>
-      <w:r>
-        <w:rPr>
-          <w:rFonts w:ascii="Times New Roman" w:hAnsi="Times New Roman" w:cs="Times New Roman" w:eastAsia="Times New Roman"/>
-          <w:b w:val="0"/>
-          <w:i w:val="0"/>
-          <w:sz w:val="24"/>
-        </w:rPr>
-        <w:t>При восстановлении страницы из кэша браузера (событие pageshow с persisted=true) вызывается облегчённая функция reinit(), которая обновляет отображение без повторной привязки обработчиков во избежание их дублирования.</w:t>
-      </w:r>
-    </w:p>
-    <w:p>
-      <w:pPr>
-        <w:spacing w:before="0" w:after="0" w:line="240" w:lineRule="auto"/>
-        <w:ind w:firstLine="709"/>
-        <w:jc w:val="both"/>
-      </w:pPr>
-      <w:r>
-        <w:rPr>
-          <w:rFonts w:ascii="Times New Roman" w:hAnsi="Times New Roman" w:cs="Times New Roman" w:eastAsia="Times New Roman"/>
-          <w:b w:val="0"/>
-          <w:i w:val="0"/>
-          <w:sz w:val="24"/>
-        </w:rPr>
-        <w:t>Функция filterClients() применяет текущий фильтр статуса и строку поиска к массиву клиентов. Поиск выполняется по полям fullName, email и phone с применением метода String.prototype.includes() после приведения к нижнему регистру посредством toLowerCase(). Оба условия (фильтр статуса и поиск) применяются одновременно.</w:t>
-      </w:r>
-    </w:p>
-    <w:p>
-      <w:r>
-        <w:br w:type="page"/>
-      </w:r>
-    </w:p>
-    <w:p>
-      <w:pPr>
-        <w:spacing w:before="0" w:after="0" w:line="240" w:lineRule="auto"/>
-      </w:pPr>
-      <w:r>
-        <w:rPr>
-          <w:rFonts w:ascii="Times New Roman" w:hAnsi="Times New Roman" w:cs="Times New Roman" w:eastAsia="Times New Roman"/>
-          <w:b w:val="0"/>
-          <w:i w:val="0"/>
-          <w:sz w:val="24"/>
-        </w:rPr>
-      </w:r>
-    </w:p>
-    <w:p>
-      <w:pPr>
-        <w:spacing w:before="0" w:after="0" w:line="240" w:lineRule="auto"/>
-        <w:ind w:firstLine="0"/>
-        <w:jc w:val="center"/>
-      </w:pPr>
-      <w:r>
-        <w:rPr>
-          <w:rFonts w:ascii="Times New Roman" w:hAnsi="Times New Roman" w:cs="Times New Roman" w:eastAsia="Times New Roman"/>
-          <w:b/>
-          <w:i w:val="0"/>
-          <w:sz w:val="24"/>
-        </w:rPr>
-        <w:t>4 РУКОВОДСТВО ПОЛЬЗОВАТЕЛЯ</w:t>
-      </w:r>
-    </w:p>
-    <w:p>
-      <w:pPr>
-        <w:spacing w:before="0" w:after="0" w:line="240" w:lineRule="auto"/>
-      </w:pPr>
-      <w:r>
-        <w:rPr>
-          <w:rFonts w:ascii="Times New Roman" w:hAnsi="Times New Roman" w:cs="Times New Roman" w:eastAsia="Times New Roman"/>
-          <w:b w:val="0"/>
-          <w:i w:val="0"/>
-          <w:sz w:val="24"/>
-        </w:rPr>
-      </w:r>
-    </w:p>
-    <w:p>
-      <w:pPr>
-        <w:spacing w:before="0" w:after="0" w:line="240" w:lineRule="auto"/>
-      </w:pPr>
-      <w:r>
-        <w:rPr>
-          <w:rFonts w:ascii="Times New Roman" w:hAnsi="Times New Roman" w:cs="Times New Roman" w:eastAsia="Times New Roman"/>
-          <w:b w:val="0"/>
-          <w:i w:val="0"/>
-          <w:sz w:val="24"/>
-        </w:rPr>
-      </w:r>
-    </w:p>
-    <w:p>
-      <w:pPr>
-        <w:spacing w:before="0" w:after="0" w:line="240" w:lineRule="auto"/>
-      </w:pPr>
-      <w:r>
-        <w:rPr>
-          <w:rFonts w:ascii="Times New Roman" w:hAnsi="Times New Roman" w:cs="Times New Roman" w:eastAsia="Times New Roman"/>
-          <w:b w:val="0"/>
-          <w:i w:val="0"/>
-          <w:sz w:val="24"/>
-        </w:rPr>
-      </w:r>
-    </w:p>
-    <w:p>
-      <w:pPr>
-        <w:spacing w:before="0" w:after="0" w:line="240" w:lineRule="auto"/>
-        <w:ind w:firstLine="0"/>
-        <w:jc w:val="center"/>
-      </w:pPr>
-      <w:r>
-        <w:rPr>
-          <w:rFonts w:ascii="Times New Roman" w:hAnsi="Times New Roman" w:cs="Times New Roman" w:eastAsia="Times New Roman"/>
-          <w:b/>
-          <w:i w:val="0"/>
-          <w:sz w:val="24"/>
-        </w:rPr>
-        <w:t>4.1 Требования к запуску и установке</w:t>
-      </w:r>
-    </w:p>
-    <w:p>
-      <w:pPr>
-        <w:spacing w:before="0" w:after="0" w:line="240" w:lineRule="auto"/>
-      </w:pPr>
-      <w:r>
-        <w:rPr>
-          <w:rFonts w:ascii="Times New Roman" w:hAnsi="Times New Roman" w:cs="Times New Roman" w:eastAsia="Times New Roman"/>
-          <w:b w:val="0"/>
-          <w:i w:val="0"/>
-          <w:sz w:val="24"/>
-        </w:rPr>
-      </w:r>
-    </w:p>
-    <w:p>
-      <w:pPr>
-        <w:spacing w:before="0" w:after="0" w:line="240" w:lineRule="auto"/>
-        <w:ind w:firstLine="709"/>
-        <w:jc w:val="both"/>
-      </w:pPr>
-      <w:r>
-        <w:rPr>
-          <w:rFonts w:ascii="Times New Roman" w:hAnsi="Times New Roman" w:cs="Times New Roman" w:eastAsia="Times New Roman"/>
-          <w:b w:val="0"/>
-          <w:i w:val="0"/>
-          <w:sz w:val="24"/>
-        </w:rPr>
-        <w:t>NexusCRM не требует установки программного обеспечения, настройки серверного окружения или постоянного подключения к интернету. Данные хранятся локально в браузере.</w:t>
-      </w:r>
-    </w:p>
-    <w:p>
-      <w:pPr>
-        <w:spacing w:before="0" w:after="0" w:line="240" w:lineRule="auto"/>
-        <w:ind w:firstLine="709"/>
-        <w:jc w:val="both"/>
-      </w:pPr>
-      <w:r>
-        <w:rPr>
-          <w:rFonts w:ascii="Times New Roman" w:hAnsi="Times New Roman" w:cs="Times New Roman" w:eastAsia="Times New Roman"/>
-          <w:b w:val="0"/>
-          <w:i w:val="0"/>
-          <w:sz w:val="24"/>
-        </w:rPr>
-        <w:t>Минимальные системные требования:</w:t>
-      </w:r>
-    </w:p>
-    <w:p>
-      <w:pPr>
-        <w:spacing w:before="0" w:after="0" w:line="240" w:lineRule="auto"/>
-        <w:ind w:firstLine="0" w:left="709"/>
-        <w:jc w:val="both"/>
-      </w:pPr>
-      <w:r>
-        <w:rPr>
-          <w:rFonts w:ascii="Times New Roman" w:hAnsi="Times New Roman" w:cs="Times New Roman" w:eastAsia="Times New Roman"/>
-          <w:b w:val="0"/>
-          <w:i w:val="0"/>
-          <w:sz w:val="24"/>
-        </w:rPr>
-        <w:t>– современный веб-браузер с поддержкой ES-модулей (type="module") и Web Storage API;</w:t>
-      </w:r>
-    </w:p>
-    <w:p>
-      <w:pPr>
-        <w:spacing w:before="0" w:after="0" w:line="240" w:lineRule="auto"/>
-        <w:ind w:firstLine="0" w:left="709"/>
-        <w:jc w:val="both"/>
-      </w:pPr>
-      <w:r>
-        <w:rPr>
-          <w:rFonts w:ascii="Times New Roman" w:hAnsi="Times New Roman" w:cs="Times New Roman" w:eastAsia="Times New Roman"/>
-          <w:b w:val="0"/>
-          <w:i w:val="0"/>
-          <w:sz w:val="24"/>
-        </w:rPr>
-        <w:t>– операционная система: Windows 10+, macOS 10.14+, Linux (любая актуальная версия дистрибутива);</w:t>
-      </w:r>
-    </w:p>
-    <w:p>
-      <w:pPr>
-        <w:spacing w:before="0" w:after="0" w:line="240" w:lineRule="auto"/>
-        <w:ind w:firstLine="0" w:left="709"/>
-        <w:jc w:val="both"/>
-      </w:pPr>
-      <w:r>
-        <w:rPr>
-          <w:rFonts w:ascii="Times New Roman" w:hAnsi="Times New Roman" w:cs="Times New Roman" w:eastAsia="Times New Roman"/>
-          <w:b w:val="0"/>
-          <w:i w:val="0"/>
-          <w:sz w:val="24"/>
-        </w:rPr>
-        <w:t>– минимальная версия браузера: Google Chrome 80+, Mozilla Firefox 80+, Microsoft Edge 80+, Safari 14+.</w:t>
-      </w:r>
-    </w:p>
-    <w:p>
-      <w:pPr>
-        <w:spacing w:before="0" w:after="0" w:line="240" w:lineRule="auto"/>
-        <w:ind w:firstLine="709"/>
-        <w:jc w:val="both"/>
-      </w:pPr>
-      <w:r>
-        <w:rPr>
-          <w:rFonts w:ascii="Times New Roman" w:hAnsi="Times New Roman" w:cs="Times New Roman" w:eastAsia="Times New Roman"/>
-          <w:b w:val="0"/>
-          <w:i w:val="0"/>
-          <w:sz w:val="24"/>
-        </w:rPr>
-        <w:t>Порядок запуска приложения:</w:t>
-      </w:r>
-    </w:p>
-    <w:p>
-      <w:pPr>
-        <w:spacing w:before="0" w:after="0" w:line="240" w:lineRule="auto"/>
-        <w:ind w:firstLine="0" w:left="709"/>
-        <w:jc w:val="both"/>
-      </w:pPr>
-      <w:r>
-        <w:rPr>
-          <w:rFonts w:ascii="Times New Roman" w:hAnsi="Times New Roman" w:cs="Times New Roman" w:eastAsia="Times New Roman"/>
-          <w:b w:val="0"/>
-          <w:i w:val="0"/>
-          <w:sz w:val="24"/>
-        </w:rPr>
-        <w:t>1) Скачать или клонировать репозиторий проекта на локальный диск.</w:t>
-      </w:r>
-    </w:p>
-    <w:p>
-      <w:pPr>
-        <w:spacing w:before="0" w:after="0" w:line="240" w:lineRule="auto"/>
-        <w:ind w:firstLine="0" w:left="709"/>
-        <w:jc w:val="both"/>
-      </w:pPr>
-      <w:r>
-        <w:rPr>
-          <w:rFonts w:ascii="Times New Roman" w:hAnsi="Times New Roman" w:cs="Times New Roman" w:eastAsia="Times New Roman"/>
-          <w:b w:val="0"/>
-          <w:i w:val="0"/>
-          <w:sz w:val="24"/>
-        </w:rPr>
-        <w:t>2) Открыть файл index.html в поддерживаемом веб-браузере.</w:t>
-      </w:r>
-    </w:p>
-    <w:p>
-      <w:pPr>
-        <w:spacing w:before="0" w:after="0" w:line="240" w:lineRule="auto"/>
-        <w:ind w:firstLine="0" w:left="709"/>
-        <w:jc w:val="both"/>
-      </w:pPr>
-      <w:r>
-        <w:rPr>
-          <w:rFonts w:ascii="Times New Roman" w:hAnsi="Times New Roman" w:cs="Times New Roman" w:eastAsia="Times New Roman"/>
-          <w:b w:val="0"/>
-          <w:i w:val="0"/>
-          <w:sz w:val="24"/>
-        </w:rPr>
-        <w:t>3) При первом запуске хранилище автоматически заполнится шестью демонстрационными записями клиентов.</w:t>
-      </w:r>
-    </w:p>
-    <w:p>
-      <w:pPr>
-        <w:spacing w:before="0" w:after="0" w:line="240" w:lineRule="auto"/>
-        <w:ind w:firstLine="709"/>
-        <w:jc w:val="both"/>
-      </w:pPr>
-      <w:r>
-        <w:rPr>
-          <w:rFonts w:ascii="Times New Roman" w:hAnsi="Times New Roman" w:cs="Times New Roman" w:eastAsia="Times New Roman"/>
-          <w:b w:val="0"/>
-          <w:i w:val="0"/>
-          <w:sz w:val="24"/>
-        </w:rPr>
-        <w:t>В некоторых конфигурациях браузера при открытии файла по протоколу file:// ES-модули могут быть заблокированы политикой CORS. В этом случае рекомендуется запустить локальный HTTP-сервер следующей командой в директории проекта: python -m http.server 8000, после чего открыть адрес http://localhost:8000 в браузере.</w:t>
-      </w:r>
-    </w:p>
-    <w:p>
-      <w:pPr>
-        <w:spacing w:before="0" w:after="0" w:line="240" w:lineRule="auto"/>
-      </w:pPr>
-      <w:r>
-        <w:rPr>
-          <w:rFonts w:ascii="Times New Roman" w:hAnsi="Times New Roman" w:cs="Times New Roman" w:eastAsia="Times New Roman"/>
-          <w:b w:val="0"/>
-          <w:i w:val="0"/>
-          <w:sz w:val="24"/>
-        </w:rPr>
-      </w:r>
-    </w:p>
-    <w:p>
-      <w:pPr>
-        <w:spacing w:before="0" w:after="0" w:line="240" w:lineRule="auto"/>
-      </w:pPr>
-      <w:r>
-        <w:rPr>
-          <w:rFonts w:ascii="Times New Roman" w:hAnsi="Times New Roman" w:cs="Times New Roman" w:eastAsia="Times New Roman"/>
-          <w:b w:val="0"/>
-          <w:i w:val="0"/>
-          <w:sz w:val="24"/>
-        </w:rPr>
-      </w:r>
-    </w:p>
-    <w:p>
-      <w:pPr>
-        <w:spacing w:before="0" w:after="0" w:line="240" w:lineRule="auto"/>
-        <w:ind w:firstLine="0"/>
-        <w:jc w:val="center"/>
-      </w:pPr>
-      <w:r>
-        <w:rPr>
-          <w:rFonts w:ascii="Times New Roman" w:hAnsi="Times New Roman" w:cs="Times New Roman" w:eastAsia="Times New Roman"/>
-          <w:b/>
-          <w:i w:val="0"/>
-          <w:sz w:val="24"/>
-        </w:rPr>
-        <w:t>4.2 Основные сценарии использования</w:t>
-      </w:r>
-    </w:p>
-    <w:p>
-      <w:pPr>
-        <w:spacing w:before="0" w:after="0" w:line="240" w:lineRule="auto"/>
-      </w:pPr>
-      <w:r>
-        <w:rPr>
-          <w:rFonts w:ascii="Times New Roman" w:hAnsi="Times New Roman" w:cs="Times New Roman" w:eastAsia="Times New Roman"/>
-          <w:b w:val="0"/>
-          <w:i w:val="0"/>
-          <w:sz w:val="24"/>
-        </w:rPr>
-      </w:r>
-    </w:p>
-    <w:p>
-      <w:pPr>
-        <w:spacing w:before="0" w:after="0" w:line="240" w:lineRule="auto"/>
-        <w:ind w:firstLine="709"/>
-        <w:jc w:val="both"/>
-      </w:pPr>
-      <w:r>
-        <w:rPr>
-          <w:rFonts w:ascii="Times New Roman" w:hAnsi="Times New Roman" w:cs="Times New Roman" w:eastAsia="Times New Roman"/>
-          <w:b w:val="0"/>
-          <w:i w:val="0"/>
-          <w:sz w:val="24"/>
-        </w:rPr>
-        <w:t>Ниже описаны основные сценарии работы с приложением NexusCRM.</w:t>
-      </w:r>
-    </w:p>
-    <w:p>
-      <w:pPr>
-        <w:spacing w:before="0" w:after="0" w:line="240" w:lineRule="auto"/>
-        <w:ind w:firstLine="709"/>
-        <w:jc w:val="both"/>
-      </w:pPr>
-      <w:r>
-        <w:rPr>
-          <w:rFonts w:ascii="Times New Roman" w:hAnsi="Times New Roman" w:cs="Times New Roman" w:eastAsia="Times New Roman"/>
-          <w:b w:val="0"/>
-          <w:i w:val="0"/>
-          <w:sz w:val="24"/>
-        </w:rPr>
-        <w:t>Сценарий 1. Просмотр базы клиентов. Пользователь открывает страницу «Клиенты» (index.html). При первом запуске хранилище автоматически заполняется шестью демонстрационными записями. Отображается сетка карточек с общим счётчиком и счётчиком видимых записей.</w:t>
-      </w:r>
-    </w:p>
-    <w:p>
-      <w:pPr>
-        <w:spacing w:before="0" w:after="0" w:line="240" w:lineRule="auto"/>
-        <w:ind w:firstLine="709"/>
-        <w:jc w:val="both"/>
-      </w:pPr>
-      <w:r>
-        <w:rPr>
-          <w:rFonts w:ascii="Times New Roman" w:hAnsi="Times New Roman" w:cs="Times New Roman" w:eastAsia="Times New Roman"/>
-          <w:b w:val="0"/>
-          <w:i w:val="0"/>
-          <w:sz w:val="24"/>
-        </w:rPr>
-        <w:t>Сценарий 2. Добавление нового клиента. Пользователь нажимает кнопку «Добавить клиента». Открывается страница form.html в режиме создания. Пользователь заполняет форму (имя, телефон и email обязательны), выбирает статус, при необходимости вводит комментарий и дату, нажимает «Сохранить клиента». После сохранения отображается уведомление-тост и выполняется перенаправление на главную страницу.</w:t>
-      </w:r>
-    </w:p>
-    <w:p>
-      <w:pPr>
-        <w:spacing w:before="0" w:after="0" w:line="240" w:lineRule="auto"/>
-        <w:ind w:firstLine="709"/>
-        <w:jc w:val="both"/>
-      </w:pPr>
-      <w:r>
-        <w:rPr>
-          <w:rFonts w:ascii="Times New Roman" w:hAnsi="Times New Roman" w:cs="Times New Roman" w:eastAsia="Times New Roman"/>
-          <w:b w:val="0"/>
-          <w:i w:val="0"/>
-          <w:sz w:val="24"/>
-        </w:rPr>
-        <w:t>Сценарий 3. Поиск и фильтрация клиентов. Пользователь вводит текст в поле поиска. Поиск осуществляется по имени, email и телефону с задержкой 280 мс (debounce). Одновременно можно выбрать один из фильтров статуса: «Все», «Новые», «В работе», «Завершённые». Оба условия применяются одновременно. Кнопка очистки поиска (иконка ×) сбрасывает строку запроса.</w:t>
-      </w:r>
-    </w:p>
-    <w:p>
-      <w:pPr>
-        <w:spacing w:before="0" w:after="0" w:line="240" w:lineRule="auto"/>
-        <w:ind w:firstLine="709"/>
-        <w:jc w:val="both"/>
-      </w:pPr>
-      <w:r>
-        <w:rPr>
-          <w:rFonts w:ascii="Times New Roman" w:hAnsi="Times New Roman" w:cs="Times New Roman" w:eastAsia="Times New Roman"/>
-          <w:b w:val="0"/>
-          <w:i w:val="0"/>
-          <w:sz w:val="24"/>
-        </w:rPr>
-        <w:t>Сценарий 4. Изменение статуса клиента. В подвале карточки клиента пользователь выбирает новый статус из выпадающего списка. Изменение немедленно сохраняется в localStorage. Значок статуса в карточке обновляется без полной перерисовки сетки. Отображается уведомление-тост с новым статусом.</w:t>
-      </w:r>
-    </w:p>
-    <w:p>
-      <w:pPr>
-        <w:spacing w:before="0" w:after="0" w:line="240" w:lineRule="auto"/>
-        <w:ind w:firstLine="709"/>
-        <w:jc w:val="both"/>
-      </w:pPr>
-      <w:r>
-        <w:rPr>
-          <w:rFonts w:ascii="Times New Roman" w:hAnsi="Times New Roman" w:cs="Times New Roman" w:eastAsia="Times New Roman"/>
-          <w:b w:val="0"/>
-          <w:i w:val="0"/>
-          <w:sz w:val="24"/>
-        </w:rPr>
-        <w:t>Сценарий 5. Редактирование данных клиента. Пользователь нажимает кнопку редактирования (иконка карандаша) в карточке клиента. Открывается страница form.html с параметром ?edit=&lt;id&gt;. Форма автоматически заполняется текущими данными клиента. После внесения изменений и нажатия «Сохранить изменения» данные обновляются в localStorage и выполняется перенаправление на главную страницу.</w:t>
-      </w:r>
-    </w:p>
-    <w:p>
-      <w:pPr>
-        <w:spacing w:before="0" w:after="0" w:line="240" w:lineRule="auto"/>
-        <w:ind w:firstLine="709"/>
-        <w:jc w:val="both"/>
-      </w:pPr>
-      <w:r>
-        <w:rPr>
-          <w:rFonts w:ascii="Times New Roman" w:hAnsi="Times New Roman" w:cs="Times New Roman" w:eastAsia="Times New Roman"/>
-          <w:b w:val="0"/>
-          <w:i w:val="0"/>
-          <w:sz w:val="24"/>
-        </w:rPr>
-        <w:t>Сценарий 6. Удаление клиента. Пользователь нажимает кнопку удаления (иконка корзины) в карточке клиента. Отображается стандартный диалог подтверждения браузера. После подтверждения карточка удаляется с анимацией исчезновения, данные удаляются из localStorage, отображается уведомление-тост.</w:t>
-      </w:r>
-    </w:p>
-    <w:p>
-      <w:pPr>
-        <w:spacing w:before="0" w:after="0" w:line="240" w:lineRule="auto"/>
-        <w:ind w:firstLine="709"/>
-        <w:jc w:val="both"/>
-      </w:pPr>
-      <w:r>
-        <w:rPr>
-          <w:rFonts w:ascii="Times New Roman" w:hAnsi="Times New Roman" w:cs="Times New Roman" w:eastAsia="Times New Roman"/>
-          <w:b w:val="0"/>
-          <w:i w:val="0"/>
-          <w:sz w:val="24"/>
-        </w:rPr>
-        <w:t>Сценарий 7. Просмотр статистики. Пользователь переходит на страницу «Статистика». Отображаются: пять KPI-карточек (общее количество, новые, в работе, завершённые, показатель конверсии), разбивка по статусам с анимированными прогресс-барами и столбчатая гистограмма активности за последние шесть месяцев.</w:t>
-      </w:r>
-    </w:p>
-    <w:p>
-      <w:pPr>
-        <w:spacing w:before="0" w:after="0" w:line="240" w:lineRule="auto"/>
-      </w:pPr>
-      <w:r>
-        <w:rPr>
-          <w:rFonts w:ascii="Times New Roman" w:hAnsi="Times New Roman" w:cs="Times New Roman" w:eastAsia="Times New Roman"/>
-          <w:b w:val="0"/>
-          <w:i w:val="0"/>
-          <w:sz w:val="24"/>
-        </w:rPr>
-      </w:r>
-    </w:p>
-    <w:p>
-      <w:pPr>
-        <w:spacing w:before="0" w:after="0" w:line="240" w:lineRule="auto"/>
-      </w:pPr>
-      <w:r>
-        <w:rPr>
-          <w:rFonts w:ascii="Times New Roman" w:hAnsi="Times New Roman" w:cs="Times New Roman" w:eastAsia="Times New Roman"/>
-          <w:b w:val="0"/>
-          <w:i w:val="0"/>
-          <w:sz w:val="24"/>
-        </w:rPr>
-      </w:r>
-    </w:p>
-    <w:p>
-      <w:pPr>
-        <w:spacing w:before="0" w:after="0" w:line="240" w:lineRule="auto"/>
-        <w:ind w:firstLine="0"/>
-        <w:jc w:val="center"/>
-      </w:pPr>
-      <w:r>
-        <w:rPr>
-          <w:rFonts w:ascii="Times New Roman" w:hAnsi="Times New Roman" w:cs="Times New Roman" w:eastAsia="Times New Roman"/>
-          <w:b/>
-          <w:i w:val="0"/>
-          <w:sz w:val="24"/>
-        </w:rPr>
-        <w:t>4.3 Ограничения и перспективы развития</w:t>
-      </w:r>
-    </w:p>
-    <w:p>
-      <w:pPr>
-        <w:spacing w:before="0" w:after="0" w:line="240" w:lineRule="auto"/>
-      </w:pPr>
-      <w:r>
-        <w:rPr>
-          <w:rFonts w:ascii="Times New Roman" w:hAnsi="Times New Roman" w:cs="Times New Roman" w:eastAsia="Times New Roman"/>
-          <w:b w:val="0"/>
-          <w:i w:val="0"/>
-          <w:sz w:val="24"/>
-        </w:rPr>
-      </w:r>
-    </w:p>
-    <w:p>
-      <w:pPr>
-        <w:spacing w:before="0" w:after="0" w:line="240" w:lineRule="auto"/>
-        <w:ind w:firstLine="709"/>
-        <w:jc w:val="both"/>
-      </w:pPr>
-      <w:r>
-        <w:rPr>
-          <w:rFonts w:ascii="Times New Roman" w:hAnsi="Times New Roman" w:cs="Times New Roman" w:eastAsia="Times New Roman"/>
-          <w:b w:val="0"/>
-          <w:i w:val="0"/>
-          <w:sz w:val="24"/>
-        </w:rPr>
-        <w:t>К текущим ограничениям системы относятся следующие:</w:t>
-      </w:r>
-    </w:p>
-    <w:p>
-      <w:pPr>
-        <w:spacing w:before="0" w:after="0" w:line="240" w:lineRule="auto"/>
-        <w:ind w:firstLine="0" w:left="709"/>
-        <w:jc w:val="both"/>
-      </w:pPr>
-      <w:r>
-        <w:rPr>
-          <w:rFonts w:ascii="Times New Roman" w:hAnsi="Times New Roman" w:cs="Times New Roman" w:eastAsia="Times New Roman"/>
-          <w:b w:val="0"/>
-          <w:i w:val="0"/>
-          <w:sz w:val="24"/>
-        </w:rPr>
-        <w:t>– данные хранятся только в localStorage конкретного браузера и не синхронизируются между устройствами;</w:t>
-      </w:r>
-    </w:p>
-    <w:p>
-      <w:pPr>
-        <w:spacing w:before="0" w:after="0" w:line="240" w:lineRule="auto"/>
-        <w:ind w:firstLine="0" w:left="709"/>
-        <w:jc w:val="both"/>
-      </w:pPr>
-      <w:r>
-        <w:rPr>
-          <w:rFonts w:ascii="Times New Roman" w:hAnsi="Times New Roman" w:cs="Times New Roman" w:eastAsia="Times New Roman"/>
-          <w:b w:val="0"/>
-          <w:i w:val="0"/>
-          <w:sz w:val="24"/>
-        </w:rPr>
-        <w:t>– объём хранимых данных ограничен квотой localStorage браузера (как правило, 5–10 МБ);</w:t>
-      </w:r>
-    </w:p>
-    <w:p>
-      <w:pPr>
-        <w:spacing w:before="0" w:after="0" w:line="240" w:lineRule="auto"/>
-        <w:ind w:firstLine="0" w:left="709"/>
-        <w:jc w:val="both"/>
-      </w:pPr>
-      <w:r>
-        <w:rPr>
-          <w:rFonts w:ascii="Times New Roman" w:hAnsi="Times New Roman" w:cs="Times New Roman" w:eastAsia="Times New Roman"/>
-          <w:b w:val="0"/>
-          <w:i w:val="0"/>
-          <w:sz w:val="24"/>
-        </w:rPr>
-        <w:t>– отсутствует разграничение прав доступа пользователей;</w:t>
-      </w:r>
-    </w:p>
-    <w:p>
-      <w:pPr>
-        <w:spacing w:before="0" w:after="0" w:line="240" w:lineRule="auto"/>
-        <w:ind w:firstLine="0" w:left="709"/>
-        <w:jc w:val="both"/>
-      </w:pPr>
-      <w:r>
-        <w:rPr>
-          <w:rFonts w:ascii="Times New Roman" w:hAnsi="Times New Roman" w:cs="Times New Roman" w:eastAsia="Times New Roman"/>
-          <w:b w:val="0"/>
-          <w:i w:val="0"/>
-          <w:sz w:val="24"/>
-        </w:rPr>
-        <w:t>– система не поддерживает экспорт данных в табличные форматы (CSV, XLSX);</w:t>
-      </w:r>
-    </w:p>
-    <w:p>
-      <w:pPr>
-        <w:spacing w:before="0" w:after="0" w:line="240" w:lineRule="auto"/>
-        <w:ind w:firstLine="0" w:left="709"/>
-        <w:jc w:val="both"/>
-      </w:pPr>
-      <w:r>
-        <w:rPr>
-          <w:rFonts w:ascii="Times New Roman" w:hAnsi="Times New Roman" w:cs="Times New Roman" w:eastAsia="Times New Roman"/>
-          <w:b w:val="0"/>
-          <w:i w:val="0"/>
-          <w:sz w:val="24"/>
-        </w:rPr>
-        <w:t>– аналитический модуль не поддерживает произвольный выбор периода наблюдения.</w:t>
-      </w:r>
-    </w:p>
-    <w:p>
-      <w:pPr>
-        <w:spacing w:before="0" w:after="0" w:line="240" w:lineRule="auto"/>
-        <w:ind w:firstLine="709"/>
-        <w:jc w:val="both"/>
-      </w:pPr>
-      <w:r>
-        <w:rPr>
-          <w:rFonts w:ascii="Times New Roman" w:hAnsi="Times New Roman" w:cs="Times New Roman" w:eastAsia="Times New Roman"/>
-          <w:b w:val="0"/>
-          <w:i w:val="0"/>
-          <w:sz w:val="24"/>
-        </w:rPr>
-        <w:t>В качестве перспектив развития проекта авторами проекта предлагаются следующие направления:</w:t>
-      </w:r>
-    </w:p>
-    <w:p>
-      <w:pPr>
-        <w:spacing w:before="0" w:after="0" w:line="240" w:lineRule="auto"/>
-        <w:ind w:firstLine="0" w:left="709"/>
-        <w:jc w:val="both"/>
-      </w:pPr>
-      <w:r>
-        <w:rPr>
-          <w:rFonts w:ascii="Times New Roman" w:hAnsi="Times New Roman" w:cs="Times New Roman" w:eastAsia="Times New Roman"/>
-          <w:b w:val="0"/>
-          <w:i w:val="0"/>
-          <w:sz w:val="24"/>
-        </w:rPr>
-        <w:t>– реализация синхронизации данных через облачное хранилище (Firebase Realtime Database или Supabase);</w:t>
-      </w:r>
-    </w:p>
-    <w:p>
-      <w:pPr>
-        <w:spacing w:before="0" w:after="0" w:line="240" w:lineRule="auto"/>
-        <w:ind w:firstLine="0" w:left="709"/>
-        <w:jc w:val="both"/>
-      </w:pPr>
-      <w:r>
-        <w:rPr>
-          <w:rFonts w:ascii="Times New Roman" w:hAnsi="Times New Roman" w:cs="Times New Roman" w:eastAsia="Times New Roman"/>
-          <w:b w:val="0"/>
-          <w:i w:val="0"/>
-          <w:sz w:val="24"/>
-        </w:rPr>
-        <w:t>– добавление функциональности экспорта клиентской базы в форматы CSV и XLSX;</w:t>
-      </w:r>
-    </w:p>
-    <w:p>
-      <w:pPr>
-        <w:spacing w:before="0" w:after="0" w:line="240" w:lineRule="auto"/>
-        <w:ind w:firstLine="0" w:left="709"/>
-        <w:jc w:val="both"/>
-      </w:pPr>
-      <w:r>
-        <w:rPr>
-          <w:rFonts w:ascii="Times New Roman" w:hAnsi="Times New Roman" w:cs="Times New Roman" w:eastAsia="Times New Roman"/>
-          <w:b w:val="0"/>
-          <w:i w:val="0"/>
-          <w:sz w:val="24"/>
-        </w:rPr>
-        <w:t>– разработка серверной части на Node.js или Python для многопользовательского режима;</w:t>
-      </w:r>
-    </w:p>
-    <w:p>
-      <w:pPr>
-        <w:spacing w:before="0" w:after="0" w:line="240" w:lineRule="auto"/>
-        <w:ind w:firstLine="0" w:left="709"/>
-        <w:jc w:val="both"/>
-      </w:pPr>
-      <w:r>
-        <w:rPr>
-          <w:rFonts w:ascii="Times New Roman" w:hAnsi="Times New Roman" w:cs="Times New Roman" w:eastAsia="Times New Roman"/>
-          <w:b w:val="0"/>
-          <w:i w:val="0"/>
-          <w:sz w:val="24"/>
-        </w:rPr>
-        <w:t>– реализация режима Progressive Web App (PWA) для установки приложения на устройство;</w:t>
-      </w:r>
-    </w:p>
-    <w:p>
-      <w:pPr>
-        <w:spacing w:before="0" w:after="0" w:line="240" w:lineRule="auto"/>
-        <w:ind w:firstLine="0" w:left="709"/>
-        <w:jc w:val="both"/>
-      </w:pPr>
-      <w:r>
-        <w:rPr>
-          <w:rFonts w:ascii="Times New Roman" w:hAnsi="Times New Roman" w:cs="Times New Roman" w:eastAsia="Times New Roman"/>
-          <w:b w:val="0"/>
-          <w:i w:val="0"/>
-          <w:sz w:val="24"/>
-        </w:rPr>
-        <w:t>– добавление системы тегов, расширенных полей профиля клиента и напоминаний.</w:t>
-      </w:r>
-    </w:p>
-    <w:p>
-      <w:r>
-        <w:br w:type="page"/>
-      </w:r>
-    </w:p>
-    <w:p>
-      <w:pPr>
-        <w:spacing w:before="0" w:after="0" w:line="240" w:lineRule="auto"/>
-      </w:pPr>
-      <w:r>
-        <w:rPr>
-          <w:rFonts w:ascii="Times New Roman" w:hAnsi="Times New Roman" w:cs="Times New Roman" w:eastAsia="Times New Roman"/>
-          <w:b w:val="0"/>
-          <w:i w:val="0"/>
-          <w:sz w:val="24"/>
-        </w:rPr>
-      </w:r>
-    </w:p>
-    <w:p>
-      <w:pPr>
-        <w:spacing w:before="0" w:after="0" w:line="240" w:lineRule="auto"/>
-        <w:ind w:firstLine="0"/>
-        <w:jc w:val="center"/>
-      </w:pPr>
-      <w:r>
-        <w:rPr>
-          <w:rFonts w:ascii="Times New Roman" w:hAnsi="Times New Roman" w:cs="Times New Roman" w:eastAsia="Times New Roman"/>
-          <w:b/>
-          <w:i w:val="0"/>
-          <w:sz w:val="24"/>
-        </w:rPr>
-        <w:t>ЗАКЛЮЧЕНИЕ</w:t>
-      </w:r>
-    </w:p>
-    <w:p>
-      <w:pPr>
-        <w:spacing w:before="0" w:after="0" w:line="240" w:lineRule="auto"/>
-      </w:pPr>
-      <w:r>
-        <w:rPr>
-          <w:rFonts w:ascii="Times New Roman" w:hAnsi="Times New Roman" w:cs="Times New Roman" w:eastAsia="Times New Roman"/>
-          <w:b w:val="0"/>
-          <w:i w:val="0"/>
-          <w:sz w:val="24"/>
-        </w:rPr>
-      </w:r>
-    </w:p>
-    <w:p>
-      <w:pPr>
-        <w:spacing w:before="0" w:after="0" w:line="240" w:lineRule="auto"/>
-        <w:ind w:firstLine="709"/>
-        <w:jc w:val="both"/>
-      </w:pPr>
-      <w:r>
-        <w:rPr>
-          <w:rFonts w:ascii="Times New Roman" w:hAnsi="Times New Roman" w:cs="Times New Roman" w:eastAsia="Times New Roman"/>
-          <w:b w:val="0"/>
-          <w:i w:val="0"/>
-          <w:sz w:val="24"/>
-        </w:rPr>
-        <w:t>В ходе настоящей проектной работы было разработано клиентское веб-приложение NexusCRM — система управления базой клиентов для малого бизнеса, реализованная на нативных технологиях HTML5, CSS3 и JavaScript с применением ES-модулей.</w:t>
-      </w:r>
-    </w:p>
-    <w:p>
-      <w:pPr>
-        <w:spacing w:before="0" w:after="0" w:line="240" w:lineRule="auto"/>
-        <w:ind w:firstLine="709"/>
-        <w:jc w:val="both"/>
-      </w:pPr>
-      <w:r>
-        <w:rPr>
-          <w:rFonts w:ascii="Times New Roman" w:hAnsi="Times New Roman" w:cs="Times New Roman" w:eastAsia="Times New Roman"/>
-          <w:b w:val="0"/>
-          <w:i w:val="0"/>
-          <w:sz w:val="24"/>
-        </w:rPr>
-        <w:t>В процессе работы были решены все поставленные задачи: проведён анализ предметной области и существующих CRM-решений, спроектирована и реализована многостраничная архитектура приложения, разработан слой хранения данных на основе Web Storage API, создан адаптивный пользовательский интерфейс с тёмной цветовой схемой, реализованы все операции управления клиентскими данными, а также модуль статистики и аналитики.</w:t>
-      </w:r>
-    </w:p>
-    <w:p>
-      <w:pPr>
-        <w:spacing w:before="0" w:after="0" w:line="240" w:lineRule="auto"/>
-        <w:ind w:firstLine="709"/>
-        <w:jc w:val="both"/>
-      </w:pPr>
-      <w:r>
-        <w:rPr>
-          <w:rFonts w:ascii="Times New Roman" w:hAnsi="Times New Roman" w:cs="Times New Roman" w:eastAsia="Times New Roman"/>
-          <w:b w:val="0"/>
-          <w:i w:val="0"/>
-          <w:sz w:val="24"/>
-        </w:rPr>
-        <w:t>Разработанное приложение обладает следующими достоинствами: полная независимость от серверной инфраструктуры и интернет-соединения при работе с данными, отсутствие зависимостей от сторонних библиотек и систем сборки, поддержка мобильных устройств, защита от XSS-атак посредством экранирования HTML-спецсимволов, автоматическое восстановление демо-данных при повреждении хранилища, а также поддержка кэширования страниц браузером (bfcache).</w:t>
-      </w:r>
-    </w:p>
-    <w:p>
-      <w:pPr>
-        <w:spacing w:before="0" w:after="0" w:line="240" w:lineRule="auto"/>
-        <w:ind w:firstLine="709"/>
-        <w:jc w:val="both"/>
-      </w:pPr>
-      <w:r>
-        <w:rPr>
-          <w:rFonts w:ascii="Times New Roman" w:hAnsi="Times New Roman" w:cs="Times New Roman" w:eastAsia="Times New Roman"/>
-          <w:b w:val="0"/>
-          <w:i w:val="0"/>
-          <w:sz w:val="24"/>
-        </w:rPr>
-        <w:t>Практическая значимость проекта определяется его готовностью к применению в реальных условиях малого бизнеса: приложение может быть размещено на любом статическом хостинге без дополнительных затрат на инфраструктуру.</w:t>
-      </w:r>
-    </w:p>
-    <w:p>
-      <w:pPr>
-        <w:spacing w:before="0" w:after="0" w:line="240" w:lineRule="auto"/>
-        <w:ind w:firstLine="709"/>
-        <w:jc w:val="both"/>
-      </w:pPr>
-      <w:r>
-        <w:rPr>
-          <w:rFonts w:ascii="Times New Roman" w:hAnsi="Times New Roman" w:cs="Times New Roman" w:eastAsia="Times New Roman"/>
-          <w:b w:val="0"/>
-          <w:i w:val="0"/>
-          <w:sz w:val="24"/>
-        </w:rPr>
-        <w:t>Перспективы развития проекта связаны с добавлением серверной части для многопользовательского режима, облачной синхронизацией данных, функциональностью экспорта и расширенными аналитическими инструментами.</w:t>
-      </w:r>
-    </w:p>
-    <w:p>
-      <w:r>
-        <w:br w:type="page"/>
-      </w:r>
-    </w:p>
-    <w:p>
-      <w:pPr>
-        <w:spacing w:before="0" w:after="0" w:line="240" w:lineRule="auto"/>
-      </w:pPr>
-      <w:r>
-        <w:rPr>
-          <w:rFonts w:ascii="Times New Roman" w:hAnsi="Times New Roman" w:cs="Times New Roman" w:eastAsia="Times New Roman"/>
-          <w:b w:val="0"/>
-          <w:i w:val="0"/>
-          <w:sz w:val="24"/>
-        </w:rPr>
-      </w:r>
-    </w:p>
-    <w:p>
-      <w:pPr>
-        <w:spacing w:before="0" w:after="0" w:line="240" w:lineRule="auto"/>
-        <w:ind w:firstLine="0"/>
-        <w:jc w:val="center"/>
-      </w:pPr>
-      <w:r>
-        <w:rPr>
-          <w:rFonts w:ascii="Times New Roman" w:hAnsi="Times New Roman" w:cs="Times New Roman" w:eastAsia="Times New Roman"/>
-          <w:b/>
-          <w:i w:val="0"/>
-          <w:sz w:val="24"/>
-        </w:rPr>
-        <w:t>СПИСОК ИСПОЛЬЗОВАННЫХ ИСТОЧНИКОВ</w:t>
-      </w:r>
-    </w:p>
-    <w:p>
-      <w:pPr>
-        <w:spacing w:before="0" w:after="0" w:line="240" w:lineRule="auto"/>
-      </w:pPr>
-      <w:r>
-        <w:rPr>
-          <w:rFonts w:ascii="Times New Roman" w:hAnsi="Times New Roman" w:cs="Times New Roman" w:eastAsia="Times New Roman"/>
-          <w:b w:val="0"/>
-          <w:i w:val="0"/>
-          <w:sz w:val="24"/>
-        </w:rPr>
-      </w:r>
-    </w:p>
-    <w:p>
-      <w:pPr>
-        <w:spacing w:before="0" w:after="0" w:line="240" w:lineRule="auto"/>
-        <w:ind w:firstLine="709"/>
-        <w:jc w:val="both"/>
-      </w:pPr>
-      <w:r>
-        <w:rPr>
-          <w:rFonts w:ascii="Times New Roman" w:hAnsi="Times New Roman" w:cs="Times New Roman" w:eastAsia="Times New Roman"/>
-          <w:b w:val="0"/>
-          <w:i w:val="0"/>
-          <w:sz w:val="24"/>
-        </w:rPr>
-        <w:t>1 Buttle F., Maklan S. (2019). Customer Relationship Management: Concepts and Technologies. Routledge. 448 p.</w:t>
-      </w:r>
-    </w:p>
-    <w:p>
-      <w:pPr>
-        <w:spacing w:before="0" w:after="0" w:line="240" w:lineRule="auto"/>
-        <w:ind w:firstLine="709"/>
-        <w:jc w:val="both"/>
-      </w:pPr>
-      <w:r>
-        <w:rPr>
-          <w:rFonts w:ascii="Times New Roman" w:hAnsi="Times New Roman" w:cs="Times New Roman" w:eastAsia="Times New Roman"/>
-          <w:b w:val="0"/>
-          <w:i w:val="0"/>
-          <w:sz w:val="24"/>
-        </w:rPr>
-        <w:t>2 MDN Web Docs. (2024). Using the Web Storage API. Mozilla. https://developer.mozilla.org/en-US/docs/Web/API/Web_Storage_API/Using_the_Web_Storage_API</w:t>
-      </w:r>
-    </w:p>
-    <w:p>
-      <w:pPr>
-        <w:spacing w:before="0" w:after="0" w:line="240" w:lineRule="auto"/>
-        <w:ind w:firstLine="709"/>
-        <w:jc w:val="both"/>
-      </w:pPr>
-      <w:r>
-        <w:rPr>
-          <w:rFonts w:ascii="Times New Roman" w:hAnsi="Times New Roman" w:cs="Times New Roman" w:eastAsia="Times New Roman"/>
-          <w:b w:val="0"/>
-          <w:i w:val="0"/>
-          <w:sz w:val="24"/>
-        </w:rPr>
-        <w:t>3 Salesforce Research. (2022). State of Sales Report (5th ed.). Salesforce. https://www.salesforce.com/resources/research-reports/state-of-sales/</w:t>
-      </w:r>
-    </w:p>
-    <w:p>
-      <w:pPr>
-        <w:spacing w:before="0" w:after="0" w:line="240" w:lineRule="auto"/>
-        <w:ind w:firstLine="709"/>
-        <w:jc w:val="both"/>
-      </w:pPr>
-      <w:r>
-        <w:rPr>
-          <w:rFonts w:ascii="Times New Roman" w:hAnsi="Times New Roman" w:cs="Times New Roman" w:eastAsia="Times New Roman"/>
-          <w:b w:val="0"/>
-          <w:i w:val="0"/>
-          <w:sz w:val="24"/>
-        </w:rPr>
-        <w:t>4 MDN Web Docs. (2024). JavaScript modules. Mozilla. https://developer.mozilla.org/en-US/docs/Web/JavaScript/Guide/Modules</w:t>
-      </w:r>
-    </w:p>
-    <w:p>
-      <w:pPr>
-        <w:spacing w:before="0" w:after="0" w:line="240" w:lineRule="auto"/>
-        <w:ind w:firstLine="709"/>
-        <w:jc w:val="both"/>
-      </w:pPr>
-      <w:r>
-        <w:rPr>
-          <w:rFonts w:ascii="Times New Roman" w:hAnsi="Times New Roman" w:cs="Times New Roman" w:eastAsia="Times New Roman"/>
-          <w:b w:val="0"/>
-          <w:i w:val="0"/>
-          <w:sz w:val="24"/>
-        </w:rPr>
-        <w:t>5 MDN Web Docs. (2024). Window.localStorage. Mozilla. https://developer.mozilla.org/en-US/docs/Web/API/Window/localStorage</w:t>
-      </w:r>
-    </w:p>
-    <w:p>
-      <w:pPr>
-        <w:spacing w:before="0" w:after="0" w:line="240" w:lineRule="auto"/>
-        <w:ind w:firstLine="709"/>
-        <w:jc w:val="both"/>
-      </w:pPr>
-      <w:r>
-        <w:rPr>
-          <w:rFonts w:ascii="Times New Roman" w:hAnsi="Times New Roman" w:cs="Times New Roman" w:eastAsia="Times New Roman"/>
-          <w:b w:val="0"/>
-          <w:i w:val="0"/>
-          <w:sz w:val="24"/>
-        </w:rPr>
-        <w:t>6 OWASP. (2024). Cross Site Scripting (XSS). OWASP Foundation. https://owasp.org/www-community/attacks/xss/</w:t>
-      </w:r>
-    </w:p>
-    <w:p>
-      <w:pPr>
-        <w:spacing w:before="0" w:after="0" w:line="240" w:lineRule="auto"/>
-        <w:ind w:firstLine="709"/>
-        <w:jc w:val="both"/>
-      </w:pPr>
-      <w:r>
-        <w:rPr>
-          <w:rFonts w:ascii="Times New Roman" w:hAnsi="Times New Roman" w:cs="Times New Roman" w:eastAsia="Times New Roman"/>
-          <w:b w:val="0"/>
-          <w:i w:val="0"/>
-          <w:sz w:val="24"/>
-        </w:rPr>
-        <w:t>7 Simpson K. (2020). You Don’t Know JS Yet: Get Started. Independently published. 143 p.</w:t>
-      </w:r>
-    </w:p>
-    <w:p>
-      <w:pPr>
-        <w:spacing w:before="0" w:after="0" w:line="240" w:lineRule="auto"/>
-        <w:ind w:firstLine="709"/>
-        <w:jc w:val="both"/>
-      </w:pPr>
-      <w:r>
-        <w:rPr>
-          <w:rFonts w:ascii="Times New Roman" w:hAnsi="Times New Roman" w:cs="Times New Roman" w:eastAsia="Times New Roman"/>
-          <w:b w:val="0"/>
-          <w:i w:val="0"/>
-          <w:sz w:val="24"/>
-        </w:rPr>
-        <w:t>8 Frain B. (2022). Responsive Web Design with HTML5 and CSS. Packt Publishing. 476 p.</w:t>
-      </w:r>
-    </w:p>
-    <w:p>
-      <w:pPr>
-        <w:spacing w:before="0" w:after="0" w:line="240" w:lineRule="auto"/>
-        <w:ind w:firstLine="709"/>
-        <w:jc w:val="both"/>
-      </w:pPr>
-      <w:r>
-        <w:rPr>
-          <w:rFonts w:ascii="Times New Roman" w:hAnsi="Times New Roman" w:cs="Times New Roman" w:eastAsia="Times New Roman"/>
-          <w:b w:val="0"/>
-          <w:i w:val="0"/>
-          <w:sz w:val="24"/>
-        </w:rPr>
-        <w:t>9 MDN Web Docs. (2024). Page lifecycle API: bfcache. Mozilla. https://developer.mozilla.org/en-US/docs/Web/Performance/Guides/bfcache</w:t>
-      </w:r>
-    </w:p>
-    <w:p>
-      <w:pPr>
-        <w:spacing w:before="0" w:after="0" w:line="240" w:lineRule="auto"/>
-        <w:ind w:firstLine="709"/>
-        <w:jc w:val="both"/>
-      </w:pPr>
-      <w:r>
-        <w:rPr>
-          <w:rFonts w:ascii="Times New Roman" w:hAnsi="Times New Roman" w:cs="Times New Roman" w:eastAsia="Times New Roman"/>
-          <w:b w:val="0"/>
-          <w:i w:val="0"/>
-          <w:sz w:val="24"/>
-        </w:rPr>
-        <w:t>10 Google Developers. (2024). Google Fonts API v1. Google. https://developers.google.com/fonts/docs/getting_started</w:t>
-      </w:r>
-    </w:p>
-    <w:p>
-      <w:r>
-        <w:br w:type="page"/>
-      </w:r>
-    </w:p>
-    <w:p>
-      <w:pPr>
-        <w:spacing w:before="0" w:after="0" w:line="240" w:lineRule="auto"/>
-        <w:ind w:firstLine="0"/>
-        <w:jc w:val="right"/>
-      </w:pPr>
-      <w:r>
-        <w:rPr>
-          <w:rFonts w:ascii="Times New Roman" w:hAnsi="Times New Roman" w:cs="Times New Roman" w:eastAsia="Times New Roman"/>
-          <w:b w:val="0"/>
-          <w:i w:val="0"/>
-          <w:sz w:val="24"/>
-        </w:rPr>
-        <w:t>Приложение 1</w:t>
-      </w:r>
-    </w:p>
-    <w:p>
-      <w:pPr>
-        <w:spacing w:before="0" w:after="0" w:line="240" w:lineRule="auto"/>
-      </w:pPr>
-      <w:r>
-        <w:rPr>
-          <w:rFonts w:ascii="Times New Roman" w:hAnsi="Times New Roman" w:cs="Times New Roman" w:eastAsia="Times New Roman"/>
-          <w:b w:val="0"/>
-          <w:i w:val="0"/>
-          <w:sz w:val="24"/>
-        </w:rPr>
-      </w:r>
-    </w:p>
-    <w:p>
-      <w:pPr>
-        <w:spacing w:before="0" w:after="0" w:line="240" w:lineRule="auto"/>
-        <w:ind w:firstLine="0"/>
-        <w:jc w:val="center"/>
-      </w:pPr>
-      <w:r>
-        <w:rPr>
-          <w:rFonts w:ascii="Times New Roman" w:hAnsi="Times New Roman" w:cs="Times New Roman" w:eastAsia="Times New Roman"/>
-          <w:b/>
-          <w:i w:val="0"/>
-          <w:sz w:val="24"/>
-        </w:rPr>
-        <w:t>Полная файловая структура проекта NexusCRM</w:t>
-      </w:r>
-    </w:p>
-    <w:p>
-      <w:pPr>
-        <w:spacing w:before="0" w:after="0" w:line="240" w:lineRule="auto"/>
-      </w:pPr>
-      <w:r>
-        <w:rPr>
-          <w:rFonts w:ascii="Times New Roman" w:hAnsi="Times New Roman" w:cs="Times New Roman" w:eastAsia="Times New Roman"/>
-          <w:b w:val="0"/>
-          <w:i w:val="0"/>
-          <w:sz w:val="24"/>
-        </w:rPr>
-      </w:r>
-    </w:p>
-    <w:p>
-      <w:pPr>
-        <w:spacing w:before="0" w:after="0" w:line="240" w:lineRule="auto"/>
-        <w:ind w:firstLine="0"/>
-        <w:jc w:val="left"/>
-      </w:pPr>
-      <w:r>
-        <w:rPr>
-          <w:rFonts w:ascii="Courier New" w:hAnsi="Courier New" w:cs="Courier New" w:eastAsia="Courier New"/>
-          <w:sz w:val="20"/>
-        </w:rPr>
-        <w:t>meneger/</w:t>
-      </w:r>
-    </w:p>
-    <w:p>
-      <w:pPr>
-        <w:spacing w:before="0" w:after="0" w:line="240" w:lineRule="auto"/>
-        <w:ind w:firstLine="0"/>
-        <w:jc w:val="left"/>
-      </w:pPr>
-      <w:r>
-        <w:rPr>
-          <w:rFonts w:ascii="Courier New" w:hAnsi="Courier New" w:cs="Courier New" w:eastAsia="Courier New"/>
-          <w:sz w:val="20"/>
-        </w:rPr>
-        <w:t>├── about.html</w:t>
-      </w:r>
-    </w:p>
-    <w:p>
-      <w:pPr>
-        <w:spacing w:before="0" w:after="0" w:line="240" w:lineRule="auto"/>
-        <w:ind w:firstLine="0"/>
-        <w:jc w:val="left"/>
-      </w:pPr>
-      <w:r>
-        <w:rPr>
-          <w:rFonts w:ascii="Courier New" w:hAnsi="Courier New" w:cs="Courier New" w:eastAsia="Courier New"/>
-          <w:sz w:val="20"/>
-        </w:rPr>
-        <w:t>├── css/</w:t>
-      </w:r>
-    </w:p>
-    <w:p>
-      <w:pPr>
-        <w:spacing w:before="0" w:after="0" w:line="240" w:lineRule="auto"/>
-        <w:ind w:firstLine="0"/>
-        <w:jc w:val="left"/>
-      </w:pPr>
-      <w:r>
-        <w:rPr>
-          <w:rFonts w:ascii="Courier New" w:hAnsi="Courier New" w:cs="Courier New" w:eastAsia="Courier New"/>
-          <w:sz w:val="20"/>
-        </w:rPr>
-        <w:t>│   └── style.css</w:t>
-      </w:r>
-    </w:p>
-    <w:p>
-      <w:pPr>
-        <w:spacing w:before="0" w:after="0" w:line="240" w:lineRule="auto"/>
-        <w:ind w:firstLine="0"/>
-        <w:jc w:val="left"/>
-      </w:pPr>
-      <w:r>
-        <w:rPr>
-          <w:rFonts w:ascii="Courier New" w:hAnsi="Courier New" w:cs="Courier New" w:eastAsia="Courier New"/>
-          <w:sz w:val="20"/>
-        </w:rPr>
-        <w:t>├── docs/</w:t>
-      </w:r>
-    </w:p>
-    <w:p>
-      <w:pPr>
-        <w:spacing w:before="0" w:after="0" w:line="240" w:lineRule="auto"/>
-        <w:ind w:firstLine="0"/>
-        <w:jc w:val="left"/>
-      </w:pPr>
-      <w:r>
-        <w:rPr>
-          <w:rFonts w:ascii="Courier New" w:hAnsi="Courier New" w:cs="Courier New" w:eastAsia="Courier New"/>
-          <w:sz w:val="20"/>
-        </w:rPr>
-        <w:t>│   ├── generate_doc.py</w:t>
-      </w:r>
-    </w:p>
-    <w:p>
-      <w:pPr>
-        <w:spacing w:before="0" w:after="0" w:line="240" w:lineRule="auto"/>
-        <w:ind w:firstLine="0"/>
-        <w:jc w:val="left"/>
-      </w:pPr>
-      <w:r>
-        <w:rPr>
-          <w:rFonts w:ascii="Courier New" w:hAnsi="Courier New" w:cs="Courier New" w:eastAsia="Courier New"/>
-          <w:sz w:val="20"/>
-        </w:rPr>
-        <w:t>│   ├── NexusCRM_Documentation.docx</w:t>
-      </w:r>
-    </w:p>
-    <w:p>
-      <w:pPr>
-        <w:spacing w:before="0" w:after="0" w:line="240" w:lineRule="auto"/>
-        <w:ind w:firstLine="0"/>
-        <w:jc w:val="left"/>
-      </w:pPr>
-      <w:r>
-        <w:rPr>
-          <w:rFonts w:ascii="Courier New" w:hAnsi="Courier New" w:cs="Courier New" w:eastAsia="Courier New"/>
-          <w:sz w:val="20"/>
-        </w:rPr>
-        <w:t>│   └── NexusCRM_Documentation.pdf</w:t>
-      </w:r>
-    </w:p>
-    <w:p>
-      <w:pPr>
-        <w:spacing w:before="0" w:after="0" w:line="240" w:lineRule="auto"/>
-        <w:ind w:firstLine="0"/>
-        <w:jc w:val="left"/>
-      </w:pPr>
-      <w:r>
-        <w:rPr>
-          <w:rFonts w:ascii="Courier New" w:hAnsi="Courier New" w:cs="Courier New" w:eastAsia="Courier New"/>
-          <w:sz w:val="20"/>
-        </w:rPr>
-        <w:t>├── form.html</w:t>
-      </w:r>
-    </w:p>
-    <w:p>
-      <w:pPr>
-        <w:spacing w:before="0" w:after="0" w:line="240" w:lineRule="auto"/>
-        <w:ind w:firstLine="0"/>
-        <w:jc w:val="left"/>
-      </w:pPr>
-      <w:r>
-        <w:rPr>
-          <w:rFonts w:ascii="Courier New" w:hAnsi="Courier New" w:cs="Courier New" w:eastAsia="Courier New"/>
-          <w:sz w:val="20"/>
-        </w:rPr>
-        <w:t>├── index.html</w:t>
-      </w:r>
-    </w:p>
-    <w:p>
-      <w:pPr>
-        <w:spacing w:before="0" w:after="0" w:line="240" w:lineRule="auto"/>
-        <w:ind w:firstLine="0"/>
-        <w:jc w:val="left"/>
-      </w:pPr>
-      <w:r>
-        <w:rPr>
-          <w:rFonts w:ascii="Courier New" w:hAnsi="Courier New" w:cs="Courier New" w:eastAsia="Courier New"/>
-          <w:sz w:val="20"/>
-        </w:rPr>
-        <w:t>├── js/</w:t>
-      </w:r>
-    </w:p>
-    <w:p>
-      <w:pPr>
-        <w:spacing w:before="0" w:after="0" w:line="240" w:lineRule="auto"/>
-        <w:ind w:firstLine="0"/>
-        <w:jc w:val="left"/>
-      </w:pPr>
-      <w:r>
-        <w:rPr>
-          <w:rFonts w:ascii="Courier New" w:hAnsi="Courier New" w:cs="Courier New" w:eastAsia="Courier New"/>
-          <w:sz w:val="20"/>
-        </w:rPr>
-        <w:t>│   ├── form.js</w:t>
-      </w:r>
-    </w:p>
-    <w:p>
-      <w:pPr>
-        <w:spacing w:before="0" w:after="0" w:line="240" w:lineRule="auto"/>
-        <w:ind w:firstLine="0"/>
-        <w:jc w:val="left"/>
-      </w:pPr>
-      <w:r>
-        <w:rPr>
-          <w:rFonts w:ascii="Courier New" w:hAnsi="Courier New" w:cs="Courier New" w:eastAsia="Courier New"/>
-          <w:sz w:val="20"/>
-        </w:rPr>
-        <w:t>│   ├── main.js</w:t>
-      </w:r>
-    </w:p>
-    <w:p>
-      <w:pPr>
-        <w:spacing w:before="0" w:after="0" w:line="240" w:lineRule="auto"/>
-        <w:ind w:firstLine="0"/>
-        <w:jc w:val="left"/>
-      </w:pPr>
-      <w:r>
-        <w:rPr>
-          <w:rFonts w:ascii="Courier New" w:hAnsi="Courier New" w:cs="Courier New" w:eastAsia="Courier New"/>
-          <w:sz w:val="20"/>
-        </w:rPr>
-        <w:t>│   ├── stats.js</w:t>
-      </w:r>
-    </w:p>
-    <w:p>
-      <w:pPr>
-        <w:spacing w:before="0" w:after="0" w:line="240" w:lineRule="auto"/>
-        <w:ind w:firstLine="0"/>
-        <w:jc w:val="left"/>
-      </w:pPr>
-      <w:r>
-        <w:rPr>
-          <w:rFonts w:ascii="Courier New" w:hAnsi="Courier New" w:cs="Courier New" w:eastAsia="Courier New"/>
-          <w:sz w:val="20"/>
-        </w:rPr>
-        <w:t>│   ├── storage.js</w:t>
-      </w:r>
-    </w:p>
-    <w:p>
-      <w:pPr>
-        <w:spacing w:before="0" w:after="0" w:line="240" w:lineRule="auto"/>
-        <w:ind w:firstLine="0"/>
-        <w:jc w:val="left"/>
-      </w:pPr>
-      <w:r>
-        <w:rPr>
-          <w:rFonts w:ascii="Courier New" w:hAnsi="Courier New" w:cs="Courier New" w:eastAsia="Courier New"/>
-          <w:sz w:val="20"/>
-        </w:rPr>
-        <w:t>│   └── utils.js</w:t>
-      </w:r>
-    </w:p>
-    <w:p>
-      <w:pPr>
-        <w:spacing w:before="0" w:after="0" w:line="240" w:lineRule="auto"/>
-        <w:ind w:firstLine="0"/>
-        <w:jc w:val="left"/>
-      </w:pPr>
-      <w:r>
-        <w:rPr>
-          <w:rFonts w:ascii="Courier New" w:hAnsi="Courier New" w:cs="Courier New" w:eastAsia="Courier New"/>
-          <w:sz w:val="20"/>
-        </w:rPr>
-        <w:t>├── README.md</w:t>
-      </w:r>
-    </w:p>
-    <w:p>
-      <w:pPr>
-        <w:spacing w:before="0" w:after="0" w:line="240" w:lineRule="auto"/>
-        <w:ind w:firstLine="0"/>
-        <w:jc w:val="left"/>
-      </w:pPr>
-      <w:r>
-        <w:rPr>
-          <w:rFonts w:ascii="Courier New" w:hAnsi="Courier New" w:cs="Courier New" w:eastAsia="Courier New"/>
-          <w:sz w:val="20"/>
-        </w:rPr>
-        <w:t>└── stats.html</w:t>
-      </w:r>
-    </w:p>
-    <w:p>
-      <w:r>
-        <w:br w:type="page"/>
-      </w:r>
-    </w:p>
-    <w:p>
-      <w:pPr>
-        <w:spacing w:before="0" w:after="0" w:line="240" w:lineRule="auto"/>
-        <w:ind w:firstLine="0"/>
-        <w:jc w:val="right"/>
-      </w:pPr>
-      <w:r>
-        <w:rPr>
-          <w:rFonts w:ascii="Times New Roman" w:hAnsi="Times New Roman" w:cs="Times New Roman" w:eastAsia="Times New Roman"/>
-          <w:b w:val="0"/>
-          <w:i w:val="0"/>
-          <w:sz w:val="24"/>
-        </w:rPr>
-        <w:t>Приложение 2</w:t>
-      </w:r>
-    </w:p>
-    <w:p>
-      <w:pPr>
-        <w:spacing w:before="0" w:after="0" w:line="240" w:lineRule="auto"/>
-      </w:pPr>
-      <w:r>
-        <w:rPr>
-          <w:rFonts w:ascii="Times New Roman" w:hAnsi="Times New Roman" w:cs="Times New Roman" w:eastAsia="Times New Roman"/>
-          <w:b w:val="0"/>
-          <w:i w:val="0"/>
-          <w:sz w:val="24"/>
-        </w:rPr>
-      </w:r>
-    </w:p>
-    <w:p>
-      <w:pPr>
-        <w:spacing w:before="0" w:after="0" w:line="240" w:lineRule="auto"/>
-        <w:ind w:firstLine="0"/>
-        <w:jc w:val="center"/>
-      </w:pPr>
-      <w:r>
-        <w:rPr>
-          <w:rFonts w:ascii="Times New Roman" w:hAnsi="Times New Roman" w:cs="Times New Roman" w:eastAsia="Times New Roman"/>
-          <w:b/>
-          <w:i w:val="0"/>
-          <w:sz w:val="24"/>
-        </w:rPr>
-        <w:t>Схема зависимостей JavaScript-модулей</w:t>
-      </w:r>
-    </w:p>
-    <w:p>
-      <w:pPr>
-        <w:spacing w:before="0" w:after="0" w:line="240" w:lineRule="auto"/>
-      </w:pPr>
-      <w:r>
-        <w:rPr>
-          <w:rFonts w:ascii="Times New Roman" w:hAnsi="Times New Roman" w:cs="Times New Roman" w:eastAsia="Times New Roman"/>
-          <w:b w:val="0"/>
-          <w:i w:val="0"/>
-          <w:sz w:val="24"/>
-        </w:rPr>
-      </w:r>
-    </w:p>
-    <w:p>
-      <w:pPr>
-        <w:spacing w:before="0" w:after="0" w:line="240" w:lineRule="auto"/>
-      </w:pPr>
-      <w:r>
-        <w:rPr>
-          <w:rFonts w:ascii="Times New Roman" w:hAnsi="Times New Roman" w:cs="Times New Roman" w:eastAsia="Times New Roman"/>
-          <w:b w:val="0"/>
-          <w:i w:val="0"/>
-          <w:sz w:val="24"/>
-        </w:rPr>
-      </w:r>
-    </w:p>
-    <w:p>
-      <w:pPr>
-        <w:spacing w:before="0" w:after="0"/>
-        <w:ind w:firstLine="0"/>
-        <w:jc w:val="center"/>
-      </w:pPr>
-      <w:r>
-        <w:drawing>
-          <wp:inline xmlns:a="http://schemas.openxmlformats.org/drawingml/2006/main" xmlns:pic="http://schemas.openxmlformats.org/drawingml/2006/picture">
-            <wp:extent cx="4680000" cy="503315"/>
-            <wp:docPr id="4" name="Picture 4"/>
-            <wp:cNvGraphicFramePr>
-              <a:graphicFrameLocks noChangeAspect="1"/>
-            </wp:cNvGraphicFramePr>
-            <a:graphic>
-              <a:graphicData uri="http://schemas.openxmlformats.org/drawingml/2006/picture">
-                <pic:pic>
-                  <pic:nvPicPr>
-                    <pic:cNvPr id="0" name="image.png"/>
-                    <pic:cNvPicPr/>
-                  </pic:nvPicPr>
-                  <pic:blipFill>
-                    <a:blip r:embed="rId12"/>
-                    <a:stretch>
-                      <a:fillRect/>
-                    </a:stretch>
-                  </pic:blipFill>
-                  <pic:spPr>
-                    <a:xfrm>
-                      <a:off x="0" y="0"/>
-                      <a:ext cx="4680000" cy="503315"/>
-                    </a:xfrm>
-                    <a:prstGeom prst="rect"/>
-                  </pic:spPr>
-                </pic:pic>
-              </a:graphicData>
-            </a:graphic>
-          </wp:inline>
-        </w:drawing>
-      </w:r>
-    </w:p>
-    <w:p>
-      <w:pPr>
-        <w:spacing w:before="0" w:after="0" w:line="240" w:lineRule="auto"/>
-        <w:ind w:firstLine="0"/>
-        <w:jc w:val="center"/>
-      </w:pPr>
-      <w:r>
-        <w:rPr>
-          <w:rFonts w:ascii="Times New Roman" w:hAnsi="Times New Roman" w:cs="Times New Roman" w:eastAsia="Times New Roman"/>
-          <w:b w:val="0"/>
-          <w:i w:val="0"/>
-          <w:sz w:val="24"/>
-        </w:rPr>
-        <w:t>Примечание – составлено автором на основании проведённого исследования</w:t>
-      </w:r>
-    </w:p>
     <w:sectPr>
-      <w:footerReference w:type="default" r:id="rId13"/>
       <w:pgSz w:w="12240" w:h="15840"/>
-      <w:pgMar w:top="1134" w:right="850" w:bottom="1134" w:left="1701" w:header="720" w:footer="709" w:gutter="0"/>
+      <w:pgMar w:top="1440" w:right="1440" w:bottom="1440" w:left="1440" w:header="720" w:footer="720" w:gutter="0"/>
       <w:cols w:space="720"/>
       <w:docGrid w:linePitch="360"/>
-      <w:titlePg/>
-      <w:pgNumType w:start="1"/>
     </w:sectPr>
   </w:body>
 </w:document>
-</file>
-
-<file path=word/footer1.xml><?xml version="1.0" encoding="utf-8"?>
-<w:ftr xmlns:m="http://schemas.openxmlformats.org/officeDocument/2006/math" xmlns:mc="http://schemas.openxmlformats.org/markup-compatibility/2006" xmlns:mo="http://schemas.microsoft.com/office/mac/office/2008/main" xmlns:mv="urn:schemas-microsoft-com:mac:vml" xmlns:o="urn:schemas-microsoft-com:office:office" xmlns:r="http://schemas.openxmlformats.org/officeDocument/2006/relationships" xmlns:v="urn:schemas-microsoft-com:vml" xmlns:w10="urn:schemas-microsoft-com:office:word" xmlns:w14="http://schemas.microsoft.com/office/word/2010/wordml" xmlns:w="http://schemas.openxmlformats.org/wordprocessingml/2006/main" xmlns:wne="http://schemas.microsoft.com/office/word/2006/wordml" xmlns:wp14="http://schemas.microsoft.com/office/word/2010/wordprocessingDrawing" xmlns:wp="http://schemas.openxmlformats.org/drawingml/2006/wordprocessingDrawing" xmlns:wpc="http://schemas.microsoft.com/office/word/2010/wordprocessingCanvas" xmlns:wpg="http://schemas.microsoft.com/office/word/2010/wordprocessingGroup" xmlns:wpi="http://schemas.microsoft.com/office/word/2010/wordprocessingInk" xmlns:wps="http://schemas.microsoft.com/office/word/2010/wordprocessingShape" mc:Ignorable="w14 wp14">
-  <w:p>
-    <w:pPr>
-      <w:pStyle w:val="Footer"/>
-      <w:jc w:val="center"/>
-    </w:pPr>
-    <w:r>
-      <w:rPr>
-        <w:rFonts w:ascii="Times New Roman" w:hAnsi="Times New Roman" w:cs="Times New Roman" w:eastAsia="Times New Roman"/>
-        <w:sz w:val="20"/>
-      </w:rPr>
-      <w:fldChar w:fldCharType="begin"/>
-      <w:instrText xml:space="preserve"> PAGE </w:instrText>
-      <w:fldChar w:fldCharType="end"/>
-    </w:r>
-  </w:p>
-</w:ftr>
 </file>
 
 <file path=word/numbering.xml><?xml version="1.0" encoding="utf-8"?>
@@ -8859,12 +946,8 @@
     <w:name w:val="Normal"/>
     <w:qFormat/>
     <w:rsid w:val="00FC693F"/>
-    <w:pPr>
-      <w:spacing w:before="0" w:after="0" w:line="240" w:lineRule="auto"/>
-      <w:jc w:val="both"/>
-    </w:pPr>
     <w:rPr>
-      <w:rFonts w:ascii="Times New Roman" w:hAnsi="Times New Roman" w:cs="Times New Roman" w:eastAsia="Times New Roman"/>
+      <w:rFonts w:ascii="Calibri" w:hAnsi="Calibri"/>
       <w:sz w:val="24"/>
     </w:rPr>
   </w:style>
